--- a/docs/isa/word/CMO_LQI_PIDF_ISA.docx
+++ b/docs/isa/word/CMO_LQI_PIDF_ISA.docx
@@ -11,7 +11,7 @@
           <w:b/>
           <w:bCs/>
         </w:rPr>
-        <w:t xml:space="preserve">Formula-first co-design of a 2-DOF PIDF for a wide-range non-ideal Buck converter: LQI weights as the search space, an exact structural realization, and switched-model validation</w:t>
+        <w:t xml:space="preserve">Structural LQI–PIDF equivalence and constrained weight tuning for a wide-range Buck converter</w:t>
       </w:r>
     </w:p>
     <w:p>
@@ -36,121 +36,127 @@
         <w:pStyle w:val="FirstParagraph"/>
       </w:pPr>
       <w:r>
-        <w:t xml:space="preserve">A formula-first co-design is proposed for a non-ideal asynchronous Buck</w:t>
-      </w:r>
-      <w:r>
-        <w:t xml:space="preserve"> </w:t>
-      </w:r>
-      <w:r>
-        <w:t xml:space="preserve">converter fed at 48 V and commanded over 1 V–46 V. The</w:t>
-      </w:r>
-      <w:r>
-        <w:t xml:space="preserve"> </w:t>
-      </w:r>
-      <w:r>
-        <w:t xml:space="preserve">search space is the set of Bryson excursions of a linear–quadratic–integral</w:t>
-      </w:r>
-      <w:r>
-        <w:t xml:space="preserve"> </w:t>
-      </w:r>
-      <w:r>
-        <w:t xml:space="preserve">(LQI) cost; each candidate is solved from the Riccati equation and realized</w:t>
-      </w:r>
-      <w:r>
-        <w:t xml:space="preserve"> </w:t>
-      </w:r>
-      <w:r>
-        <w:t xml:space="preserve">exactly as a two-degree-of-freedom PIDF that measures the output voltage only.</w:t>
-      </w:r>
-      <w:r>
-        <w:t xml:space="preserve"> </w:t>
-      </w:r>
-      <w:r>
-        <w:t xml:space="preserve">We prove that the derivative filter, with its pole on the ESR zero,</w:t>
-      </w:r>
-      <w:r>
-        <w:t xml:space="preserve"> </w:t>
-      </w:r>
-      <w:r>
-        <w:t xml:space="preserve">reconstructs the capacitor voltage along every trajectory, so the PIDF and the full-state LQI coincide under saturation,</w:t>
-      </w:r>
-      <w:r>
-        <w:t xml:space="preserve"> </w:t>
-      </w:r>
-      <w:r>
-        <w:t xml:space="preserve">anti-windup and discontinuous conduction and differ only through an explicit</w:t>
-      </w:r>
-      <w:r>
-        <w:t xml:space="preserve"> </w:t>
-      </w:r>
-      <w:r>
-        <w:t xml:space="preserve">output-current feedback, an output-network mismatch and sampling; a</w:t>
-      </w:r>
-      <w:r>
-        <w:t xml:space="preserve"> </w:t>
-      </w:r>
-      <w:r>
-        <w:t xml:space="preserve">triangle-hold discretization keeps the sampled PIDF within 0.35 V of the</w:t>
-      </w:r>
-      <w:r>
-        <w:t xml:space="preserve"> </w:t>
-      </w:r>
-      <w:r>
-        <w:t xml:space="preserve">sampled LQI on a 45 V step, against 14.54 V with a zero-order hold.</w:t>
-      </w:r>
-      <w:r>
-        <w:t xml:space="preserve"> </w:t>
-      </w:r>
-      <w:r>
-        <w:t xml:space="preserve">Six equal-budget optimizers with Gaussian-process refinement search the weights</w:t>
-      </w:r>
-      <w:r>
-        <w:t xml:space="preserve"> </w:t>
-      </w:r>
-      <w:r>
-        <w:t xml:space="preserve">under 33 inequalities in engineering units, three measured on a switched model</w:t>
-      </w:r>
-      <w:r>
-        <w:t xml:space="preserve"> </w:t>
-      </w:r>
-      <w:r>
-        <w:t xml:space="preserve">because averaged-feasible designs hold coexisting switching limit cycles. Over</w:t>
-      </w:r>
-      <w:r>
-        <w:t xml:space="preserve"> </w:t>
-      </w:r>
-      <w:r>
-        <w:t xml:space="preserve">30 matched seeds all optimizers reach the same optimum, 18.5 % below</w:t>
-      </w:r>
-      <w:r>
-        <w:t xml:space="preserve"> </w:t>
-      </w:r>
-      <w:r>
-        <w:t xml:space="preserve">the Bryson design. A direct gain-space search reaches the same LQ-optimal controller, but</w:t>
-      </w:r>
-      <w:r>
-        <w:t xml:space="preserve"> </w:t>
-      </w:r>
-      <w:r>
-        <w:t xml:space="preserve">42 % of its feasible designs are not LQ-optimal. On a switched replica of the reference Simulink model, the retained</w:t>
-      </w:r>
-      <w:r>
-        <w:t xml:space="preserve"> </w:t>
-      </w:r>
-      <w:r>
-        <w:t xml:space="preserve">controller removes the overshoot of classical designs and stays within the</w:t>
-      </w:r>
-      <w:r>
-        <w:t xml:space="preserve"> </w:t>
-      </w:r>
-      <w:r>
-        <w:t xml:space="preserve">device current rating; its only miss is 25.6 mV of steady error at</w:t>
-      </w:r>
-      <w:r>
-        <w:t xml:space="preserve"> </w:t>
-      </w:r>
-      <w:r>
-        <w:t xml:space="preserve">1 V against 25 mV, which its full-state twin meets; standard PI, PID, PIDF, LQR, LQG and LQI designs exceed the specification by factors of 6 to 30.</w:t>
+        <w:t xml:space="preserve">Metaheuristic tuning of PID-type controllers for power converters usually</w:t>
+      </w:r>
+      <w:r>
+        <w:t xml:space="preserve"> </w:t>
+      </w:r>
+      <w:r>
+        <w:t xml:space="preserve">searches gain spaces that carry no stability guarantee, and its results are</w:t>
+      </w:r>
+      <w:r>
+        <w:t xml:space="preserve"> </w:t>
+      </w:r>
+      <w:r>
+        <w:t xml:space="preserve">rarely checked against switching effects. This paper shows that, for a</w:t>
+      </w:r>
+      <w:r>
+        <w:t xml:space="preserve"> </w:t>
+      </w:r>
+      <w:r>
+        <w:t xml:space="preserve">non-ideal Buck converter, the linear–quadratic–integral (LQI) law has an</w:t>
+      </w:r>
+      <w:r>
+        <w:t xml:space="preserve"> </w:t>
+      </w:r>
+      <w:r>
+        <w:t xml:space="preserve">exact realization as a two-degree-of-freedom PIDF that measures only the output</w:t>
+      </w:r>
+      <w:r>
+        <w:t xml:space="preserve"> </w:t>
+      </w:r>
+      <w:r>
+        <w:t xml:space="preserve">voltage. When its derivative pole is placed on the capacitor ESR zero, the</w:t>
+      </w:r>
+      <w:r>
+        <w:t xml:space="preserve"> </w:t>
+      </w:r>
+      <w:r>
+        <w:t xml:space="preserve">filter state reconstructs the capacitor voltage along every trajectory. The</w:t>
+      </w:r>
+      <w:r>
+        <w:t xml:space="preserve"> </w:t>
+      </w:r>
+      <w:r>
+        <w:t xml:space="preserve">PIDF and the full-state LQI therefore coincide under saturation, anti-windup</w:t>
+      </w:r>
+      <w:r>
+        <w:t xml:space="preserve"> </w:t>
+      </w:r>
+      <w:r>
+        <w:t xml:space="preserve">and discontinuous conduction. They differ only through an explicit</w:t>
+      </w:r>
+      <w:r>
+        <w:t xml:space="preserve"> </w:t>
+      </w:r>
+      <w:r>
+        <w:t xml:space="preserve">output-current term, output-network mismatch and sampling, and a first-order-hold</w:t>
+      </w:r>
+      <w:r>
+        <w:t xml:space="preserve"> </w:t>
+      </w:r>
+      <w:r>
+        <w:t xml:space="preserve">discretization reduces the sampling gap by a factor of about 40. The controller</w:t>
+      </w:r>
+      <w:r>
+        <w:t xml:space="preserve"> </w:t>
+      </w:r>
+      <w:r>
+        <w:t xml:space="preserve">is tuned by searching the LQI weights, not the gains, so every candidate is</w:t>
+      </w:r>
+      <w:r>
+        <w:t xml:space="preserve"> </w:t>
+      </w:r>
+      <w:r>
+        <w:t xml:space="preserve">LQ-optimal and carries guaranteed margins and a certified pole region. A</w:t>
+      </w:r>
+      <w:r>
+        <w:t xml:space="preserve"> </w:t>
+      </w:r>
+      <w:r>
+        <w:t xml:space="preserve">constrained, multi-fidelity search includes short switched-model simulations to</w:t>
+      </w:r>
+      <w:r>
+        <w:t xml:space="preserve"> </w:t>
+      </w:r>
+      <w:r>
+        <w:t xml:space="preserve">reject coexisting switching limit cycles that averaged models miss. On a</w:t>
+      </w:r>
+      <w:r>
+        <w:t xml:space="preserve"> </w:t>
+      </w:r>
+      <w:r>
+        <w:t xml:space="preserve">48 V converter commanded from 1 to 46 V, six metaheuristics converge</w:t>
+      </w:r>
+      <w:r>
+        <w:t xml:space="preserve"> </w:t>
+      </w:r>
+      <w:r>
+        <w:t xml:space="preserve">to the same optimum. An unconstrained gain search reaches the same controller,</w:t>
+      </w:r>
+      <w:r>
+        <w:t xml:space="preserve"> </w:t>
+      </w:r>
+      <w:r>
+        <w:t xml:space="preserve">but 42 % of its feasible solutions are not LQ-optimal. On a switched</w:t>
+      </w:r>
+      <w:r>
+        <w:t xml:space="preserve"> </w:t>
+      </w:r>
+      <w:r>
+        <w:t xml:space="preserve">replica of the reference Simulink model, the tuned controller eliminates</w:t>
+      </w:r>
+      <w:r>
+        <w:t xml:space="preserve"> </w:t>
+      </w:r>
+      <w:r>
+        <w:t xml:space="preserve">overshoot and respects the device current rating, whereas standard PI, PID,</w:t>
+      </w:r>
+      <w:r>
+        <w:t xml:space="preserve"> </w:t>
+      </w:r>
+      <w:r>
+        <w:t xml:space="preserve">PIDF, LQR, LQG and LQI designs exceed the specification by factors of 6 to 30.</w:t>
       </w:r>
     </w:p>
     <w:p>

--- a/docs/isa/word/CMO_LQI_PIDF_ISA.docx
+++ b/docs/isa/word/CMO_LQI_PIDF_ISA.docx
@@ -178,7 +178,7 @@
       </w:r>
     </w:p>
     <w:bookmarkEnd w:id="9"/>
-    <w:bookmarkStart w:id="25" w:name="sec:intro"/>
+    <w:bookmarkStart w:id="28" w:name="sec:intro"/>
     <w:p>
       <w:pPr>
         <w:pStyle w:val="Heading1"/>
@@ -299,28 +299,34 @@
         <w:t xml:space="preserve"> </w:t>
       </w:r>
       <w:r>
-        <w:t xml:space="preserve">controllers reached their present form, why the non-ideal Buck is a demanding</w:t>
-      </w:r>
-      <w:r>
-        <w:t xml:space="preserve"> </w:t>
-      </w:r>
-      <w:r>
-        <w:t xml:space="preserve">test case, and why metaheuristics and Bayesian optimization are used here. It</w:t>
-      </w:r>
-      <w:r>
-        <w:t xml:space="preserve"> </w:t>
-      </w:r>
-      <w:r>
-        <w:t xml:space="preserve">then states the research gap, the working assumptions, the difficulties and the</w:t>
-      </w:r>
-      <w:r>
-        <w:t xml:space="preserve"> </w:t>
-      </w:r>
-      <w:r>
-        <w:t xml:space="preserve">contributions.</w:t>
+        <w:t xml:space="preserve">controllers reached their present form and why the non-ideal Buck is a</w:t>
+      </w:r>
+      <w:r>
+        <w:t xml:space="preserve"> </w:t>
+      </w:r>
+      <w:r>
+        <w:t xml:space="preserve">demanding test case. It then states three research gaps, each paired with the</w:t>
+      </w:r>
+      <w:r>
+        <w:t xml:space="preserve"> </w:t>
+      </w:r>
+      <w:r>
+        <w:t xml:space="preserve">design choice it motivates (the PID equivalent, the CMO–LQI formulation, the</w:t>
+      </w:r>
+      <w:r>
+        <w:t xml:space="preserve"> </w:t>
+      </w:r>
+      <w:r>
+        <w:t xml:space="preserve">metaheuristics and refineBO), followed by the working assumptions, the</w:t>
+      </w:r>
+      <w:r>
+        <w:t xml:space="preserve"> </w:t>
+      </w:r>
+      <w:r>
+        <w:t xml:space="preserve">difficulties and the contributions.</w:t>
       </w:r>
     </w:p>
-    <w:bookmarkStart w:id="19" w:name="sec:lit"/>
+    <w:bookmarkStart w:id="16" w:name="sec:lit"/>
     <w:p>
       <w:pPr>
         <w:pStyle w:val="Heading2"/>
@@ -419,25 +425,72 @@
         <w:t xml:space="preserve"> </w:t>
       </w:r>
       <w:r>
-        <w:t xml:space="preserve">industrial standard. Each term was added to cure a defect of the previous</w:t>
-      </w:r>
-      <w:r>
-        <w:t xml:space="preserve"> </w:t>
-      </w:r>
-      <w:r>
-        <w:t xml:space="preserve">structure. A proportional controller leaves a steady error under a constant</w:t>
-      </w:r>
-      <w:r>
-        <w:t xml:space="preserve"> </w:t>
-      </w:r>
-      <w:r>
-        <w:t xml:space="preserve">load; the integral term removes it, giving the PI controller; the derivative</w:t>
-      </w:r>
-      <w:r>
-        <w:t xml:space="preserve"> </w:t>
-      </w:r>
-      <w:r>
-        <w:t xml:space="preserve">term adds phase lead and damping, giving the PID</w:t>
+        <w:t xml:space="preserve">industrial standard. On a Buck converter the reason for each term is easy to</w:t>
+      </w:r>
+      <w:r>
+        <w:t xml:space="preserve"> </w:t>
+      </w:r>
+      <w:r>
+        <w:t xml:space="preserve">see. With proportional action alone the output settles below its reference</w:t>
+      </w:r>
+      <w:r>
+        <w:t xml:space="preserve"> </w:t>
+      </w:r>
+      <w:r>
+        <w:t xml:space="preserve">whenever the load draws current, because only a standing error can pull the</w:t>
+      </w:r>
+      <w:r>
+        <w:t xml:space="preserve"> </w:t>
+      </w:r>
+      <w:r>
+        <w:t xml:space="preserve">duty ratio away from its feedforward value. Integral action removes that</w:t>
+      </w:r>
+      <w:r>
+        <w:t xml:space="preserve"> </w:t>
+      </w:r>
+      <w:r>
+        <w:t xml:space="preserve">offset, which gives the PI controller. The output filter, however, is lightly</w:t>
+      </w:r>
+      <w:r>
+        <w:t xml:space="preserve"> </w:t>
+      </w:r>
+      <w:r>
+        <w:t xml:space="preserve">damped (in our model</w:t>
+      </w:r>
+      <w:r>
+        <w:t xml:space="preserve"> </w:t>
+      </w:r>
+      <m:oMath>
+        <m:r>
+          <m:t>ζ</m:t>
+        </m:r>
+        <m:r>
+          <m:rPr>
+            <m:sty m:val="p"/>
+          </m:rPr>
+          <m:t>≈</m:t>
+        </m:r>
+        <m:r>
+          <m:t>0.14</m:t>
+        </m:r>
+      </m:oMath>
+      <w:r>
+        <w:t xml:space="preserve"> </w:t>
+      </w:r>
+      <w:r>
+        <w:t xml:space="preserve">at 24 V), and a PI has no phase</w:t>
+      </w:r>
+      <w:r>
+        <w:t xml:space="preserve"> </w:t>
+      </w:r>
+      <w:r>
+        <w:t xml:space="preserve">lead to offer it; the derivative term supplies that lead and turns the PI into</w:t>
+      </w:r>
+      <w:r>
+        <w:t xml:space="preserve"> </w:t>
+      </w:r>
+      <w:r>
+        <w:t xml:space="preserve">a PID</w:t>
       </w:r>
       <w:r>
         <w:t xml:space="preserve"> </w:t>
@@ -457,19 +510,25 @@
         <w:t xml:space="preserve">)</w:t>
       </w:r>
       <w:r>
-        <w:t xml:space="preserve">. A pure</w:t>
-      </w:r>
-      <w:r>
-        <w:t xml:space="preserve"> </w:t>
-      </w:r>
-      <w:r>
-        <w:t xml:space="preserve">derivative is not realizable and amplifies measurement noise, so every</w:t>
-      </w:r>
-      <w:r>
-        <w:t xml:space="preserve"> </w:t>
-      </w:r>
-      <w:r>
-        <w:t xml:space="preserve">practical PID filters it with a first-order pole</w:t>
+        <w:t xml:space="preserve">. An ideal derivative cannot be built, and on a</w:t>
+      </w:r>
+      <w:r>
+        <w:t xml:space="preserve"> </w:t>
+      </w:r>
+      <w:r>
+        <w:t xml:space="preserve">converter it would also amplify the switching ripple riding on the measured</w:t>
+      </w:r>
+      <w:r>
+        <w:t xml:space="preserve"> </w:t>
+      </w:r>
+      <w:r>
+        <w:t xml:space="preserve">voltage. Industrial controllers and the Simulink PID block therefore filter it</w:t>
+      </w:r>
+      <w:r>
+        <w:t xml:space="preserve"> </w:t>
+      </w:r>
+      <w:r>
+        <w:t xml:space="preserve">with a first-order pole</w:t>
       </w:r>
       <w:r>
         <w:t xml:space="preserve"> </w:t>
@@ -480,13 +539,7 @@
         </m:r>
       </m:oMath>
       <w:r>
-        <w:t xml:space="preserve">; the result is the PIDF,</w:t>
-      </w:r>
-      <w:r>
-        <w:t xml:space="preserve"> </w:t>
-      </w:r>
-      <w:r>
-        <w:t xml:space="preserve">the form found in industrial controllers and in the Simulink PID block</w:t>
+        <w:t xml:space="preserve">, and the PID becomes a PIDF</w:t>
       </w:r>
       <w:r>
         <w:t xml:space="preserve"> </w:t>
@@ -528,31 +581,54 @@
         <w:pStyle w:val="BodyText"/>
       </w:pPr>
       <w:r>
-        <w:t xml:space="preserve">A single-loop PIDF still ties two things together: the response to a</w:t>
-      </w:r>
-      <w:r>
-        <w:t xml:space="preserve"> </w:t>
-      </w:r>
-      <w:r>
-        <w:t xml:space="preserve">disturbance and the response to a setpoint change. With one set of gains, a</w:t>
-      </w:r>
-      <w:r>
-        <w:t xml:space="preserve"> </w:t>
-      </w:r>
-      <w:r>
-        <w:t xml:space="preserve">loop tuned for fast load rejection overshoots on reference steps. Setpoint</w:t>
-      </w:r>
-      <w:r>
-        <w:t xml:space="preserve"> </w:t>
-      </w:r>
-      <w:r>
-        <w:t xml:space="preserve">weighting separates the two. The proportional and derivative terms act on</w:t>
-      </w:r>
-      <w:r>
-        <w:t xml:space="preserve"> </w:t>
+        <w:t xml:space="preserve">The PIDF still uses one error signal for two different jobs. The gains that</w:t>
+      </w:r>
+      <w:r>
+        <w:t xml:space="preserve"> </w:t>
+      </w:r>
+      <w:r>
+        <w:t xml:space="preserve">make it recover quickly from a load step act in the same way on every change</w:t>
+      </w:r>
+      <w:r>
+        <w:t xml:space="preserve"> </w:t>
+      </w:r>
+      <w:r>
+        <w:t xml:space="preserve">of reference, so a loop tuned for load rejection tends to overshoot on a large</w:t>
+      </w:r>
+      <w:r>
+        <w:t xml:space="preserve"> </w:t>
+      </w:r>
+      <w:r>
+        <w:t xml:space="preserve">setpoint step, such as the 1</w:t>
       </w:r>
       <m:oMath>
         <m:r>
+          <m:rPr>
+            <m:sty m:val="p"/>
+          </m:rPr>
+          <m:t>→</m:t>
+        </m:r>
+      </m:oMath>
+      <w:r>
+        <w:t xml:space="preserve">46 V step of our mission.</w:t>
+      </w:r>
+      <w:r>
+        <w:t xml:space="preserve"> </w:t>
+      </w:r>
+      <w:r>
+        <w:t xml:space="preserve">Setpoint weighting decouples the two. The proportional and derivative terms act</w:t>
+      </w:r>
+      <w:r>
+        <w:t xml:space="preserve"> </w:t>
+      </w:r>
+      <w:r>
+        <w:t xml:space="preserve">on</w:t>
+      </w:r>
+      <w:r>
+        <w:t xml:space="preserve"> </w:t>
+      </w:r>
+      <m:oMath>
+        <m:r>
           <m:t>b</m:t>
         </m:r>
         <m:r>
@@ -630,7 +706,7 @@
         <w:t xml:space="preserve"> </w:t>
       </w:r>
       <w:r>
-        <w:t xml:space="preserve">true error so that the steady state is unchanged</w:t>
+        <w:t xml:space="preserve">true error, so the steady state does not change</w:t>
       </w:r>
       <w:r>
         <w:t xml:space="preserve"> </w:t>
@@ -664,39 +740,36 @@
         <w:t xml:space="preserve">)</w:t>
       </w:r>
       <w:r>
-        <w:t xml:space="preserve">; the idea has been extended to multivariable PID</w:t>
-      </w:r>
-      <w:r>
-        <w:t xml:space="preserve"> </w:t>
-      </w:r>
-      <w:r>
-        <w:t xml:space="preserve">loops</w:t>
-      </w:r>
-      <w:r>
-        <w:t xml:space="preserve"> </w:t>
-      </w:r>
-      <w:r>
-        <w:t xml:space="preserve">(</w:t>
+        <w:t xml:space="preserve">;</w:t>
+      </w:r>
+      <w:r>
+        <w:t xml:space="preserve"> </w:t>
+      </w:r>
+      <w:r>
+        <w:t xml:space="preserve">Bianchi et al. (</w:t>
       </w:r>
       <w:hyperlink w:anchor="ref-Bianchi2008">
         <w:r>
           <w:rPr>
             <w:rStyle w:val="Hyperlink"/>
           </w:rPr>
-          <w:t xml:space="preserve">Bianchi et al., 2008</w:t>
+          <w:t xml:space="preserve">2008</w:t>
         </w:r>
       </w:hyperlink>
       <w:r>
         <w:t xml:space="preserve">)</w:t>
       </w:r>
       <w:r>
-        <w:t xml:space="preserve">. This is a particular case of the</w:t>
-      </w:r>
-      <w:r>
-        <w:t xml:space="preserve"> </w:t>
-      </w:r>
-      <w:r>
-        <w:t xml:space="preserve">two-degree-of-freedom (2-DOF) structure introduced by</w:t>
+        <w:t xml:space="preserve"> </w:t>
+      </w:r>
+      <w:r>
+        <w:t xml:space="preserve">extended the idea to multivariable PID loops. The general</w:t>
+      </w:r>
+      <w:r>
+        <w:t xml:space="preserve"> </w:t>
+      </w:r>
+      <w:r>
+        <w:t xml:space="preserve">principle goes back to</w:t>
       </w:r>
       <w:r>
         <w:t xml:space="preserve"> </w:t>
@@ -716,25 +789,64 @@
         <w:t xml:space="preserve">)</w:t>
       </w:r>
       <w:r>
-        <w:t xml:space="preserve">, in</w:t>
-      </w:r>
-      <w:r>
-        <w:t xml:space="preserve"> </w:t>
-      </w:r>
-      <w:r>
-        <w:t xml:space="preserve">which the feedback path fixes robustness and disturbance rejection and a</w:t>
-      </w:r>
-      <w:r>
-        <w:t xml:space="preserve"> </w:t>
-      </w:r>
-      <w:r>
-        <w:t xml:space="preserve">separate path shapes the command response. The 2-DOF PIDF, with its six</w:t>
-      </w:r>
-      <w:r>
-        <w:t xml:space="preserve"> </w:t>
-      </w:r>
-      <w:r>
-        <w:t xml:space="preserve">parameters</w:t>
+        <w:t xml:space="preserve">: one path of the controller is</w:t>
+      </w:r>
+      <w:r>
+        <w:t xml:space="preserve"> </w:t>
+      </w:r>
+      <w:r>
+        <w:t xml:space="preserve">designed for robustness and disturbance rejection, and a second path, driven by</w:t>
+      </w:r>
+      <w:r>
+        <w:t xml:space="preserve"> </w:t>
+      </w:r>
+      <w:r>
+        <w:t xml:space="preserve">the reference alone, shapes the command response. Setpoint weighting is the</w:t>
+      </w:r>
+      <w:r>
+        <w:t xml:space="preserve"> </w:t>
+      </w:r>
+      <w:r>
+        <w:t xml:space="preserve">simplest instance of this two-degree-of-freedom (2-DOF) structure. Adding</w:t>
+      </w:r>
+      <w:r>
+        <w:t xml:space="preserve"> </w:t>
+      </w:r>
+      <m:oMath>
+        <m:r>
+          <m:t>N</m:t>
+        </m:r>
+      </m:oMath>
+      <w:r>
+        <w:t xml:space="preserve">,</w:t>
+      </w:r>
+      <w:r>
+        <w:t xml:space="preserve"> </w:t>
+      </w:r>
+      <m:oMath>
+        <m:r>
+          <m:t>b</m:t>
+        </m:r>
+      </m:oMath>
+      <w:r>
+        <w:t xml:space="preserve"> </w:t>
+      </w:r>
+      <w:r>
+        <w:t xml:space="preserve">and</w:t>
+      </w:r>
+      <w:r>
+        <w:t xml:space="preserve"> </w:t>
+      </w:r>
+      <m:oMath>
+        <m:r>
+          <m:t>c</m:t>
+        </m:r>
+      </m:oMath>
+      <w:r>
+        <w:t xml:space="preserve"> </w:t>
+      </w:r>
+      <w:r>
+        <w:t xml:space="preserve">to the three gains gives a law with six parameters,</w:t>
       </w:r>
       <w:r>
         <w:t xml:space="preserve"> </w:t>
@@ -829,19 +941,13 @@
         </m:r>
       </m:oMath>
       <w:r>
-        <w:t xml:space="preserve">, is the most complete PID-type law offered by</w:t>
-      </w:r>
-      <w:r>
-        <w:t xml:space="preserve"> </w:t>
-      </w:r>
-      <w:r>
-        <w:t xml:space="preserve">standard automation hardware, and it is the end point of the upper branch of</w:t>
-      </w:r>
-      <w:r>
-        <w:t xml:space="preserve"> </w:t>
-      </w:r>
-      <w:r>
-        <w:t xml:space="preserve">Fig. </w:t>
+        <w:t xml:space="preserve">, which is as far as a standard PID block goes; we take it</w:t>
+      </w:r>
+      <w:r>
+        <w:t xml:space="preserve"> </w:t>
+      </w:r>
+      <w:r>
+        <w:t xml:space="preserve">as the end point of the upper branch of Fig. </w:t>
       </w:r>
       <w:r>
         <w:fldChar w:fldCharType="begin"/>
@@ -859,25 +965,25 @@
         <w:fldChar w:fldCharType="end"/>
       </w:r>
       <w:r>
-        <w:t xml:space="preserve">. Surveys of PID practice document both the dominance of this</w:t>
-      </w:r>
-      <w:r>
-        <w:t xml:space="preserve"> </w:t>
-      </w:r>
-      <w:r>
-        <w:t xml:space="preserve">family in industrial loops and the very large number of tuning methods</w:t>
-      </w:r>
-      <w:r>
-        <w:t xml:space="preserve"> </w:t>
-      </w:r>
-      <w:r>
-        <w:t xml:space="preserve">proposed for it, a sign that tuning, more than structure, is where the</w:t>
-      </w:r>
-      <w:r>
-        <w:t xml:space="preserve"> </w:t>
-      </w:r>
-      <w:r>
-        <w:t xml:space="preserve">difficulty lies</w:t>
+        <w:t xml:space="preserve">. Surveys of</w:t>
+      </w:r>
+      <w:r>
+        <w:t xml:space="preserve"> </w:t>
+      </w:r>
+      <w:r>
+        <w:t xml:space="preserve">PID practice document both the dominance of this family in industrial loops and</w:t>
+      </w:r>
+      <w:r>
+        <w:t xml:space="preserve"> </w:t>
+      </w:r>
+      <w:r>
+        <w:t xml:space="preserve">the very large number of tuning methods proposed for it, a sign that tuning,</w:t>
+      </w:r>
+      <w:r>
+        <w:t xml:space="preserve"> </w:t>
+      </w:r>
+      <w:r>
+        <w:t xml:space="preserve">more than structure, is where the difficulty lies</w:t>
       </w:r>
       <w:r>
         <w:t xml:space="preserve"> </w:t>
@@ -1852,13 +1958,13 @@
         <w:t xml:space="preserve">)</w:t>
       </w:r>
       <w:r>
-        <w:t xml:space="preserve">. That ideal model is misleading for the</w:t>
-      </w:r>
-      <w:r>
-        <w:t xml:space="preserve"> </w:t>
-      </w:r>
-      <w:r>
-        <w:t xml:space="preserve">question asked here. The ESR</w:t>
+        <w:t xml:space="preserve">. For the question asked here the ideal</w:t>
+      </w:r>
+      <w:r>
+        <w:t xml:space="preserve"> </w:t>
+      </w:r>
+      <w:r>
+        <w:t xml:space="preserve">model is not enough. The ESR</w:t>
       </w:r>
       <w:r>
         <w:t xml:space="preserve"> </w:t>
@@ -1881,19 +1987,19 @@
         <w:t xml:space="preserve"> </w:t>
       </w:r>
       <w:r>
-        <w:t xml:space="preserve">is the element that creates the</w:t>
-      </w:r>
-      <w:r>
-        <w:t xml:space="preserve"> </w:t>
-      </w:r>
-      <w:r>
-        <w:t xml:space="preserve">output-network zero on which the exact equivalence rests, so it cannot be</w:t>
-      </w:r>
-      <w:r>
-        <w:t xml:space="preserve"> </w:t>
-      </w:r>
-      <w:r>
-        <w:t xml:space="preserve">neglected. The winding resistance</w:t>
+        <w:t xml:space="preserve">creates the output-network zero on which the</w:t>
+      </w:r>
+      <w:r>
+        <w:t xml:space="preserve"> </w:t>
+      </w:r>
+      <w:r>
+        <w:t xml:space="preserve">exact equivalence rests, so it cannot be dropped. The other parasitic elements</w:t>
+      </w:r>
+      <w:r>
+        <w:t xml:space="preserve"> </w:t>
+      </w:r>
+      <w:r>
+        <w:t xml:space="preserve">matter for the operating point. Each volt lost in</w:t>
       </w:r>
       <w:r>
         <w:t xml:space="preserve"> </w:t>
@@ -1913,7 +2019,7 @@
         </m:sSub>
       </m:oMath>
       <w:r>
-        <w:t xml:space="preserve">, the switch resistance</w:t>
+        <w:t xml:space="preserve">,</w:t>
       </w:r>
       <w:r>
         <w:t xml:space="preserve"> </w:t>
@@ -1936,13 +2042,7 @@
         </m:sSub>
       </m:oMath>
       <w:r>
-        <w:t xml:space="preserve">, the</w:t>
-      </w:r>
-      <w:r>
-        <w:t xml:space="preserve"> </w:t>
-      </w:r>
-      <w:r>
-        <w:t xml:space="preserve">diode drop</w:t>
+        <w:t xml:space="preserve">,</w:t>
       </w:r>
       <w:r>
         <w:t xml:space="preserve"> </w:t>
@@ -1951,12 +2051,12 @@
         <m:sSub>
           <m:e>
             <m:r>
-              <m:t>V</m:t>
+              <m:t>r</m:t>
             </m:r>
           </m:e>
           <m:sub>
             <m:r>
-              <m:t>f</m:t>
+              <m:t>d</m:t>
             </m:r>
           </m:sub>
         </m:sSub>
@@ -1965,7 +2065,13 @@
         <w:t xml:space="preserve"> </w:t>
       </w:r>
       <w:r>
-        <w:t xml:space="preserve">and its resistance</w:t>
+        <w:t xml:space="preserve">or across</w:t>
+      </w:r>
+      <w:r>
+        <w:t xml:space="preserve"> </w:t>
+      </w:r>
+      <w:r>
+        <w:t xml:space="preserve">the diode threshold</w:t>
       </w:r>
       <w:r>
         <w:t xml:space="preserve"> </w:t>
@@ -1974,12 +2080,12 @@
         <m:sSub>
           <m:e>
             <m:r>
-              <m:t>r</m:t>
+              <m:t>V</m:t>
             </m:r>
           </m:e>
           <m:sub>
             <m:r>
-              <m:t>d</m:t>
+              <m:t>f</m:t>
             </m:r>
           </m:sub>
         </m:sSub>
@@ -1988,19 +2094,25 @@
         <w:t xml:space="preserve"> </w:t>
       </w:r>
       <w:r>
-        <w:t xml:space="preserve">shift the equilibrium duty and the</w:t>
-      </w:r>
-      <w:r>
-        <w:t xml:space="preserve"> </w:t>
-      </w:r>
-      <w:r>
-        <w:t xml:space="preserve">dissipated power; at 1 V, where the modelled efficiency falls to about</w:t>
-      </w:r>
-      <w:r>
-        <w:t xml:space="preserve"> </w:t>
-      </w:r>
-      <w:r>
-        <w:t xml:space="preserve">61 %, they dominate the energy balance</w:t>
+        <w:t xml:space="preserve">has to be made up by a larger duty ratio, and at a</w:t>
+      </w:r>
+      <w:r>
+        <w:t xml:space="preserve"> </w:t>
+      </w:r>
+      <w:r>
+        <w:t xml:space="preserve">1 V output these drops are no longer small compared with the output</w:t>
+      </w:r>
+      <w:r>
+        <w:t xml:space="preserve"> </w:t>
+      </w:r>
+      <w:r>
+        <w:t xml:space="preserve">itself: our model gives an efficiency of about 61 % there, so</w:t>
+      </w:r>
+      <w:r>
+        <w:t xml:space="preserve"> </w:t>
+      </w:r>
+      <w:r>
+        <w:t xml:space="preserve">nearly 40 % of the input power ends up in these elements</w:t>
       </w:r>
       <w:r>
         <w:t xml:space="preserve"> </w:t>
@@ -2034,25 +2146,31 @@
         <w:t xml:space="preserve">)</w:t>
       </w:r>
       <w:r>
-        <w:t xml:space="preserve">. With an asynchronous diode the</w:t>
-      </w:r>
-      <w:r>
-        <w:t xml:space="preserve"> </w:t>
-      </w:r>
-      <w:r>
-        <w:t xml:space="preserve">inductor current cannot reverse, so light loads and deep step-downs drive the</w:t>
-      </w:r>
-      <w:r>
-        <w:t xml:space="preserve"> </w:t>
-      </w:r>
-      <w:r>
-        <w:t xml:space="preserve">converter into discontinuous conduction, where the small-signal model changes</w:t>
-      </w:r>
-      <w:r>
-        <w:t xml:space="preserve"> </w:t>
-      </w:r>
-      <w:r>
-        <w:t xml:space="preserve">order</w:t>
+        <w:t xml:space="preserve">. The freewheeling diode adds a second</w:t>
+      </w:r>
+      <w:r>
+        <w:t xml:space="preserve"> </w:t>
+      </w:r>
+      <w:r>
+        <w:t xml:space="preserve">effect. It blocks reverse current, so at light load or during a deep</w:t>
+      </w:r>
+      <w:r>
+        <w:t xml:space="preserve"> </w:t>
+      </w:r>
+      <w:r>
+        <w:t xml:space="preserve">step-down the inductor current falls to zero inside the switching period and</w:t>
+      </w:r>
+      <w:r>
+        <w:t xml:space="preserve"> </w:t>
+      </w:r>
+      <w:r>
+        <w:t xml:space="preserve">the converter enters discontinuous conduction, where the small-signal model</w:t>
+      </w:r>
+      <w:r>
+        <w:t xml:space="preserve"> </w:t>
+      </w:r>
+      <w:r>
+        <w:t xml:space="preserve">loses one order</w:t>
       </w:r>
       <w:r>
         <w:t xml:space="preserve"> </w:t>
@@ -2072,13 +2190,31 @@
         <w:t xml:space="preserve">)</w:t>
       </w:r>
       <w:r>
-        <w:t xml:space="preserve">. Averaging itself is an approximation whose validity</w:t>
-      </w:r>
-      <w:r>
-        <w:t xml:space="preserve"> </w:t>
-      </w:r>
-      <w:r>
-        <w:t xml:space="preserve">depends on the ripple and the switching frequency</w:t>
+        <w:t xml:space="preserve">. Our 1 V operating point sits only</w:t>
+      </w:r>
+      <w:r>
+        <w:t xml:space="preserve"> </w:t>
+      </w:r>
+      <w:r>
+        <w:t xml:space="preserve">3 % above the conduction boundary at the nominal load and spends</w:t>
+      </w:r>
+      <w:r>
+        <w:t xml:space="preserve"> </w:t>
+      </w:r>
+      <w:r>
+        <w:t xml:space="preserve">15.00 % of its steady-state time in discontinuous conduction. Averaging itself</w:t>
+      </w:r>
+      <w:r>
+        <w:t xml:space="preserve"> </w:t>
+      </w:r>
+      <w:r>
+        <w:t xml:space="preserve">is an approximation whose validity depends on the ripple and the switching</w:t>
+      </w:r>
+      <w:r>
+        <w:t xml:space="preserve"> </w:t>
+      </w:r>
+      <w:r>
+        <w:t xml:space="preserve">frequency</w:t>
       </w:r>
       <w:r>
         <w:t xml:space="preserve"> </w:t>
@@ -2112,19 +2248,19 @@
         <w:t xml:space="preserve">)</w:t>
       </w:r>
       <w:r>
-        <w:t xml:space="preserve">,</w:t>
-      </w:r>
-      <w:r>
-        <w:t xml:space="preserve"> </w:t>
-      </w:r>
-      <w:r>
-        <w:t xml:space="preserve">and in digital loops the sampled ripple and the duty resolution can sustain</w:t>
-      </w:r>
-      <w:r>
-        <w:t xml:space="preserve"> </w:t>
-      </w:r>
-      <w:r>
-        <w:t xml:space="preserve">limit cycles that no averaged model predicts</w:t>
+        <w:t xml:space="preserve">, and in digital loops the sampled</w:t>
+      </w:r>
+      <w:r>
+        <w:t xml:space="preserve"> </w:t>
+      </w:r>
+      <w:r>
+        <w:t xml:space="preserve">ripple and the duty resolution can sustain limit cycles that no averaged model</w:t>
+      </w:r>
+      <w:r>
+        <w:t xml:space="preserve"> </w:t>
+      </w:r>
+      <w:r>
+        <w:t xml:space="preserve">predicts</w:t>
       </w:r>
       <w:r>
         <w:t xml:space="preserve"> </w:t>
@@ -2172,44 +2308,45 @@
         <w:t xml:space="preserve">)</w:t>
       </w:r>
       <w:r>
-        <w:t xml:space="preserve">.</w:t>
-      </w:r>
-      <w:r>
-        <w:t xml:space="preserve"> </w:t>
-      </w:r>
-      <w:r>
-        <w:t xml:space="preserve">A wide-range, non-ideal Buck therefore combines saturation, a mode change and</w:t>
-      </w:r>
-      <w:r>
-        <w:t xml:space="preserve"> </w:t>
-      </w:r>
-      <w:r>
-        <w:t xml:space="preserve">switching nonlinearities in a plant that is still simple enough to analyse in</w:t>
-      </w:r>
-      <w:r>
-        <w:t xml:space="preserve"> </w:t>
-      </w:r>
-      <w:r>
-        <w:t xml:space="preserve">closed form, which makes it a fair test of any claim of equivalence.</w:t>
+        <w:t xml:space="preserve">. A wide-range, non-ideal Buck</w:t>
+      </w:r>
+      <w:r>
+        <w:t xml:space="preserve"> </w:t>
+      </w:r>
+      <w:r>
+        <w:t xml:space="preserve">therefore combines saturation, a mode change and switching nonlinearities in a</w:t>
+      </w:r>
+      <w:r>
+        <w:t xml:space="preserve"> </w:t>
+      </w:r>
+      <w:r>
+        <w:t xml:space="preserve">plant that is still simple enough to analyse in closed form, which makes it a</w:t>
+      </w:r>
+      <w:r>
+        <w:t xml:space="preserve"> </w:t>
+      </w:r>
+      <w:r>
+        <w:t xml:space="preserve">fair test of any claim of equivalence.</w:t>
       </w:r>
     </w:p>
     <w:bookmarkEnd w:id="15"/>
-    <w:bookmarkStart w:id="16" w:name="X3f7826191d8ebff0465cf704874be5c2dcae5f6"/>
+    <w:bookmarkEnd w:id="16"/>
+    <w:bookmarkStart w:id="23" w:name="sec:gap"/>
     <w:p>
       <w:pPr>
-        <w:pStyle w:val="Heading3"/>
+        <w:pStyle w:val="Heading2"/>
       </w:pPr>
       <w:r>
         <w:rPr>
           <w:rStyle w:val="SectionNumber"/>
         </w:rPr>
-        <w:t xml:space="preserve">1.1.4</w:t>
+        <w:t xml:space="preserve">1.2</w:t>
       </w:r>
       <w:r>
         <w:tab/>
       </w:r>
       <w:r>
-        <w:t xml:space="preserve">Why seek a PID equivalent, and why the 2-DOF PIDF</w:t>
+        <w:t xml:space="preserve">Research gap and motivation</w:t>
       </w:r>
     </w:p>
     <w:p>
@@ -2217,37 +2354,126 @@
         <w:pStyle w:val="FirstParagraph"/>
       </w:pPr>
       <w:r>
-        <w:t xml:space="preserve">If the LQI is better founded, one may ask why it should be converted into a</w:t>
-      </w:r>
-      <w:r>
-        <w:t xml:space="preserve"> </w:t>
-      </w:r>
-      <w:r>
-        <w:t xml:space="preserve">PID at all. The first reason is implementation: an LQI needs the inductor</w:t>
-      </w:r>
-      <w:r>
-        <w:t xml:space="preserve"> </w:t>
-      </w:r>
-      <w:r>
-        <w:t xml:space="preserve">current, which requires a current sensor with its bandwidth, cost and noise,</w:t>
-      </w:r>
-      <w:r>
-        <w:t xml:space="preserve"> </w:t>
-      </w:r>
-      <w:r>
-        <w:t xml:space="preserve">whereas the output voltage is always measured. The second is acceptance:</w:t>
-      </w:r>
-      <w:r>
-        <w:t xml:space="preserve"> </w:t>
-      </w:r>
-      <w:r>
-        <w:t xml:space="preserve">commissioning engineers can inspect, bound and retune three gains, and the PID</w:t>
-      </w:r>
-      <w:r>
-        <w:t xml:space="preserve"> </w:t>
-      </w:r>
-      <w:r>
-        <w:t xml:space="preserve">block brings validated anti-windup and bumpless transfer with it</w:t>
+        <w:t xml:space="preserve">The review leaves three gaps open. Each one motivates a design choice of this</w:t>
+      </w:r>
+      <w:r>
+        <w:t xml:space="preserve"> </w:t>
+      </w:r>
+      <w:r>
+        <w:t xml:space="preserve">paper, and we state them in pairs.</w:t>
+      </w:r>
+    </w:p>
+    <w:bookmarkStart w:id="17" w:name="Xe2ded7d5c8463eba9cecf3498151e2f688bb5ff"/>
+    <w:p>
+      <w:pPr>
+        <w:pStyle w:val="Heading3"/>
+      </w:pPr>
+      <w:r>
+        <w:rPr>
+          <w:rStyle w:val="SectionNumber"/>
+        </w:rPr>
+        <w:t xml:space="preserve">1.2.1</w:t>
+      </w:r>
+      <w:r>
+        <w:tab/>
+      </w:r>
+      <w:r>
+        <w:t xml:space="preserve">Gap 1: the LQI–PID link is known only in nominal form</w:t>
+      </w:r>
+    </w:p>
+    <w:p>
+      <w:pPr>
+        <w:pStyle w:val="FirstParagraph"/>
+      </w:pPr>
+      <w:r>
+        <w:t xml:space="preserve">The link between the LQI of a Buck converter and a filtered PID is known as a</w:t>
+      </w:r>
+      <w:r>
+        <w:t xml:space="preserve"> </w:t>
+      </w:r>
+      <w:r>
+        <w:t xml:space="preserve">transfer-function identity at one operating point. Whether it survives duty</w:t>
+      </w:r>
+      <w:r>
+        <w:t xml:space="preserve"> </w:t>
+      </w:r>
+      <w:r>
+        <w:t xml:space="preserve">saturation, anti-windup, discontinuous conduction and parameter mismatch has</w:t>
+      </w:r>
+      <w:r>
+        <w:t xml:space="preserve"> </w:t>
+      </w:r>
+      <w:r>
+        <w:t xml:space="preserve">not been shown, yet these are exactly the conditions a converter meets across a</w:t>
+      </w:r>
+      <w:r>
+        <w:t xml:space="preserve"> </w:t>
+      </w:r>
+      <w:r>
+        <w:t xml:space="preserve">wide range. Without that result, a PID tuned from an LQI is only an</w:t>
+      </w:r>
+      <w:r>
+        <w:t xml:space="preserve"> </w:t>
+      </w:r>
+      <w:r>
+        <w:t xml:space="preserve">approximation of it, and the LQ margins do not carry over.</w:t>
+      </w:r>
+    </w:p>
+    <w:bookmarkEnd w:id="17"/>
+    <w:bookmarkStart w:id="18" w:name="Xaac56908360d38923c1dec4d250432a38d46981"/>
+    <w:p>
+      <w:pPr>
+        <w:pStyle w:val="Heading3"/>
+      </w:pPr>
+      <w:r>
+        <w:rPr>
+          <w:rStyle w:val="SectionNumber"/>
+        </w:rPr>
+        <w:t xml:space="preserve">1.2.2</w:t>
+      </w:r>
+      <w:r>
+        <w:tab/>
+      </w:r>
+      <w:r>
+        <w:t xml:space="preserve">Motivation 1: why a PID equivalent, and why the 2-DOF PIDF</w:t>
+      </w:r>
+    </w:p>
+    <w:p>
+      <w:pPr>
+        <w:pStyle w:val="FirstParagraph"/>
+      </w:pPr>
+      <w:r>
+        <w:t xml:space="preserve">If the LQI is better founded, one may ask why it should be turned into a PID at</w:t>
+      </w:r>
+      <w:r>
+        <w:t xml:space="preserve"> </w:t>
+      </w:r>
+      <w:r>
+        <w:t xml:space="preserve">all. There are three reasons. The LQI needs the inductor current, hence a</w:t>
+      </w:r>
+      <w:r>
+        <w:t xml:space="preserve"> </w:t>
+      </w:r>
+      <w:r>
+        <w:t xml:space="preserve">current sensor with its own bandwidth, cost and noise, whereas the output</w:t>
+      </w:r>
+      <w:r>
+        <w:t xml:space="preserve"> </w:t>
+      </w:r>
+      <w:r>
+        <w:t xml:space="preserve">voltage is measured on every converter. Commissioning engineers can inspect,</w:t>
+      </w:r>
+      <w:r>
+        <w:t xml:space="preserve"> </w:t>
+      </w:r>
+      <w:r>
+        <w:t xml:space="preserve">bound and retune three gains, and the PID block comes with validated</w:t>
+      </w:r>
+      <w:r>
+        <w:t xml:space="preserve"> </w:t>
+      </w:r>
+      <w:r>
+        <w:t xml:space="preserve">anti-windup and bumpless transfer</w:t>
       </w:r>
       <w:r>
         <w:t xml:space="preserve"> </w:t>
@@ -2267,19 +2493,19 @@
         <w:t xml:space="preserve">)</w:t>
       </w:r>
       <w:r>
-        <w:t xml:space="preserve">. The third is methodological. Tuning a PID directly in gain</w:t>
-      </w:r>
-      <w:r>
-        <w:t xml:space="preserve"> </w:t>
-      </w:r>
-      <w:r>
-        <w:t xml:space="preserve">space, whether by rules or by an optimizer, gives no stability or robustness</w:t>
-      </w:r>
-      <w:r>
-        <w:t xml:space="preserve"> </w:t>
-      </w:r>
-      <w:r>
-        <w:t xml:space="preserve">guarantee for the resulting point</w:t>
+        <w:t xml:space="preserve">. And tuning a PID directly</w:t>
+      </w:r>
+      <w:r>
+        <w:t xml:space="preserve"> </w:t>
+      </w:r>
+      <w:r>
+        <w:t xml:space="preserve">in gain space, by rules or by an optimizer, gives no stability or robustness</w:t>
+      </w:r>
+      <w:r>
+        <w:t xml:space="preserve"> </w:t>
+      </w:r>
+      <w:r>
+        <w:t xml:space="preserve">guarantee for the point it returns</w:t>
       </w:r>
       <w:r>
         <w:t xml:space="preserve"> </w:t>
@@ -2305,13 +2531,13 @@
         <w:t xml:space="preserve"> </w:t>
       </w:r>
       <w:r>
-        <w:t xml:space="preserve">a PID-type law turns every candidate of a search into a controller that has</w:t>
-      </w:r>
-      <w:r>
-        <w:t xml:space="preserve"> </w:t>
-      </w:r>
-      <w:r>
-        <w:t xml:space="preserve">the LQR margins and, at the same time, runs on a standard block.</w:t>
+        <w:t xml:space="preserve">a PID-type law removes that last objection: every candidate of a search becomes</w:t>
+      </w:r>
+      <w:r>
+        <w:t xml:space="preserve"> </w:t>
+      </w:r>
+      <w:r>
+        <w:t xml:space="preserve">a controller that has the LQR margins and still runs on a standard block.</w:t>
       </w:r>
     </w:p>
     <w:p>
@@ -2319,25 +2545,25 @@
         <w:pStyle w:val="BodyText"/>
       </w:pPr>
       <w:r>
-        <w:t xml:space="preserve">The map requires the extra degrees of freedom of the 2-DOF PIDF. The LQI</w:t>
-      </w:r>
-      <w:r>
-        <w:t xml:space="preserve"> </w:t>
-      </w:r>
-      <w:r>
-        <w:t xml:space="preserve">feeds back the capacitor voltage and the inductor current; replacing them by</w:t>
-      </w:r>
-      <w:r>
-        <w:t xml:space="preserve"> </w:t>
-      </w:r>
-      <w:r>
-        <w:t xml:space="preserve">the measured output needs a filtered derivative whose pole matches the ESR</w:t>
-      </w:r>
-      <w:r>
-        <w:t xml:space="preserve"> </w:t>
-      </w:r>
-      <w:r>
-        <w:t xml:space="preserve">zero, which is the</w:t>
+        <w:t xml:space="preserve">The map needs the extra parameters of the 2-DOF PIDF. The LQI feeds back the</w:t>
+      </w:r>
+      <w:r>
+        <w:t xml:space="preserve"> </w:t>
+      </w:r>
+      <w:r>
+        <w:t xml:space="preserve">capacitor voltage and the inductor current; replacing them by the measured</w:t>
+      </w:r>
+      <w:r>
+        <w:t xml:space="preserve"> </w:t>
+      </w:r>
+      <w:r>
+        <w:t xml:space="preserve">output requires a filtered derivative whose pole sits on the ESR zero, and that</w:t>
+      </w:r>
+      <w:r>
+        <w:t xml:space="preserve"> </w:t>
+      </w:r>
+      <w:r>
+        <w:t xml:space="preserve">pole is the</w:t>
       </w:r>
       <w:r>
         <w:t xml:space="preserve"> </w:t>
@@ -2351,13 +2577,13 @@
         <w:t xml:space="preserve"> </w:t>
       </w:r>
       <w:r>
-        <w:t xml:space="preserve">of the PIDF. The LQI also acts on the reference only</w:t>
-      </w:r>
-      <w:r>
-        <w:t xml:space="preserve"> </w:t>
-      </w:r>
-      <w:r>
-        <w:t xml:space="preserve">through the integral state, so the equivalent PIDF must have</w:t>
+        <w:t xml:space="preserve">of the PIDF. The LQI also sees the reference only through its</w:t>
+      </w:r>
+      <w:r>
+        <w:t xml:space="preserve"> </w:t>
+      </w:r>
+      <w:r>
+        <w:t xml:space="preserve">integral state, so the equivalent PIDF must have</w:t>
       </w:r>
       <w:r>
         <w:t xml:space="preserve"> </w:t>
@@ -2400,877 +2626,49 @@
         </m:r>
       </m:oMath>
       <w:r>
-        <w:t xml:space="preserve">:</w:t>
-      </w:r>
-      <w:r>
-        <w:t xml:space="preserve"> </w:t>
-      </w:r>
-      <w:r>
-        <w:t xml:space="preserve">without setpoint weights, a PIDF can reproduce the disturbance response of the</w:t>
-      </w:r>
-      <w:r>
-        <w:t xml:space="preserve"> </w:t>
-      </w:r>
-      <w:r>
-        <w:t xml:space="preserve">LQI but not its command response (Proposition 1). A PI or a PID has too few</w:t>
-      </w:r>
-      <w:r>
-        <w:t xml:space="preserve"> </w:t>
-      </w:r>
-      <w:r>
-        <w:t xml:space="preserve">parameters for either condition, which is why they appear in this study only as</w:t>
-      </w:r>
-      <w:r>
-        <w:t xml:space="preserve"> </w:t>
-      </w:r>
-      <w:r>
-        <w:t xml:space="preserve">comparators.</w:t>
-      </w:r>
-    </w:p>
-    <w:bookmarkEnd w:id="16"/>
-    <w:bookmarkStart w:id="17" w:name="X30103d2254883dd7073d29daedc059a8d87341a"/>
-    <w:p>
-      <w:pPr>
-        <w:pStyle w:val="Heading3"/>
-      </w:pPr>
-      <w:r>
-        <w:rPr>
-          <w:rStyle w:val="SectionNumber"/>
-        </w:rPr>
-        <w:t xml:space="preserve">1.1.5</w:t>
-      </w:r>
-      <w:r>
-        <w:tab/>
-      </w:r>
-      <w:r>
-        <w:t xml:space="preserve">CMO–LQI: constrained multi-criteria optimization of the LQI weights</w:t>
-      </w:r>
-    </w:p>
-    <w:p>
-      <w:pPr>
-        <w:pStyle w:val="FirstParagraph"/>
-      </w:pPr>
-      <w:r>
-        <w:t xml:space="preserve">Bryson’s rule gives a sensible starting point, but the weights it produces are</w:t>
-      </w:r>
-      <w:r>
-        <w:t xml:space="preserve"> </w:t>
-      </w:r>
-      <w:r>
-        <w:t xml:space="preserve">not optimal with respect to overshoot, device current or loss, which are what a</w:t>
-      </w:r>
-      <w:r>
-        <w:t xml:space="preserve"> </w:t>
-      </w:r>
-      <w:r>
-        <w:t xml:space="preserve">specification actually lists. We call CMO–LQI (constrained multi-criteria</w:t>
-      </w:r>
-      <w:r>
-        <w:t xml:space="preserve"> </w:t>
-      </w:r>
-      <w:r>
-        <w:t xml:space="preserve">optimization of the LQI) the problem of choosing the weights so that the</w:t>
-      </w:r>
-      <w:r>
-        <w:t xml:space="preserve"> </w:t>
-      </w:r>
-      <w:r>
-        <w:t xml:space="preserve">resulting LQI, realized as a 2-DOF PIDF, minimizes an aggregate of seven</w:t>
-      </w:r>
-      <w:r>
-        <w:t xml:space="preserve"> </w:t>
-      </w:r>
-      <w:r>
-        <w:t xml:space="preserve">performance criteria over six scenarios subject to hard engineering</w:t>
-      </w:r>
-      <w:r>
-        <w:t xml:space="preserve"> </w:t>
-      </w:r>
-      <w:r>
-        <w:t xml:space="preserve">constraints. The word</w:t>
-      </w:r>
-      <w:r>
-        <w:t xml:space="preserve"> </w:t>
-      </w:r>
-      <w:r>
-        <w:rPr>
-          <w:i/>
-          <w:iCs/>
-        </w:rPr>
-        <w:t xml:space="preserve">multi-criteria</w:t>
-      </w:r>
-      <w:r>
-        <w:t xml:space="preserve"> </w:t>
-      </w:r>
-      <w:r>
-        <w:t xml:space="preserve">is meant literally and not in the</w:t>
-      </w:r>
-      <w:r>
-        <w:t xml:space="preserve"> </w:t>
-      </w:r>
-      <w:r>
-        <w:t xml:space="preserve">Pareto sense: the criteria are normalized and averaged into one scalar, and the</w:t>
-      </w:r>
-      <w:r>
-        <w:t xml:space="preserve"> </w:t>
-      </w:r>
-      <w:r>
-        <w:t xml:space="preserve">constraints are handled by feasibility rules</w:t>
-      </w:r>
-      <w:r>
-        <w:t xml:space="preserve"> </w:t>
-      </w:r>
-      <w:r>
-        <w:t xml:space="preserve">(</w:t>
-      </w:r>
-      <w:hyperlink w:anchor="ref-Deb2000">
-        <w:r>
-          <w:rPr>
-            <w:rStyle w:val="Hyperlink"/>
-          </w:rPr>
-          <w:t xml:space="preserve">Deb, 2000</w:t>
-        </w:r>
-      </w:hyperlink>
-      <w:r>
-        <w:t xml:space="preserve">)</w:t>
-      </w:r>
-      <w:r>
-        <w:t xml:space="preserve">. A weighted scalar</w:t>
-      </w:r>
-      <w:r>
-        <w:t xml:space="preserve"> </w:t>
-      </w:r>
-      <w:r>
-        <w:t xml:space="preserve">index does not describe a trade-off front</w:t>
-      </w:r>
-      <w:r>
-        <w:t xml:space="preserve"> </w:t>
-      </w:r>
-      <w:r>
-        <w:t xml:space="preserve">(</w:t>
-      </w:r>
-      <w:hyperlink w:anchor="ref-RodriguezMolina2020">
-        <w:r>
-          <w:rPr>
-            <w:rStyle w:val="Hyperlink"/>
-          </w:rPr>
-          <w:t xml:space="preserve">Rodríguez-Molina et al., 2020</w:t>
-        </w:r>
-      </w:hyperlink>
-      <w:r>
-        <w:t xml:space="preserve">)</w:t>
-      </w:r>
-      <w:r>
-        <w:t xml:space="preserve">, and we</w:t>
-      </w:r>
-      <w:r>
-        <w:t xml:space="preserve"> </w:t>
-      </w:r>
-      <w:r>
-        <w:t xml:space="preserve">do not claim one. The search variables are the logarithms of the Bryson</w:t>
-      </w:r>
-      <w:r>
-        <w:t xml:space="preserve"> </w:t>
-      </w:r>
-      <w:r>
-        <w:t xml:space="preserve">excursions and of the integral bandwidth, four numbers with a physical scale,</w:t>
-      </w:r>
-      <w:r>
-        <w:t xml:space="preserve"> </w:t>
-      </w:r>
-      <w:r>
-        <w:t xml:space="preserve">rather than the PIDF gains.</w:t>
-      </w:r>
-    </w:p>
-    <w:bookmarkEnd w:id="17"/>
-    <w:bookmarkStart w:id="18" w:name="why-metaheuristics-and-why-refinebo"/>
-    <w:p>
-      <w:pPr>
-        <w:pStyle w:val="Heading3"/>
-      </w:pPr>
-      <w:r>
-        <w:rPr>
-          <w:rStyle w:val="SectionNumber"/>
-        </w:rPr>
-        <w:t xml:space="preserve">1.1.6</w:t>
-      </w:r>
-      <w:r>
-        <w:tab/>
-      </w:r>
-      <w:r>
-        <w:t xml:space="preserve">Why metaheuristics, and why refineBO</w:t>
-      </w:r>
-    </w:p>
-    <w:p>
-      <w:pPr>
-        <w:pStyle w:val="FirstParagraph"/>
-      </w:pPr>
-      <w:r>
-        <w:t xml:space="preserve">The CMO–LQI problem is small, four variables, but its objective and its</w:t>
-      </w:r>
-      <w:r>
-        <w:t xml:space="preserve"> </w:t>
-      </w:r>
-      <w:r>
-        <w:t xml:space="preserve">constraints are obtained from simulations with saturation, mode changes and</w:t>
-      </w:r>
-      <w:r>
-        <w:t xml:space="preserve"> </w:t>
-      </w:r>
-      <w:r>
-        <w:t xml:space="preserve">switching, so no gradient is available and the feasible set may be</w:t>
-      </w:r>
-      <w:r>
-        <w:t xml:space="preserve"> </w:t>
-      </w:r>
-      <w:r>
-        <w:t xml:space="preserve">disconnected. Population-based metaheuristics are the usual answer to such</w:t>
-      </w:r>
-      <w:r>
-        <w:t xml:space="preserve"> </w:t>
-      </w:r>
-      <w:r>
-        <w:t xml:space="preserve">black-box problems, and they have been applied widely to converter controllers</w:t>
-      </w:r>
-      <w:r>
-        <w:t xml:space="preserve"> </w:t>
-      </w:r>
-      <w:r>
-        <w:t xml:space="preserve">(</w:t>
-      </w:r>
-      <w:hyperlink w:anchor="ref-Izci2022">
-        <w:r>
-          <w:rPr>
-            <w:rStyle w:val="Hyperlink"/>
-          </w:rPr>
-          <w:t xml:space="preserve">Izci et al., 2022</w:t>
-        </w:r>
-      </w:hyperlink>
-      <w:r>
-        <w:t xml:space="preserve">;</w:t>
-      </w:r>
-      <w:r>
-        <w:t xml:space="preserve"> </w:t>
-      </w:r>
-      <w:hyperlink w:anchor="ref-Nanyan2024">
-        <w:r>
-          <w:rPr>
-            <w:rStyle w:val="Hyperlink"/>
-          </w:rPr>
-          <w:t xml:space="preserve">Nanyan et al., 2024</w:t>
-        </w:r>
-      </w:hyperlink>
-      <w:r>
-        <w:t xml:space="preserve">;</w:t>
-      </w:r>
-      <w:r>
-        <w:t xml:space="preserve"> </w:t>
-      </w:r>
-      <w:hyperlink w:anchor="ref-Siano2014">
-        <w:r>
-          <w:rPr>
-            <w:rStyle w:val="Hyperlink"/>
-          </w:rPr>
-          <w:t xml:space="preserve">Siano and Citro, 2014</w:t>
-        </w:r>
-      </w:hyperlink>
-      <w:r>
-        <w:t xml:space="preserve">;</w:t>
-      </w:r>
-      <w:r>
-        <w:t xml:space="preserve"> </w:t>
-      </w:r>
-      <w:hyperlink w:anchor="ref-ValenciaRivera2024">
-        <w:r>
-          <w:rPr>
-            <w:rStyle w:val="Hyperlink"/>
-          </w:rPr>
-          <w:t xml:space="preserve">Valencia-Rivera et al., 2024</w:t>
-        </w:r>
-      </w:hyperlink>
-      <w:r>
-        <w:t xml:space="preserve">)</w:t>
-      </w:r>
-      <w:r>
-        <w:t xml:space="preserve">. Two warnings from the</w:t>
-      </w:r>
-      <w:r>
-        <w:t xml:space="preserve"> </w:t>
-      </w:r>
-      <w:r>
-        <w:t xml:space="preserve">optimization literature shape the way we use them. The no-free-lunch theorems</w:t>
-      </w:r>
-      <w:r>
-        <w:t xml:space="preserve"> </w:t>
-      </w:r>
-      <w:r>
-        <w:t xml:space="preserve">state that no algorithm dominates on all problems</w:t>
-      </w:r>
-      <w:r>
-        <w:t xml:space="preserve"> </w:t>
-      </w:r>
-      <w:r>
-        <w:t xml:space="preserve">(</w:t>
-      </w:r>
-      <w:hyperlink w:anchor="ref-Wolpert1997">
-        <w:r>
-          <w:rPr>
-            <w:rStyle w:val="Hyperlink"/>
-          </w:rPr>
-          <w:t xml:space="preserve">Wolpert and Macready, 1997</w:t>
-        </w:r>
-      </w:hyperlink>
-      <w:r>
-        <w:t xml:space="preserve">)</w:t>
-      </w:r>
-      <w:r>
-        <w:t xml:space="preserve">, and</w:t>
-      </w:r>
-      <w:r>
-        <w:t xml:space="preserve"> </w:t>
-      </w:r>
-      <w:r>
-        <w:t xml:space="preserve">metaphor-based variants are often presented without evidence that they differ</w:t>
-      </w:r>
-      <w:r>
-        <w:t xml:space="preserve"> </w:t>
-      </w:r>
-      <w:r>
-        <w:t xml:space="preserve">from existing methods</w:t>
-      </w:r>
-      <w:r>
-        <w:t xml:space="preserve"> </w:t>
-      </w:r>
-      <w:r>
-        <w:t xml:space="preserve">(</w:t>
-      </w:r>
-      <w:hyperlink w:anchor="ref-Sorensen2015">
-        <w:r>
-          <w:rPr>
-            <w:rStyle w:val="Hyperlink"/>
-          </w:rPr>
-          <w:t xml:space="preserve">Sörensen, 2015</w:t>
-        </w:r>
-      </w:hyperlink>
-      <w:r>
-        <w:t xml:space="preserve">)</w:t>
-      </w:r>
-      <w:r>
-        <w:t xml:space="preserve">. We therefore do not propose a new</w:t>
-      </w:r>
-      <w:r>
-        <w:t xml:space="preserve"> </w:t>
-      </w:r>
-      <w:r>
-        <w:t xml:space="preserve">metaheuristic. We take three classical operators with well-documented</w:t>
-      </w:r>
-      <w:r>
-        <w:t xml:space="preserve"> </w:t>
-      </w:r>
-      <w:r>
-        <w:t xml:space="preserve">behaviour, particle swarm optimization</w:t>
-      </w:r>
-      <w:r>
-        <w:t xml:space="preserve"> </w:t>
-      </w:r>
-      <w:r>
-        <w:t xml:space="preserve">(</w:t>
-      </w:r>
-      <w:hyperlink w:anchor="ref-Kennedy1995">
-        <w:r>
-          <w:rPr>
-            <w:rStyle w:val="Hyperlink"/>
-          </w:rPr>
-          <w:t xml:space="preserve">Kennedy and Eberhart, 1995</w:t>
-        </w:r>
-      </w:hyperlink>
-      <w:r>
-        <w:t xml:space="preserve">;</w:t>
-      </w:r>
-      <w:r>
-        <w:t xml:space="preserve"> </w:t>
-      </w:r>
-      <w:hyperlink w:anchor="ref-Poli2007">
-        <w:r>
-          <w:rPr>
-            <w:rStyle w:val="Hyperlink"/>
-          </w:rPr>
-          <w:t xml:space="preserve">Poli et al., 2007</w:t>
-        </w:r>
-      </w:hyperlink>
-      <w:r>
-        <w:t xml:space="preserve">)</w:t>
-      </w:r>
-      <w:r>
-        <w:t xml:space="preserve">, the</w:t>
-      </w:r>
-      <w:r>
-        <w:t xml:space="preserve"> </w:t>
-      </w:r>
-      <w:r>
-        <w:t xml:space="preserve">genetic algorithm</w:t>
-      </w:r>
-      <w:r>
-        <w:t xml:space="preserve"> </w:t>
-      </w:r>
-      <w:r>
-        <w:t xml:space="preserve">(</w:t>
-      </w:r>
-      <w:hyperlink w:anchor="ref-Holland1975">
-        <w:r>
-          <w:rPr>
-            <w:rStyle w:val="Hyperlink"/>
-          </w:rPr>
-          <w:t xml:space="preserve">Holland, 1975</w:t>
-        </w:r>
-      </w:hyperlink>
-      <w:r>
-        <w:t xml:space="preserve">)</w:t>
-      </w:r>
-      <w:r>
-        <w:t xml:space="preserve"> </w:t>
-      </w:r>
-      <w:r>
-        <w:t xml:space="preserve">and the artificial bee colony</w:t>
-      </w:r>
-      <w:r>
-        <w:t xml:space="preserve"> </w:t>
-      </w:r>
-      <w:r>
-        <w:t xml:space="preserve">(</w:t>
-      </w:r>
-      <w:hyperlink w:anchor="ref-Karaboga2008">
-        <w:r>
-          <w:rPr>
-            <w:rStyle w:val="Hyperlink"/>
-          </w:rPr>
-          <w:t xml:space="preserve">Karaboga and Basturk, 2008</w:t>
-        </w:r>
-      </w:hyperlink>
-      <w:r>
-        <w:t xml:space="preserve">,</w:t>
-      </w:r>
-      <w:r>
-        <w:t xml:space="preserve"> </w:t>
-      </w:r>
-      <w:hyperlink w:anchor="ref-Karaboga2007">
-        <w:r>
-          <w:rPr>
-            <w:rStyle w:val="Hyperlink"/>
-          </w:rPr>
-          <w:t xml:space="preserve">2007</w:t>
-        </w:r>
-      </w:hyperlink>
-      <w:r>
-        <w:t xml:space="preserve">)</w:t>
-      </w:r>
-      <w:r>
-        <w:t xml:space="preserve">, and three recent variants built on the grey</w:t>
-      </w:r>
-      <w:r>
-        <w:t xml:space="preserve"> </w:t>
-      </w:r>
-      <w:r>
-        <w:t xml:space="preserve">wolf optimizer and on an adaptive bee colony</w:t>
-      </w:r>
-      <w:r>
-        <w:t xml:space="preserve"> </w:t>
-      </w:r>
-      <w:r>
-        <w:t xml:space="preserve">(</w:t>
-      </w:r>
-      <w:hyperlink w:anchor="ref-Alsamia2024">
-        <w:r>
-          <w:rPr>
-            <w:rStyle w:val="Hyperlink"/>
-          </w:rPr>
-          <w:t xml:space="preserve">Alsamia et al., 2024</w:t>
-        </w:r>
-      </w:hyperlink>
-      <w:r>
-        <w:t xml:space="preserve">;</w:t>
-      </w:r>
-      <w:r>
-        <w:t xml:space="preserve"> </w:t>
-      </w:r>
-      <w:hyperlink w:anchor="ref-Hou2022">
-        <w:r>
-          <w:rPr>
-            <w:rStyle w:val="Hyperlink"/>
-          </w:rPr>
-          <w:t xml:space="preserve">Hou et al., 2022</w:t>
-        </w:r>
-      </w:hyperlink>
-      <w:r>
-        <w:t xml:space="preserve">;</w:t>
-      </w:r>
-      <w:r>
-        <w:t xml:space="preserve"> </w:t>
-      </w:r>
-      <w:hyperlink w:anchor="ref-Mirjalili2014">
-        <w:r>
-          <w:rPr>
-            <w:rStyle w:val="Hyperlink"/>
-          </w:rPr>
-          <w:t xml:space="preserve">Mirjalili et al., 2014</w:t>
-        </w:r>
-      </w:hyperlink>
-      <w:r>
-        <w:t xml:space="preserve">;</w:t>
-      </w:r>
-      <w:r>
-        <w:t xml:space="preserve"> </w:t>
-      </w:r>
-      <w:hyperlink w:anchor="ref-NadimiShahraki2021">
-        <w:r>
-          <w:rPr>
-            <w:rStyle w:val="Hyperlink"/>
-          </w:rPr>
-          <w:t xml:space="preserve">Nadimi-Shahraki et al., 2021</w:t>
-        </w:r>
-      </w:hyperlink>
-      <w:r>
-        <w:t xml:space="preserve">)</w:t>
-      </w:r>
-      <w:r>
-        <w:t xml:space="preserve">, and ask whether the</w:t>
-      </w:r>
-      <w:r>
-        <w:t xml:space="preserve"> </w:t>
-      </w:r>
-      <w:r>
-        <w:t xml:space="preserve">answer depends on the operator. Constraints are handled by Deb’s feasibility</w:t>
-      </w:r>
-      <w:r>
-        <w:t xml:space="preserve"> </w:t>
-      </w:r>
-      <w:r>
-        <w:t xml:space="preserve">ordering, which avoids penalty factors</w:t>
-      </w:r>
-      <w:r>
-        <w:t xml:space="preserve"> </w:t>
-      </w:r>
-      <w:r>
-        <w:t xml:space="preserve">(</w:t>
-      </w:r>
-      <w:hyperlink w:anchor="ref-Deb2000">
-        <w:r>
-          <w:rPr>
-            <w:rStyle w:val="Hyperlink"/>
-          </w:rPr>
-          <w:t xml:space="preserve">Deb, 2000</w:t>
-        </w:r>
-      </w:hyperlink>
-      <w:r>
-        <w:t xml:space="preserve">;</w:t>
-      </w:r>
-      <w:r>
-        <w:t xml:space="preserve"> </w:t>
-      </w:r>
-      <w:hyperlink w:anchor="ref-MezuraMontes2011">
-        <w:r>
-          <w:rPr>
-            <w:rStyle w:val="Hyperlink"/>
-          </w:rPr>
-          <w:t xml:space="preserve">Mezura-Montes and Coello Coello, 2011</w:t>
-        </w:r>
-      </w:hyperlink>
-      <w:r>
-        <w:t xml:space="preserve">)</w:t>
-      </w:r>
-      <w:r>
-        <w:t xml:space="preserve">, and</w:t>
-      </w:r>
-      <w:r>
-        <w:t xml:space="preserve"> </w:t>
-      </w:r>
-      <w:r>
-        <w:t xml:space="preserve">the runs are compared on matched seeds with non-parametric tests</w:t>
-      </w:r>
-      <w:r>
-        <w:t xml:space="preserve"> </w:t>
-      </w:r>
-      <w:r>
-        <w:t xml:space="preserve">(</w:t>
-      </w:r>
-      <w:hyperlink w:anchor="ref-Demsar2006">
-        <w:r>
-          <w:rPr>
-            <w:rStyle w:val="Hyperlink"/>
-          </w:rPr>
-          <w:t xml:space="preserve">Demšar, 2006</w:t>
-        </w:r>
-      </w:hyperlink>
-      <w:r>
-        <w:t xml:space="preserve">;</w:t>
-      </w:r>
-      <w:r>
-        <w:t xml:space="preserve"> </w:t>
-      </w:r>
-      <w:hyperlink w:anchor="ref-Derrac2011">
-        <w:r>
-          <w:rPr>
-            <w:rStyle w:val="Hyperlink"/>
-          </w:rPr>
-          <w:t xml:space="preserve">Derrac et al., 2011</w:t>
-        </w:r>
-      </w:hyperlink>
-      <w:r>
-        <w:t xml:space="preserve">)</w:t>
-      </w:r>
-      <w:r>
-        <w:t xml:space="preserve">.</w:t>
-      </w:r>
-    </w:p>
-    <w:p>
-      <w:pPr>
-        <w:pStyle w:val="BodyText"/>
-      </w:pPr>
-      <w:r>
-        <w:t xml:space="preserve">A global operator spends most of its budget exploring. Once a promising region</w:t>
-      </w:r>
-      <w:r>
-        <w:t xml:space="preserve"> </w:t>
-      </w:r>
-      <w:r>
-        <w:t xml:space="preserve">is found, a local model-based stage is more economical, which is the idea of</w:t>
-      </w:r>
-      <w:r>
-        <w:t xml:space="preserve"> </w:t>
-      </w:r>
-      <w:r>
-        <w:t xml:space="preserve">memetic and hybrid schemes</w:t>
-      </w:r>
-      <w:r>
-        <w:t xml:space="preserve"> </w:t>
-      </w:r>
-      <w:r>
-        <w:t xml:space="preserve">(</w:t>
-      </w:r>
-      <w:hyperlink w:anchor="ref-Neri2012">
-        <w:r>
-          <w:rPr>
-            <w:rStyle w:val="Hyperlink"/>
-          </w:rPr>
-          <w:t xml:space="preserve">Neri and Cotta, 2012</w:t>
-        </w:r>
-      </w:hyperlink>
-      <w:r>
-        <w:t xml:space="preserve">)</w:t>
-      </w:r>
-      <w:r>
-        <w:t xml:space="preserve">. For expensive black-box functions,</w:t>
-      </w:r>
-      <w:r>
-        <w:t xml:space="preserve"> </w:t>
-      </w:r>
-      <w:r>
-        <w:t xml:space="preserve">Bayesian optimization fits a Gaussian-process surrogate to the evaluated points</w:t>
-      </w:r>
-      <w:r>
-        <w:t xml:space="preserve"> </w:t>
-      </w:r>
-      <w:r>
-        <w:t xml:space="preserve">and chooses the next one by maximizing an acquisition function such as the</w:t>
-      </w:r>
-      <w:r>
-        <w:t xml:space="preserve"> </w:t>
-      </w:r>
-      <w:r>
-        <w:t xml:space="preserve">expected improvement</w:t>
-      </w:r>
-      <w:r>
-        <w:t xml:space="preserve"> </w:t>
-      </w:r>
-      <w:r>
-        <w:t xml:space="preserve">(</w:t>
-      </w:r>
-      <w:hyperlink w:anchor="ref-Jones1998">
-        <w:r>
-          <w:rPr>
-            <w:rStyle w:val="Hyperlink"/>
-          </w:rPr>
-          <w:t xml:space="preserve">Jones et al., 1998</w:t>
-        </w:r>
-      </w:hyperlink>
-      <w:r>
-        <w:t xml:space="preserve">;</w:t>
-      </w:r>
-      <w:r>
-        <w:t xml:space="preserve"> </w:t>
-      </w:r>
-      <w:hyperlink w:anchor="ref-Rasmussen2006">
-        <w:r>
-          <w:rPr>
-            <w:rStyle w:val="Hyperlink"/>
-          </w:rPr>
-          <w:t xml:space="preserve">Rasmussen and Williams, 2006</w:t>
-        </w:r>
-      </w:hyperlink>
-      <w:r>
-        <w:t xml:space="preserve">;</w:t>
-      </w:r>
-      <w:r>
-        <w:t xml:space="preserve"> </w:t>
-      </w:r>
-      <w:hyperlink w:anchor="ref-Shahriari2016">
-        <w:r>
-          <w:rPr>
-            <w:rStyle w:val="Hyperlink"/>
-          </w:rPr>
-          <w:t xml:space="preserve">Shahriari et al., 2016</w:t>
-        </w:r>
-      </w:hyperlink>
-      <w:r>
-        <w:t xml:space="preserve">;</w:t>
-      </w:r>
-      <w:r>
-        <w:t xml:space="preserve"> </w:t>
-      </w:r>
-      <w:hyperlink w:anchor="ref-Snoek2012">
-        <w:r>
-          <w:rPr>
-            <w:rStyle w:val="Hyperlink"/>
-          </w:rPr>
-          <w:t xml:space="preserve">Snoek et al., 2012</w:t>
-        </w:r>
-      </w:hyperlink>
-      <w:r>
-        <w:t xml:space="preserve">)</w:t>
-      </w:r>
-      <w:r>
-        <w:t xml:space="preserve">. Unknown</w:t>
-      </w:r>
-      <w:r>
-        <w:t xml:space="preserve"> </w:t>
-      </w:r>
-      <w:r>
-        <w:t xml:space="preserve">constraints are handled by multiplying the acquisition by the modelled</w:t>
-      </w:r>
-      <w:r>
-        <w:t xml:space="preserve"> </w:t>
-      </w:r>
-      <w:r>
-        <w:t xml:space="preserve">probability of feasibility</w:t>
-      </w:r>
-      <w:r>
-        <w:t xml:space="preserve"> </w:t>
-      </w:r>
-      <w:r>
-        <w:t xml:space="preserve">(</w:t>
-      </w:r>
-      <w:hyperlink w:anchor="ref-Gardner2014">
-        <w:r>
-          <w:rPr>
-            <w:rStyle w:val="Hyperlink"/>
-          </w:rPr>
-          <w:t xml:space="preserve">Gardner et al., 2014</w:t>
-        </w:r>
-      </w:hyperlink>
-      <w:r>
-        <w:t xml:space="preserve">)</w:t>
-      </w:r>
-      <w:r>
-        <w:t xml:space="preserve">, and a trust region keeps the</w:t>
-      </w:r>
-      <w:r>
-        <w:t xml:space="preserve"> </w:t>
-      </w:r>
-      <w:r>
-        <w:t xml:space="preserve">surrogate local and reliable</w:t>
-      </w:r>
-      <w:r>
-        <w:t xml:space="preserve"> </w:t>
-      </w:r>
-      <w:r>
-        <w:t xml:space="preserve">(</w:t>
-      </w:r>
-      <w:hyperlink w:anchor="ref-Eriksson2019">
-        <w:r>
-          <w:rPr>
-            <w:rStyle w:val="Hyperlink"/>
-          </w:rPr>
-          <w:t xml:space="preserve">Eriksson et al., 2019</w:t>
-        </w:r>
-      </w:hyperlink>
-      <w:r>
-        <w:t xml:space="preserve">)</w:t>
-      </w:r>
-      <w:r>
-        <w:t xml:space="preserve">. Bayesian optimization has</w:t>
-      </w:r>
-      <w:r>
-        <w:t xml:space="preserve"> </w:t>
-      </w:r>
-      <w:r>
-        <w:t xml:space="preserve">already been used to tune industrial controllers</w:t>
-      </w:r>
-      <w:r>
-        <w:t xml:space="preserve"> </w:t>
-      </w:r>
-      <w:r>
-        <w:t xml:space="preserve">(</w:t>
-      </w:r>
-      <w:hyperlink w:anchor="ref-NeumannBrosig2020">
-        <w:r>
-          <w:rPr>
-            <w:rStyle w:val="Hyperlink"/>
-          </w:rPr>
-          <w:t xml:space="preserve">Neumann-Brosig et al., 2020</w:t>
-        </w:r>
-      </w:hyperlink>
-      <w:r>
-        <w:t xml:space="preserve">)</w:t>
-      </w:r>
-      <w:r>
-        <w:t xml:space="preserve"> </w:t>
-      </w:r>
-      <w:r>
-        <w:t xml:space="preserve">and</w:t>
-      </w:r>
-      <w:r>
-        <w:t xml:space="preserve"> </w:t>
-      </w:r>
-      <w:r>
-        <w:t xml:space="preserve">digital PID loops</w:t>
-      </w:r>
-      <w:r>
-        <w:t xml:space="preserve"> </w:t>
-      </w:r>
-      <w:r>
-        <w:t xml:space="preserve">(</w:t>
-      </w:r>
-      <w:hyperlink w:anchor="ref-Coutinho2023">
-        <w:r>
-          <w:rPr>
-            <w:rStyle w:val="Hyperlink"/>
-          </w:rPr>
-          <w:t xml:space="preserve">Coutinho et al., 2023</w:t>
-        </w:r>
-      </w:hyperlink>
-      <w:r>
-        <w:t xml:space="preserve">)</w:t>
-      </w:r>
-      <w:r>
-        <w:t xml:space="preserve">. The refineBO stage used here combines</w:t>
-      </w:r>
-      <w:r>
-        <w:t xml:space="preserve"> </w:t>
-      </w:r>
-      <w:r>
-        <w:t xml:space="preserve">these three elements: it starts from the history of each global run, models the</w:t>
-      </w:r>
-      <w:r>
-        <w:t xml:space="preserve"> </w:t>
-      </w:r>
-      <w:r>
-        <w:t xml:space="preserve">objective and all 33 constraints with Gaussian processes, and searches a</w:t>
-      </w:r>
-      <w:r>
-        <w:t xml:space="preserve"> </w:t>
-      </w:r>
-      <w:r>
-        <w:t xml:space="preserve">shrinking region around the best feasible records.</w:t>
+        <w:t xml:space="preserve">. Without</w:t>
+      </w:r>
+      <w:r>
+        <w:t xml:space="preserve"> </w:t>
+      </w:r>
+      <w:r>
+        <w:t xml:space="preserve">setpoint weights a PIDF can match the disturbance response of the LQI but not</w:t>
+      </w:r>
+      <w:r>
+        <w:t xml:space="preserve"> </w:t>
+      </w:r>
+      <w:r>
+        <w:t xml:space="preserve">its command response (Proposition 1). A PI or a PID lacks the</w:t>
+      </w:r>
+      <w:r>
+        <w:t xml:space="preserve"> </w:t>
+      </w:r>
+      <w:r>
+        <w:t xml:space="preserve">parameters for either condition, which is why they appear here only as</w:t>
+      </w:r>
+      <w:r>
+        <w:t xml:space="preserve"> </w:t>
+      </w:r>
+      <w:r>
+        <w:t xml:space="preserve">comparators. Table </w:t>
+      </w:r>
+      <w:r>
+        <w:fldChar w:fldCharType="begin"/>
+      </w:r>
+      <w:r>
+        <w:instrText xml:space="preserve"> REF tab_ctrl \h </w:instrText>
+      </w:r>
+      <w:r>
+        <w:fldChar w:fldCharType="separate"/>
+      </w:r>
+      <w:r>
+        <w:t xml:space="preserve">1</w:t>
+      </w:r>
+      <w:r>
+        <w:fldChar w:fldCharType="end"/>
+      </w:r>
+      <w:r>
+        <w:t xml:space="preserve"> lists all the controllers of the study.</w:t>
       </w:r>
     </w:p>
     <w:p>
@@ -4568,60 +3966,996 @@
         </w:tc>
       </w:tr>
     </w:tbl>
+    <w:bookmarkEnd w:id="18"/>
+    <w:bookmarkStart w:id="19" w:name="Xce61fb213ed638d66fdf73d4265ca8a923aeb77"/>
+    <w:p>
+      <w:pPr>
+        <w:pStyle w:val="Heading3"/>
+      </w:pPr>
+      <w:r>
+        <w:rPr>
+          <w:rStyle w:val="SectionNumber"/>
+        </w:rPr>
+        <w:t xml:space="preserve">1.2.3</w:t>
+      </w:r>
+      <w:r>
+        <w:tab/>
+      </w:r>
+      <w:r>
+        <w:t xml:space="preserve">Gap 2: metaheuristics tune gains, not specifications</w:t>
+      </w:r>
+    </w:p>
+    <w:p>
+      <w:pPr>
+        <w:pStyle w:val="FirstParagraph"/>
+      </w:pPr>
+      <w:r>
+        <w:t xml:space="preserve">Metaheuristic tuning of converter controllers searches gain spaces</w:t>
+      </w:r>
+      <w:r>
+        <w:t xml:space="preserve"> </w:t>
+      </w:r>
+      <w:r>
+        <w:t xml:space="preserve">(</w:t>
+      </w:r>
+      <w:hyperlink w:anchor="ref-Izci2022">
+        <w:r>
+          <w:rPr>
+            <w:rStyle w:val="Hyperlink"/>
+          </w:rPr>
+          <w:t xml:space="preserve">Izci et al., 2022</w:t>
+        </w:r>
+      </w:hyperlink>
+      <w:r>
+        <w:t xml:space="preserve">;</w:t>
+      </w:r>
+      <w:r>
+        <w:t xml:space="preserve"> </w:t>
+      </w:r>
+      <w:hyperlink w:anchor="ref-Nanyan2024">
+        <w:r>
+          <w:rPr>
+            <w:rStyle w:val="Hyperlink"/>
+          </w:rPr>
+          <w:t xml:space="preserve">Nanyan et al., 2024</w:t>
+        </w:r>
+      </w:hyperlink>
+      <w:r>
+        <w:t xml:space="preserve">;</w:t>
+      </w:r>
+      <w:r>
+        <w:t xml:space="preserve"> </w:t>
+      </w:r>
+      <w:hyperlink w:anchor="ref-Siano2014">
+        <w:r>
+          <w:rPr>
+            <w:rStyle w:val="Hyperlink"/>
+          </w:rPr>
+          <w:t xml:space="preserve">Siano and Citro, 2014</w:t>
+        </w:r>
+      </w:hyperlink>
+      <w:r>
+        <w:t xml:space="preserve">;</w:t>
+      </w:r>
+      <w:r>
+        <w:t xml:space="preserve"> </w:t>
+      </w:r>
+      <w:hyperlink w:anchor="ref-ValenciaRivera2024">
+        <w:r>
+          <w:rPr>
+            <w:rStyle w:val="Hyperlink"/>
+          </w:rPr>
+          <w:t xml:space="preserve">Valencia-Rivera et al., 2024</w:t>
+        </w:r>
+      </w:hyperlink>
+      <w:r>
+        <w:t xml:space="preserve">)</w:t>
+      </w:r>
+      <w:r>
+        <w:t xml:space="preserve">. A good result</w:t>
+      </w:r>
+      <w:r>
+        <w:t xml:space="preserve"> </w:t>
+      </w:r>
+      <w:r>
+        <w:t xml:space="preserve">therefore carries no guarantee, the size of the search box is a guess, and the</w:t>
+      </w:r>
+      <w:r>
+        <w:t xml:space="preserve"> </w:t>
+      </w:r>
+      <w:r>
+        <w:t xml:space="preserve">objective is usually a tracking index rather than the list of limits a</w:t>
+      </w:r>
+      <w:r>
+        <w:t xml:space="preserve"> </w:t>
+      </w:r>
+      <w:r>
+        <w:t xml:space="preserve">specification actually contains. Searching the LQI weights instead has not been</w:t>
+      </w:r>
+      <w:r>
+        <w:t xml:space="preserve"> </w:t>
+      </w:r>
+      <w:r>
+        <w:t xml:space="preserve">compared with a direct gain search under the same budget.</w:t>
+      </w:r>
+    </w:p>
+    <w:bookmarkEnd w:id="19"/>
+    <w:bookmarkStart w:id="20" w:name="X3763e614a267dafeb173ed9c96475b2529fd7e3"/>
+    <w:p>
+      <w:pPr>
+        <w:pStyle w:val="Heading3"/>
+      </w:pPr>
+      <w:r>
+        <w:rPr>
+          <w:rStyle w:val="SectionNumber"/>
+        </w:rPr>
+        <w:t xml:space="preserve">1.2.4</w:t>
+      </w:r>
+      <w:r>
+        <w:tab/>
+      </w:r>
+      <w:r>
+        <w:t xml:space="preserve">Motivation 2: CMO–LQI, constrained multi-criteria optimization of the LQI weights</w:t>
+      </w:r>
+    </w:p>
+    <w:p>
+      <w:pPr>
+        <w:pStyle w:val="FirstParagraph"/>
+      </w:pPr>
+      <w:r>
+        <w:t xml:space="preserve">Bryson’s rule gives a sensible starting point, but its weights are not optimal</w:t>
+      </w:r>
+      <w:r>
+        <w:t xml:space="preserve"> </w:t>
+      </w:r>
+      <w:r>
+        <w:t xml:space="preserve">with respect to overshoot, device current or loss. We call CMO–LQI</w:t>
+      </w:r>
+      <w:r>
+        <w:t xml:space="preserve"> </w:t>
+      </w:r>
+      <w:r>
+        <w:t xml:space="preserve">(constrained multi-criteria optimization of the LQI) the problem of choosing the</w:t>
+      </w:r>
+      <w:r>
+        <w:t xml:space="preserve"> </w:t>
+      </w:r>
+      <w:r>
+        <w:t xml:space="preserve">weights so that the resulting LQI, realized as a 2-DOF PIDF, minimizes an</w:t>
+      </w:r>
+      <w:r>
+        <w:t xml:space="preserve"> </w:t>
+      </w:r>
+      <w:r>
+        <w:t xml:space="preserve">aggregate of seven performance criteria over six scenarios under hard</w:t>
+      </w:r>
+      <w:r>
+        <w:t xml:space="preserve"> </w:t>
+      </w:r>
+      <w:r>
+        <w:t xml:space="preserve">engineering constraints.</w:t>
+      </w:r>
+      <w:r>
+        <w:t xml:space="preserve"> </w:t>
+      </w:r>
+      <w:r>
+        <w:rPr>
+          <w:i/>
+          <w:iCs/>
+        </w:rPr>
+        <w:t xml:space="preserve">Multi-criteria</w:t>
+      </w:r>
+      <w:r>
+        <w:t xml:space="preserve"> </w:t>
+      </w:r>
+      <w:r>
+        <w:t xml:space="preserve">is meant literally, not in the</w:t>
+      </w:r>
+      <w:r>
+        <w:t xml:space="preserve"> </w:t>
+      </w:r>
+      <w:r>
+        <w:t xml:space="preserve">Pareto sense: the criteria are normalized and averaged into one scalar, and the</w:t>
+      </w:r>
+      <w:r>
+        <w:t xml:space="preserve"> </w:t>
+      </w:r>
+      <w:r>
+        <w:t xml:space="preserve">constraints are handled by feasibility rules</w:t>
+      </w:r>
+      <w:r>
+        <w:t xml:space="preserve"> </w:t>
+      </w:r>
+      <w:r>
+        <w:t xml:space="preserve">(</w:t>
+      </w:r>
+      <w:hyperlink w:anchor="ref-Deb2000">
+        <w:r>
+          <w:rPr>
+            <w:rStyle w:val="Hyperlink"/>
+          </w:rPr>
+          <w:t xml:space="preserve">Deb, 2000</w:t>
+        </w:r>
+      </w:hyperlink>
+      <w:r>
+        <w:t xml:space="preserve">)</w:t>
+      </w:r>
+      <w:r>
+        <w:t xml:space="preserve">. A weighted scalar</w:t>
+      </w:r>
+      <w:r>
+        <w:t xml:space="preserve"> </w:t>
+      </w:r>
+      <w:r>
+        <w:t xml:space="preserve">index does not describe a trade-off front</w:t>
+      </w:r>
+      <w:r>
+        <w:t xml:space="preserve"> </w:t>
+      </w:r>
+      <w:r>
+        <w:t xml:space="preserve">(</w:t>
+      </w:r>
+      <w:hyperlink w:anchor="ref-RodriguezMolina2020">
+        <w:r>
+          <w:rPr>
+            <w:rStyle w:val="Hyperlink"/>
+          </w:rPr>
+          <w:t xml:space="preserve">Rodríguez-Molina et al., 2020</w:t>
+        </w:r>
+      </w:hyperlink>
+      <w:r>
+        <w:t xml:space="preserve">)</w:t>
+      </w:r>
+      <w:r>
+        <w:t xml:space="preserve">, and we do</w:t>
+      </w:r>
+      <w:r>
+        <w:t xml:space="preserve"> </w:t>
+      </w:r>
+      <w:r>
+        <w:t xml:space="preserve">not claim one. The search variables are the logarithms of the Bryson excursions</w:t>
+      </w:r>
+      <w:r>
+        <w:t xml:space="preserve"> </w:t>
+      </w:r>
+      <w:r>
+        <w:t xml:space="preserve">and of the integral bandwidth, four numbers with a physical scale, rather than</w:t>
+      </w:r>
+      <w:r>
+        <w:t xml:space="preserve"> </w:t>
+      </w:r>
+      <w:r>
+        <w:t xml:space="preserve">the PIDF gains.</w:t>
+      </w:r>
+    </w:p>
+    <w:bookmarkEnd w:id="20"/>
+    <w:bookmarkStart w:id="21" w:name="X9dcbf9ac6c4f62894d77e1563bad71ba9e31399"/>
+    <w:p>
+      <w:pPr>
+        <w:pStyle w:val="Heading3"/>
+      </w:pPr>
+      <w:r>
+        <w:rPr>
+          <w:rStyle w:val="SectionNumber"/>
+        </w:rPr>
+        <w:t xml:space="preserve">1.2.5</w:t>
+      </w:r>
+      <w:r>
+        <w:tab/>
+      </w:r>
+      <w:r>
+        <w:t xml:space="preserve">Gap 3: candidates are accepted on the model that selected them</w:t>
+      </w:r>
+    </w:p>
+    <w:p>
+      <w:pPr>
+        <w:pStyle w:val="FirstParagraph"/>
+      </w:pPr>
+      <w:r>
+        <w:t xml:space="preserve">Most tuning studies accept a candidate on the averaged model that drives the</w:t>
+      </w:r>
+      <w:r>
+        <w:t xml:space="preserve"> </w:t>
+      </w:r>
+      <w:r>
+        <w:t xml:space="preserve">search. In an earlier version of the present protocol, four of six winners</w:t>
+      </w:r>
+      <w:r>
+        <w:t xml:space="preserve"> </w:t>
+      </w:r>
+      <w:r>
+        <w:t xml:space="preserve">accepted in this way failed on the switched model, because of switching limit</w:t>
+      </w:r>
+      <w:r>
+        <w:t xml:space="preserve"> </w:t>
+      </w:r>
+      <w:r>
+        <w:t xml:space="preserve">cycles that the averaged model cannot represent. The same studies often</w:t>
+      </w:r>
+      <w:r>
+        <w:t xml:space="preserve"> </w:t>
+      </w:r>
+      <w:r>
+        <w:t xml:space="preserve">introduce a new operator without a matched comparison against existing ones,</w:t>
+      </w:r>
+      <w:r>
+        <w:t xml:space="preserve"> </w:t>
+      </w:r>
+      <w:r>
+        <w:t xml:space="preserve">so it is hard to tell whether a result comes from the algorithm or from the</w:t>
+      </w:r>
+      <w:r>
+        <w:t xml:space="preserve"> </w:t>
+      </w:r>
+      <w:r>
+        <w:t xml:space="preserve">problem.</w:t>
+      </w:r>
+    </w:p>
+    <w:bookmarkEnd w:id="21"/>
+    <w:bookmarkStart w:id="22" w:name="X56515f5b0b84c2215d87f6a5c87b76cb10f0ad9"/>
+    <w:p>
+      <w:pPr>
+        <w:pStyle w:val="Heading3"/>
+      </w:pPr>
+      <w:r>
+        <w:rPr>
+          <w:rStyle w:val="SectionNumber"/>
+        </w:rPr>
+        <w:t xml:space="preserve">1.2.6</w:t>
+      </w:r>
+      <w:r>
+        <w:tab/>
+      </w:r>
+      <w:r>
+        <w:t xml:space="preserve">Motivation 3: why metaheuristics, and why refineBO</w:t>
+      </w:r>
+    </w:p>
+    <w:p>
+      <w:pPr>
+        <w:pStyle w:val="FirstParagraph"/>
+      </w:pPr>
+      <w:r>
+        <w:t xml:space="preserve">The CMO–LQI problem has only four variables, but its objective and its</w:t>
+      </w:r>
+      <w:r>
+        <w:t xml:space="preserve"> </w:t>
+      </w:r>
+      <w:r>
+        <w:t xml:space="preserve">constraints come from simulations with saturation, mode changes and switching,</w:t>
+      </w:r>
+      <w:r>
+        <w:t xml:space="preserve"> </w:t>
+      </w:r>
+      <w:r>
+        <w:t xml:space="preserve">so no gradient is available and the feasible set may be disconnected.</w:t>
+      </w:r>
+      <w:r>
+        <w:t xml:space="preserve"> </w:t>
+      </w:r>
+      <w:r>
+        <w:t xml:space="preserve">Population-based metaheuristics are the usual tool for such black-box problems.</w:t>
+      </w:r>
+      <w:r>
+        <w:t xml:space="preserve"> </w:t>
+      </w:r>
+      <w:r>
+        <w:t xml:space="preserve">Two results from the optimization literature shape the way we use them. The</w:t>
+      </w:r>
+      <w:r>
+        <w:t xml:space="preserve"> </w:t>
+      </w:r>
+      <w:r>
+        <w:t xml:space="preserve">no-free-lunch theorems state that no algorithm dominates on all problems</w:t>
+      </w:r>
+      <w:r>
+        <w:t xml:space="preserve"> </w:t>
+      </w:r>
+      <w:r>
+        <w:t xml:space="preserve">(</w:t>
+      </w:r>
+      <w:hyperlink w:anchor="ref-Wolpert1997">
+        <w:r>
+          <w:rPr>
+            <w:rStyle w:val="Hyperlink"/>
+          </w:rPr>
+          <w:t xml:space="preserve">Wolpert and Macready, 1997</w:t>
+        </w:r>
+      </w:hyperlink>
+      <w:r>
+        <w:t xml:space="preserve">)</w:t>
+      </w:r>
+      <w:r>
+        <w:t xml:space="preserve">, and metaphor-based variants are often published without</w:t>
+      </w:r>
+      <w:r>
+        <w:t xml:space="preserve"> </w:t>
+      </w:r>
+      <w:r>
+        <w:t xml:space="preserve">evidence that they differ from existing methods</w:t>
+      </w:r>
+      <w:r>
+        <w:t xml:space="preserve"> </w:t>
+      </w:r>
+      <w:r>
+        <w:t xml:space="preserve">(</w:t>
+      </w:r>
+      <w:hyperlink w:anchor="ref-Sorensen2015">
+        <w:r>
+          <w:rPr>
+            <w:rStyle w:val="Hyperlink"/>
+          </w:rPr>
+          <w:t xml:space="preserve">Sörensen, 2015</w:t>
+        </w:r>
+      </w:hyperlink>
+      <w:r>
+        <w:t xml:space="preserve">)</w:t>
+      </w:r>
+      <w:r>
+        <w:t xml:space="preserve">. We</w:t>
+      </w:r>
+      <w:r>
+        <w:t xml:space="preserve"> </w:t>
+      </w:r>
+      <w:r>
+        <w:t xml:space="preserve">therefore do not propose a new metaheuristic. We take three classical operators</w:t>
+      </w:r>
+      <w:r>
+        <w:t xml:space="preserve"> </w:t>
+      </w:r>
+      <w:r>
+        <w:t xml:space="preserve">with well-documented behaviour, particle swarm optimization</w:t>
+      </w:r>
+      <w:r>
+        <w:t xml:space="preserve"> </w:t>
+      </w:r>
+      <w:r>
+        <w:t xml:space="preserve">(</w:t>
+      </w:r>
+      <w:hyperlink w:anchor="ref-Kennedy1995">
+        <w:r>
+          <w:rPr>
+            <w:rStyle w:val="Hyperlink"/>
+          </w:rPr>
+          <w:t xml:space="preserve">Kennedy and Eberhart, 1995</w:t>
+        </w:r>
+      </w:hyperlink>
+      <w:r>
+        <w:t xml:space="preserve">;</w:t>
+      </w:r>
+      <w:r>
+        <w:t xml:space="preserve"> </w:t>
+      </w:r>
+      <w:hyperlink w:anchor="ref-Poli2007">
+        <w:r>
+          <w:rPr>
+            <w:rStyle w:val="Hyperlink"/>
+          </w:rPr>
+          <w:t xml:space="preserve">Poli et al., 2007</w:t>
+        </w:r>
+      </w:hyperlink>
+      <w:r>
+        <w:t xml:space="preserve">)</w:t>
+      </w:r>
+      <w:r>
+        <w:t xml:space="preserve">, the genetic algorithm</w:t>
+      </w:r>
+      <w:r>
+        <w:t xml:space="preserve"> </w:t>
+      </w:r>
+      <w:r>
+        <w:t xml:space="preserve">(</w:t>
+      </w:r>
+      <w:hyperlink w:anchor="ref-Holland1975">
+        <w:r>
+          <w:rPr>
+            <w:rStyle w:val="Hyperlink"/>
+          </w:rPr>
+          <w:t xml:space="preserve">Holland, 1975</w:t>
+        </w:r>
+      </w:hyperlink>
+      <w:r>
+        <w:t xml:space="preserve">)</w:t>
+      </w:r>
+      <w:r>
+        <w:t xml:space="preserve"> </w:t>
+      </w:r>
+      <w:r>
+        <w:t xml:space="preserve">and the</w:t>
+      </w:r>
+      <w:r>
+        <w:t xml:space="preserve"> </w:t>
+      </w:r>
+      <w:r>
+        <w:t xml:space="preserve">artificial bee colony</w:t>
+      </w:r>
+      <w:r>
+        <w:t xml:space="preserve"> </w:t>
+      </w:r>
+      <w:r>
+        <w:t xml:space="preserve">(</w:t>
+      </w:r>
+      <w:hyperlink w:anchor="ref-Karaboga2008">
+        <w:r>
+          <w:rPr>
+            <w:rStyle w:val="Hyperlink"/>
+          </w:rPr>
+          <w:t xml:space="preserve">Karaboga and Basturk, 2008</w:t>
+        </w:r>
+      </w:hyperlink>
+      <w:r>
+        <w:t xml:space="preserve">,</w:t>
+      </w:r>
+      <w:r>
+        <w:t xml:space="preserve"> </w:t>
+      </w:r>
+      <w:hyperlink w:anchor="ref-Karaboga2007">
+        <w:r>
+          <w:rPr>
+            <w:rStyle w:val="Hyperlink"/>
+          </w:rPr>
+          <w:t xml:space="preserve">2007</w:t>
+        </w:r>
+      </w:hyperlink>
+      <w:r>
+        <w:t xml:space="preserve">)</w:t>
+      </w:r>
+      <w:r>
+        <w:t xml:space="preserve">, and three recent</w:t>
+      </w:r>
+      <w:r>
+        <w:t xml:space="preserve"> </w:t>
+      </w:r>
+      <w:r>
+        <w:t xml:space="preserve">variants built on the grey wolf optimizer and on an adaptive bee colony</w:t>
+      </w:r>
+      <w:r>
+        <w:t xml:space="preserve"> </w:t>
+      </w:r>
+      <w:r>
+        <w:t xml:space="preserve">(</w:t>
+      </w:r>
+      <w:hyperlink w:anchor="ref-Alsamia2024">
+        <w:r>
+          <w:rPr>
+            <w:rStyle w:val="Hyperlink"/>
+          </w:rPr>
+          <w:t xml:space="preserve">Alsamia et al., 2024</w:t>
+        </w:r>
+      </w:hyperlink>
+      <w:r>
+        <w:t xml:space="preserve">;</w:t>
+      </w:r>
+      <w:r>
+        <w:t xml:space="preserve"> </w:t>
+      </w:r>
+      <w:hyperlink w:anchor="ref-Hou2022">
+        <w:r>
+          <w:rPr>
+            <w:rStyle w:val="Hyperlink"/>
+          </w:rPr>
+          <w:t xml:space="preserve">Hou et al., 2022</w:t>
+        </w:r>
+      </w:hyperlink>
+      <w:r>
+        <w:t xml:space="preserve">;</w:t>
+      </w:r>
+      <w:r>
+        <w:t xml:space="preserve"> </w:t>
+      </w:r>
+      <w:hyperlink w:anchor="ref-Mirjalili2014">
+        <w:r>
+          <w:rPr>
+            <w:rStyle w:val="Hyperlink"/>
+          </w:rPr>
+          <w:t xml:space="preserve">Mirjalili et al., 2014</w:t>
+        </w:r>
+      </w:hyperlink>
+      <w:r>
+        <w:t xml:space="preserve">;</w:t>
+      </w:r>
+      <w:r>
+        <w:t xml:space="preserve"> </w:t>
+      </w:r>
+      <w:hyperlink w:anchor="ref-NadimiShahraki2021">
+        <w:r>
+          <w:rPr>
+            <w:rStyle w:val="Hyperlink"/>
+          </w:rPr>
+          <w:t xml:space="preserve">Nadimi-Shahraki et al., 2021</w:t>
+        </w:r>
+      </w:hyperlink>
+      <w:r>
+        <w:t xml:space="preserve">)</w:t>
+      </w:r>
+      <w:r>
+        <w:t xml:space="preserve">, and ask whether the</w:t>
+      </w:r>
+      <w:r>
+        <w:t xml:space="preserve"> </w:t>
+      </w:r>
+      <w:r>
+        <w:t xml:space="preserve">answer depends on the operator. Constraints are handled by Deb’s feasibility</w:t>
+      </w:r>
+      <w:r>
+        <w:t xml:space="preserve"> </w:t>
+      </w:r>
+      <w:r>
+        <w:t xml:space="preserve">ordering, which avoids penalty factors</w:t>
+      </w:r>
+      <w:r>
+        <w:t xml:space="preserve"> </w:t>
+      </w:r>
+      <w:r>
+        <w:t xml:space="preserve">(</w:t>
+      </w:r>
+      <w:hyperlink w:anchor="ref-Deb2000">
+        <w:r>
+          <w:rPr>
+            <w:rStyle w:val="Hyperlink"/>
+          </w:rPr>
+          <w:t xml:space="preserve">Deb, 2000</w:t>
+        </w:r>
+      </w:hyperlink>
+      <w:r>
+        <w:t xml:space="preserve">;</w:t>
+      </w:r>
+      <w:r>
+        <w:t xml:space="preserve"> </w:t>
+      </w:r>
+      <w:hyperlink w:anchor="ref-MezuraMontes2011">
+        <w:r>
+          <w:rPr>
+            <w:rStyle w:val="Hyperlink"/>
+          </w:rPr>
+          <w:t xml:space="preserve">Mezura-Montes and Coello Coello, 2011</w:t>
+        </w:r>
+      </w:hyperlink>
+      <w:r>
+        <w:t xml:space="preserve">)</w:t>
+      </w:r>
+      <w:r>
+        <w:t xml:space="preserve">; the</w:t>
+      </w:r>
+      <w:r>
+        <w:t xml:space="preserve"> </w:t>
+      </w:r>
+      <w:r>
+        <w:t xml:space="preserve">runs are compared on matched seeds with non-parametric tests</w:t>
+      </w:r>
+      <w:r>
+        <w:t xml:space="preserve"> </w:t>
+      </w:r>
+      <w:r>
+        <w:t xml:space="preserve">(</w:t>
+      </w:r>
+      <w:hyperlink w:anchor="ref-Demsar2006">
+        <w:r>
+          <w:rPr>
+            <w:rStyle w:val="Hyperlink"/>
+          </w:rPr>
+          <w:t xml:space="preserve">Demšar, 2006</w:t>
+        </w:r>
+      </w:hyperlink>
+      <w:r>
+        <w:t xml:space="preserve">;</w:t>
+      </w:r>
+      <w:r>
+        <w:t xml:space="preserve"> </w:t>
+      </w:r>
+      <w:hyperlink w:anchor="ref-Derrac2011">
+        <w:r>
+          <w:rPr>
+            <w:rStyle w:val="Hyperlink"/>
+          </w:rPr>
+          <w:t xml:space="preserve">Derrac et al., 2011</w:t>
+        </w:r>
+      </w:hyperlink>
+      <w:r>
+        <w:t xml:space="preserve">)</w:t>
+      </w:r>
+      <w:r>
+        <w:t xml:space="preserve">; and three of the 33 constraints are measured on</w:t>
+      </w:r>
+      <w:r>
+        <w:t xml:space="preserve"> </w:t>
+      </w:r>
+      <w:r>
+        <w:t xml:space="preserve">a short switched simulation inside every evaluation, which answers the</w:t>
+      </w:r>
+      <w:r>
+        <w:t xml:space="preserve"> </w:t>
+      </w:r>
+      <w:r>
+        <w:t xml:space="preserve">acceptance problem of Gap 3.</w:t>
+      </w:r>
+    </w:p>
     <w:p>
       <w:pPr>
         <w:pStyle w:val="BodyText"/>
       </w:pPr>
       <w:r>
+        <w:t xml:space="preserve">A global operator spends most of its budget exploring. Once a promising region</w:t>
+      </w:r>
+      <w:r>
+        <w:t xml:space="preserve"> </w:t>
+      </w:r>
+      <w:r>
+        <w:t xml:space="preserve">is found, a local model-based stage is more economical, which is the idea of</w:t>
+      </w:r>
+      <w:r>
+        <w:t xml:space="preserve"> </w:t>
+      </w:r>
+      <w:r>
+        <w:t xml:space="preserve">memetic and hybrid schemes</w:t>
+      </w:r>
+      <w:r>
+        <w:t xml:space="preserve"> </w:t>
+      </w:r>
+      <w:r>
+        <w:t xml:space="preserve">(</w:t>
+      </w:r>
+      <w:hyperlink w:anchor="ref-Neri2012">
+        <w:r>
+          <w:rPr>
+            <w:rStyle w:val="Hyperlink"/>
+          </w:rPr>
+          <w:t xml:space="preserve">Neri and Cotta, 2012</w:t>
+        </w:r>
+      </w:hyperlink>
+      <w:r>
+        <w:t xml:space="preserve">)</w:t>
+      </w:r>
+      <w:r>
+        <w:t xml:space="preserve">. For expensive black-box functions,</w:t>
+      </w:r>
+      <w:r>
+        <w:t xml:space="preserve"> </w:t>
+      </w:r>
+      <w:r>
+        <w:t xml:space="preserve">Bayesian optimization fits a Gaussian-process surrogate to the evaluated points</w:t>
+      </w:r>
+      <w:r>
+        <w:t xml:space="preserve"> </w:t>
+      </w:r>
+      <w:r>
+        <w:t xml:space="preserve">and chooses the next one by maximizing an acquisition function such as the</w:t>
+      </w:r>
+      <w:r>
+        <w:t xml:space="preserve"> </w:t>
+      </w:r>
+      <w:r>
+        <w:t xml:space="preserve">expected improvement</w:t>
+      </w:r>
+      <w:r>
+        <w:t xml:space="preserve"> </w:t>
+      </w:r>
+      <w:r>
+        <w:t xml:space="preserve">(</w:t>
+      </w:r>
+      <w:hyperlink w:anchor="ref-Jones1998">
+        <w:r>
+          <w:rPr>
+            <w:rStyle w:val="Hyperlink"/>
+          </w:rPr>
+          <w:t xml:space="preserve">Jones et al., 1998</w:t>
+        </w:r>
+      </w:hyperlink>
+      <w:r>
+        <w:t xml:space="preserve">;</w:t>
+      </w:r>
+      <w:r>
+        <w:t xml:space="preserve"> </w:t>
+      </w:r>
+      <w:hyperlink w:anchor="ref-Rasmussen2006">
+        <w:r>
+          <w:rPr>
+            <w:rStyle w:val="Hyperlink"/>
+          </w:rPr>
+          <w:t xml:space="preserve">Rasmussen and Williams, 2006</w:t>
+        </w:r>
+      </w:hyperlink>
+      <w:r>
+        <w:t xml:space="preserve">;</w:t>
+      </w:r>
+      <w:r>
+        <w:t xml:space="preserve"> </w:t>
+      </w:r>
+      <w:hyperlink w:anchor="ref-Shahriari2016">
+        <w:r>
+          <w:rPr>
+            <w:rStyle w:val="Hyperlink"/>
+          </w:rPr>
+          <w:t xml:space="preserve">Shahriari et al., 2016</w:t>
+        </w:r>
+      </w:hyperlink>
+      <w:r>
+        <w:t xml:space="preserve">;</w:t>
+      </w:r>
+      <w:r>
+        <w:t xml:space="preserve"> </w:t>
+      </w:r>
+      <w:hyperlink w:anchor="ref-Snoek2012">
+        <w:r>
+          <w:rPr>
+            <w:rStyle w:val="Hyperlink"/>
+          </w:rPr>
+          <w:t xml:space="preserve">Snoek et al., 2012</w:t>
+        </w:r>
+      </w:hyperlink>
+      <w:r>
+        <w:t xml:space="preserve">)</w:t>
+      </w:r>
+      <w:r>
+        <w:t xml:space="preserve">. Unknown</w:t>
+      </w:r>
+      <w:r>
+        <w:t xml:space="preserve"> </w:t>
+      </w:r>
+      <w:r>
+        <w:t xml:space="preserve">constraints are handled by multiplying the acquisition by the modelled</w:t>
+      </w:r>
+      <w:r>
+        <w:t xml:space="preserve"> </w:t>
+      </w:r>
+      <w:r>
+        <w:t xml:space="preserve">probability of feasibility</w:t>
+      </w:r>
+      <w:r>
+        <w:t xml:space="preserve"> </w:t>
+      </w:r>
+      <w:r>
+        <w:t xml:space="preserve">(</w:t>
+      </w:r>
+      <w:hyperlink w:anchor="ref-Gardner2014">
+        <w:r>
+          <w:rPr>
+            <w:rStyle w:val="Hyperlink"/>
+          </w:rPr>
+          <w:t xml:space="preserve">Gardner et al., 2014</w:t>
+        </w:r>
+      </w:hyperlink>
+      <w:r>
+        <w:t xml:space="preserve">)</w:t>
+      </w:r>
+      <w:r>
+        <w:t xml:space="preserve">, and a trust region keeps the</w:t>
+      </w:r>
+      <w:r>
+        <w:t xml:space="preserve"> </w:t>
+      </w:r>
+      <w:r>
+        <w:t xml:space="preserve">surrogate local and reliable</w:t>
+      </w:r>
+      <w:r>
+        <w:t xml:space="preserve"> </w:t>
+      </w:r>
+      <w:r>
+        <w:t xml:space="preserve">(</w:t>
+      </w:r>
+      <w:hyperlink w:anchor="ref-Eriksson2019">
+        <w:r>
+          <w:rPr>
+            <w:rStyle w:val="Hyperlink"/>
+          </w:rPr>
+          <w:t xml:space="preserve">Eriksson et al., 2019</w:t>
+        </w:r>
+      </w:hyperlink>
+      <w:r>
+        <w:t xml:space="preserve">)</w:t>
+      </w:r>
+      <w:r>
+        <w:t xml:space="preserve">. Bayesian optimization has</w:t>
+      </w:r>
+      <w:r>
+        <w:t xml:space="preserve"> </w:t>
+      </w:r>
+      <w:r>
+        <w:t xml:space="preserve">already been used to tune industrial controllers</w:t>
+      </w:r>
+      <w:r>
+        <w:t xml:space="preserve"> </w:t>
+      </w:r>
+      <w:r>
+        <w:t xml:space="preserve">(</w:t>
+      </w:r>
+      <w:hyperlink w:anchor="ref-NeumannBrosig2020">
+        <w:r>
+          <w:rPr>
+            <w:rStyle w:val="Hyperlink"/>
+          </w:rPr>
+          <w:t xml:space="preserve">Neumann-Brosig et al., 2020</w:t>
+        </w:r>
+      </w:hyperlink>
+      <w:r>
+        <w:t xml:space="preserve">)</w:t>
+      </w:r>
+      <w:r>
+        <w:t xml:space="preserve"> </w:t>
+      </w:r>
+      <w:r>
+        <w:t xml:space="preserve">and</w:t>
+      </w:r>
+      <w:r>
+        <w:t xml:space="preserve"> </w:t>
+      </w:r>
+      <w:r>
+        <w:t xml:space="preserve">digital PID loops</w:t>
+      </w:r>
+      <w:r>
+        <w:t xml:space="preserve"> </w:t>
+      </w:r>
+      <w:r>
+        <w:t xml:space="preserve">(</w:t>
+      </w:r>
+      <w:hyperlink w:anchor="ref-Coutinho2023">
+        <w:r>
+          <w:rPr>
+            <w:rStyle w:val="Hyperlink"/>
+          </w:rPr>
+          <w:t xml:space="preserve">Coutinho et al., 2023</w:t>
+        </w:r>
+      </w:hyperlink>
+      <w:r>
+        <w:t xml:space="preserve">)</w:t>
+      </w:r>
+      <w:r>
+        <w:t xml:space="preserve">. The refineBO stage used here combines</w:t>
+      </w:r>
+      <w:r>
+        <w:t xml:space="preserve"> </w:t>
+      </w:r>
+      <w:r>
+        <w:t xml:space="preserve">these three elements: it starts from the history of each global run, models the</w:t>
+      </w:r>
+      <w:r>
+        <w:t xml:space="preserve"> </w:t>
+      </w:r>
+      <w:r>
+        <w:t xml:space="preserve">objective and all 33 constraints with Gaussian processes, and searches a</w:t>
+      </w:r>
+      <w:r>
+        <w:t xml:space="preserve"> </w:t>
+      </w:r>
+      <w:r>
+        <w:t xml:space="preserve">shrinking region around the best feasible records.</w:t>
+      </w:r>
+    </w:p>
+    <w:p>
+      <w:pPr>
+        <w:pStyle w:val="BodyText"/>
+      </w:pPr>
+      <w:r>
         <w:t xml:space="preserve">Table </w:t>
       </w:r>
       <w:r>
         <w:fldChar w:fldCharType="begin"/>
       </w:r>
       <w:r>
-        <w:instrText xml:space="preserve"> REF tab_ctrl \h </w:instrText>
+        <w:instrText xml:space="preserve"> REF tab_gap \h </w:instrText>
       </w:r>
       <w:r>
         <w:fldChar w:fldCharType="separate"/>
       </w:r>
       <w:r>
-        <w:t xml:space="preserve">1</w:t>
+        <w:t xml:space="preserve">2</w:t>
       </w:r>
       <w:r>
         <w:fldChar w:fldCharType="end"/>
       </w:r>
       <w:r>
-        <w:t xml:space="preserve"> summarizes the controllers that appear in the study, and</w:t>
-      </w:r>
-      <w:r>
-        <w:t xml:space="preserve"> </w:t>
-      </w:r>
-      <w:r>
-        <w:t xml:space="preserve">Table </w:t>
-      </w:r>
-      <w:r>
-        <w:fldChar w:fldCharType="begin"/>
-      </w:r>
-      <w:r>
-        <w:instrText xml:space="preserve"> REF tab_gap \h </w:instrText>
-      </w:r>
-      <w:r>
-        <w:fldChar w:fldCharType="separate"/>
-      </w:r>
-      <w:r>
-        <w:t xml:space="preserve">2</w:t>
-      </w:r>
-      <w:r>
-        <w:fldChar w:fldCharType="end"/>
-      </w:r>
-      <w:r>
         <w:t xml:space="preserve"> positions the work against representative Buck control and</w:t>
       </w:r>
       <w:r>
         <w:t xml:space="preserve"> </w:t>
       </w:r>
       <w:r>
-        <w:t xml:space="preserve">tuning studies.</w:t>
+        <w:t xml:space="preserve">tuning studies. The motivation, in short, is to close the three gaps on a plant</w:t>
+      </w:r>
+      <w:r>
+        <w:t xml:space="preserve"> </w:t>
+      </w:r>
+      <w:r>
+        <w:t xml:space="preserve">that is fully specified, so that every number in the paper can be recomputed.</w:t>
       </w:r>
     </w:p>
     <w:p>
@@ -5322,114 +5656,9 @@
         </w:tc>
       </w:tr>
     </w:tbl>
-    <w:bookmarkEnd w:id="18"/>
-    <w:bookmarkEnd w:id="19"/>
-    <w:bookmarkStart w:id="20" w:name="sec:gap"/>
-    <w:p>
-      <w:pPr>
-        <w:pStyle w:val="Heading2"/>
-      </w:pPr>
-      <w:r>
-        <w:rPr>
-          <w:rStyle w:val="SectionNumber"/>
-        </w:rPr>
-        <w:t xml:space="preserve">1.2</w:t>
-      </w:r>
-      <w:r>
-        <w:tab/>
-      </w:r>
-      <w:r>
-        <w:t xml:space="preserve">Research gap and motivation</w:t>
-      </w:r>
-    </w:p>
-    <w:p>
-      <w:pPr>
-        <w:pStyle w:val="FirstParagraph"/>
-      </w:pPr>
-      <w:r>
-        <w:t xml:space="preserve">The review leaves three questions open. First, the link between the LQI of a</w:t>
-      </w:r>
-      <w:r>
-        <w:t xml:space="preserve"> </w:t>
-      </w:r>
-      <w:r>
-        <w:t xml:space="preserve">Buck converter and a filtered PID is known in nominal transfer-function form,</w:t>
-      </w:r>
-      <w:r>
-        <w:t xml:space="preserve"> </w:t>
-      </w:r>
-      <w:r>
-        <w:t xml:space="preserve">but it is not known whether it survives saturation, anti-windup, discontinuous</w:t>
-      </w:r>
-      <w:r>
-        <w:t xml:space="preserve"> </w:t>
-      </w:r>
-      <w:r>
-        <w:t xml:space="preserve">conduction and parameter mismatch, which are exactly the conditions under which</w:t>
-      </w:r>
-      <w:r>
-        <w:t xml:space="preserve"> </w:t>
-      </w:r>
-      <w:r>
-        <w:t xml:space="preserve">a converter operates across a wide range. Second, metaheuristic tuning of</w:t>
-      </w:r>
-      <w:r>
-        <w:t xml:space="preserve"> </w:t>
-      </w:r>
-      <w:r>
-        <w:t xml:space="preserve">converter controllers searches gain spaces, so a good result carries no</w:t>
-      </w:r>
-      <w:r>
-        <w:t xml:space="preserve"> </w:t>
-      </w:r>
-      <w:r>
-        <w:t xml:space="preserve">guarantee and the size of the search box is a guess; searching the LQI weights</w:t>
-      </w:r>
-      <w:r>
-        <w:t xml:space="preserve"> </w:t>
-      </w:r>
-      <w:r>
-        <w:t xml:space="preserve">instead has not been compared with a direct gain search under the same budget.</w:t>
-      </w:r>
-      <w:r>
-        <w:t xml:space="preserve"> </w:t>
-      </w:r>
-      <w:r>
-        <w:t xml:space="preserve">Third, most tuning studies accept a candidate on the averaged model that drives</w:t>
-      </w:r>
-      <w:r>
-        <w:t xml:space="preserve"> </w:t>
-      </w:r>
-      <w:r>
-        <w:t xml:space="preserve">the search. In an earlier version of the present protocol, four of six</w:t>
-      </w:r>
-      <w:r>
-        <w:t xml:space="preserve"> </w:t>
-      </w:r>
-      <w:r>
-        <w:t xml:space="preserve">winners accepted in this way failed on the switched model, because of</w:t>
-      </w:r>
-      <w:r>
-        <w:t xml:space="preserve"> </w:t>
-      </w:r>
-      <w:r>
-        <w:t xml:space="preserve">switching limit cycles that the averaged model cannot represent. The</w:t>
-      </w:r>
-      <w:r>
-        <w:t xml:space="preserve"> </w:t>
-      </w:r>
-      <w:r>
-        <w:t xml:space="preserve">motivation of this paper is to close these three questions on a plant that is</w:t>
-      </w:r>
-      <w:r>
-        <w:t xml:space="preserve"> </w:t>
-      </w:r>
-      <w:r>
-        <w:t xml:space="preserve">fully specified, so that every number can be recomputed.</w:t>
-      </w:r>
-    </w:p>
-    <w:bookmarkEnd w:id="20"/>
-    <w:bookmarkStart w:id="21" w:name="sec:assump"/>
+    <w:bookmarkEnd w:id="22"/>
+    <w:bookmarkEnd w:id="23"/>
+    <w:bookmarkStart w:id="24" w:name="sec:assump"/>
     <w:p>
       <w:pPr>
         <w:pStyle w:val="Heading2"/>
@@ -5681,8 +5910,8 @@
         <w:t xml:space="preserve">the nominal operating polytope only.</w:t>
       </w:r>
     </w:p>
-    <w:bookmarkEnd w:id="21"/>
-    <w:bookmarkStart w:id="22" w:name="sec:challenges"/>
+    <w:bookmarkEnd w:id="24"/>
+    <w:bookmarkStart w:id="25" w:name="sec:challenges"/>
     <w:p>
       <w:pPr>
         <w:pStyle w:val="Heading2"/>
@@ -5774,8 +6003,8 @@
         <w:t xml:space="preserve">enough to excite the coexisting limit cycles.</w:t>
       </w:r>
     </w:p>
-    <w:bookmarkEnd w:id="22"/>
-    <w:bookmarkStart w:id="23" w:name="sec:contrib"/>
+    <w:bookmarkEnd w:id="25"/>
+    <w:bookmarkStart w:id="26" w:name="sec:contrib"/>
     <w:p>
       <w:pPr>
         <w:pStyle w:val="Heading2"/>
@@ -5980,8 +6209,8 @@
         <w:t xml:space="preserve">specification.</w:t>
       </w:r>
     </w:p>
-    <w:bookmarkEnd w:id="23"/>
-    <w:bookmarkStart w:id="24" w:name="sec:org"/>
+    <w:bookmarkEnd w:id="26"/>
+    <w:bookmarkStart w:id="27" w:name="sec:org"/>
     <w:p>
       <w:pPr>
         <w:pStyle w:val="Heading2"/>
@@ -6095,9 +6324,9 @@
         <w:t xml:space="preserve">model, is released with the paper.</w:t>
       </w:r>
     </w:p>
-    <w:bookmarkEnd w:id="24"/>
-    <w:bookmarkEnd w:id="25"/>
-    <w:bookmarkStart w:id="37" w:name="sec:model"/>
+    <w:bookmarkEnd w:id="27"/>
+    <w:bookmarkEnd w:id="28"/>
+    <w:bookmarkStart w:id="40" w:name="sec:model"/>
     <w:p>
       <w:pPr>
         <w:pStyle w:val="Heading1"/>
@@ -6115,7 +6344,7 @@
         <w:t xml:space="preserve">Non-ideal Buck converter: from the circuit to the switched replica</w:t>
       </w:r>
     </w:p>
-    <w:bookmarkStart w:id="29" w:name="circuit-and-conventions"/>
+    <w:bookmarkStart w:id="32" w:name="circuit-and-conventions"/>
     <w:p>
       <w:pPr>
         <w:pStyle w:val="Heading2"/>
@@ -6513,18 +6742,18 @@
           <wp:inline>
             <wp:extent cx="4000500" cy="1946910"/>
             <wp:effectExtent b="0" l="0" r="0" t="0"/>
-            <wp:docPr descr="" title="" id="27" name="Picture"/>
+            <wp:docPr descr="" title="" id="30" name="Picture"/>
             <a:graphic>
               <a:graphicData uri="http://schemas.openxmlformats.org/drawingml/2006/picture">
                 <pic:pic>
                   <pic:nvPicPr>
-                    <pic:cNvPr descr="/home/user/work/docs/isa/word/png/fig1_topology.png" id="28" name="Picture"/>
+                    <pic:cNvPr descr="/home/user/work/docs/isa/word/png/fig1_topology.png" id="31" name="Picture"/>
                     <pic:cNvPicPr>
                       <a:picLocks noChangeArrowheads="1" noChangeAspect="1"/>
                     </pic:cNvPicPr>
                   </pic:nvPicPr>
                   <pic:blipFill>
-                    <a:blip r:embed="rId26"/>
+                    <a:blip r:embed="rId29"/>
                     <a:stretch>
                       <a:fillRect/>
                     </a:stretch>
@@ -7522,8 +7751,8 @@
         </w:tc>
       </w:tr>
     </w:tbl>
-    <w:bookmarkEnd w:id="29"/>
-    <w:bookmarkStart w:id="30" w:name="X2d3badc5d947a05538adca7568dff301100b9cc"/>
+    <w:bookmarkEnd w:id="32"/>
+    <w:bookmarkStart w:id="33" w:name="X2d3badc5d947a05538adca7568dff301100b9cc"/>
     <w:p>
       <w:pPr>
         <w:pStyle w:val="Heading2"/>
@@ -9270,8 +9499,8 @@
         <w:t xml:space="preserve">as feedforward; the feedforward never sees the simulated plant.</w:t>
       </w:r>
     </w:p>
-    <w:bookmarkEnd w:id="30"/>
-    <w:bookmarkStart w:id="31" w:name="X90efd8de6521c1a984af049de115e2991eceb10"/>
+    <w:bookmarkEnd w:id="33"/>
+    <w:bookmarkStart w:id="34" w:name="X90efd8de6521c1a984af049de115e2991eceb10"/>
     <w:p>
       <w:pPr>
         <w:pStyle w:val="Heading2"/>
@@ -12742,8 +12971,8 @@
         </w:sectPr>
       </w:pPr>
     </w:p>
-    <w:bookmarkEnd w:id="31"/>
-    <w:bookmarkStart w:id="32" w:name="conduction-mode-across-the-range"/>
+    <w:bookmarkEnd w:id="34"/>
+    <w:bookmarkStart w:id="35" w:name="conduction-mode-across-the-range"/>
     <w:p>
       <w:pPr>
         <w:pStyle w:val="Heading2"/>
@@ -13305,8 +13534,8 @@
         <w:t xml:space="preserve">nominal regime of the mission, and every controller is validated in it.</w:t>
       </w:r>
     </w:p>
-    <w:bookmarkEnd w:id="32"/>
-    <w:bookmarkStart w:id="36" w:name="sec:replica"/>
+    <w:bookmarkEnd w:id="35"/>
+    <w:bookmarkStart w:id="39" w:name="sec:replica"/>
     <w:p>
       <w:pPr>
         <w:pStyle w:val="Heading2"/>
@@ -14266,18 +14495,18 @@
           <wp:inline>
             <wp:extent cx="4373880" cy="3648397"/>
             <wp:effectExtent b="0" l="0" r="0" t="0"/>
-            <wp:docPr descr="" title="" id="34" name="Picture"/>
+            <wp:docPr descr="" title="" id="37" name="Picture"/>
             <a:graphic>
               <a:graphicData uri="http://schemas.openxmlformats.org/drawingml/2006/picture">
                 <pic:pic>
                   <pic:nvPicPr>
-                    <pic:cNvPr descr="/home/user/work/docs/isa/word/png/fig2_switched_model.png" id="35" name="Picture"/>
+                    <pic:cNvPr descr="/home/user/work/docs/isa/word/png/fig2_switched_model.png" id="38" name="Picture"/>
                     <pic:cNvPicPr>
                       <a:picLocks noChangeArrowheads="1" noChangeAspect="1"/>
                     </pic:cNvPicPr>
                   </pic:nvPicPr>
                   <pic:blipFill>
-                    <a:blip r:embed="rId33"/>
+                    <a:blip r:embed="rId36"/>
                     <a:stretch>
                       <a:fillRect/>
                     </a:stretch>
@@ -14356,9 +14585,9 @@
         <w:t xml:space="preserve"> Reference Simulink/Simscape Electrical switching model (fixed 48 V source, IRF540N surrogate, STPST10H100SF diode, resistive snubber, continuous PWM at 50 kHz, sampled controller subsystem and energy loggers). Only the controller S-function is replaced when a candidate is replayed.</w:t>
       </w:r>
     </w:p>
-    <w:bookmarkEnd w:id="36"/>
-    <w:bookmarkEnd w:id="37"/>
-    <w:bookmarkStart w:id="45" w:name="sec:theory"/>
+    <w:bookmarkEnd w:id="39"/>
+    <w:bookmarkEnd w:id="40"/>
+    <w:bookmarkStart w:id="48" w:name="sec:theory"/>
     <w:p>
       <w:pPr>
         <w:pStyle w:val="Heading1"/>
@@ -14376,7 +14605,7 @@
         <w:t xml:space="preserve">LQI synthesis in weight space and its exact 2-DOF PIDF realization</w:t>
       </w:r>
     </w:p>
-    <w:bookmarkStart w:id="38" w:name="integral-augmentation-and-bryson-weights"/>
+    <w:bookmarkStart w:id="41" w:name="integral-augmentation-and-bryson-weights"/>
     <w:p>
       <w:pPr>
         <w:pStyle w:val="Heading2"/>
@@ -16542,8 +16771,8 @@
         <w:t xml:space="preserve">.</w:t>
       </w:r>
     </w:p>
-    <w:bookmarkEnd w:id="38"/>
-    <w:bookmarkStart w:id="40" w:name="frequency-domain-realization"/>
+    <w:bookmarkEnd w:id="41"/>
+    <w:bookmarkStart w:id="43" w:name="frequency-domain-realization"/>
     <w:p>
       <w:pPr>
         <w:pStyle w:val="Heading2"/>
@@ -17192,7 +17421,7 @@
         <w:t xml:space="preserve">which exposes one constant and one filtered derivative term.</w:t>
       </w:r>
     </w:p>
-    <w:bookmarkStart w:id="39" w:name="prop:map"/>
+    <w:bookmarkStart w:id="42" w:name="prop:map"/>
     <w:p>
       <w:pPr>
         <w:pStyle w:val="BodyText"/>
@@ -18024,7 +18253,7 @@
         </w:tc>
       </w:tr>
     </w:tbl>
-    <w:bookmarkEnd w:id="39"/>
+    <w:bookmarkEnd w:id="42"/>
     <w:p>
       <w:pPr>
         <w:pStyle w:val="BodyText"/>
@@ -18741,8 +18970,8 @@
         <w:t xml:space="preserve">needed: every candidate of the search is realized with its own exact pole.</w:t>
       </w:r>
     </w:p>
-    <w:bookmarkEnd w:id="40"/>
-    <w:bookmarkStart w:id="42" w:name="structural-trajectory-level-equivalence"/>
+    <w:bookmarkEnd w:id="43"/>
+    <w:bookmarkStart w:id="45" w:name="structural-trajectory-level-equivalence"/>
     <w:p>
       <w:pPr>
         <w:pStyle w:val="Heading2"/>
@@ -19845,7 +20074,7 @@
         </w:tc>
       </w:tr>
     </w:tbl>
-    <w:bookmarkStart w:id="41" w:name="prop:struct"/>
+    <w:bookmarkStart w:id="44" w:name="prop:struct"/>
     <w:p>
       <w:pPr>
         <w:pStyle w:val="BodyText"/>
@@ -21073,7 +21302,7 @@
         <w:t xml:space="preserve">two closed loops generate identical trajectories.</w:t>
       </w:r>
     </w:p>
-    <w:bookmarkEnd w:id="41"/>
+    <w:bookmarkEnd w:id="44"/>
     <w:p>
       <w:pPr>
         <w:pStyle w:val="FirstParagraph"/>
@@ -23190,8 +23419,8 @@
         <w:t xml:space="preserve"> verifies each case.</w:t>
       </w:r>
     </w:p>
-    <w:bookmarkEnd w:id="42"/>
-    <w:bookmarkStart w:id="43" w:name="guarantees-and-their-scope"/>
+    <w:bookmarkEnd w:id="45"/>
+    <w:bookmarkStart w:id="46" w:name="guarantees-and-their-scope"/>
     <w:p>
       <w:pPr>
         <w:pStyle w:val="Heading2"/>
@@ -25882,8 +26111,8 @@
         <w:t xml:space="preserve">sampled LQI.</w:t>
       </w:r>
     </w:p>
-    <w:bookmarkEnd w:id="43"/>
-    <w:bookmarkStart w:id="44" w:name="sec:instantiation"/>
+    <w:bookmarkEnd w:id="46"/>
+    <w:bookmarkStart w:id="47" w:name="sec:instantiation"/>
     <w:p>
       <w:pPr>
         <w:pStyle w:val="Heading2"/>
@@ -27277,9 +27506,9 @@
         <w:t xml:space="preserve">the recovered matrices).</w:t>
       </w:r>
     </w:p>
-    <w:bookmarkEnd w:id="44"/>
-    <w:bookmarkEnd w:id="45"/>
-    <w:bookmarkStart w:id="56" w:name="sec:problem"/>
+    <w:bookmarkEnd w:id="47"/>
+    <w:bookmarkEnd w:id="48"/>
+    <w:bookmarkStart w:id="59" w:name="sec:problem"/>
     <w:p>
       <w:pPr>
         <w:pStyle w:val="Heading1"/>
@@ -27297,7 +27526,7 @@
         <w:t xml:space="preserve">Constrained co-design problem and algorithms</w:t>
       </w:r>
     </w:p>
-    <w:bookmarkStart w:id="49" w:name="workflow"/>
+    <w:bookmarkStart w:id="52" w:name="workflow"/>
     <w:p>
       <w:pPr>
         <w:pStyle w:val="Heading2"/>
@@ -27424,18 +27653,18 @@
           <wp:inline>
             <wp:extent cx="5232569" cy="1660599"/>
             <wp:effectExtent b="0" l="0" r="0" t="0"/>
-            <wp:docPr descr="" title="" id="47" name="Picture"/>
+            <wp:docPr descr="" title="" id="50" name="Picture"/>
             <a:graphic>
               <a:graphicData uri="http://schemas.openxmlformats.org/drawingml/2006/picture">
                 <pic:pic>
                   <pic:nvPicPr>
-                    <pic:cNvPr descr="/home/user/work/docs/isa/word/png/fig_workflow.png" id="48" name="Picture"/>
+                    <pic:cNvPr descr="/home/user/work/docs/isa/word/png/fig_workflow.png" id="51" name="Picture"/>
                     <pic:cNvPicPr>
                       <a:picLocks noChangeArrowheads="1" noChangeAspect="1"/>
                     </pic:cNvPicPr>
                   </pic:nvPicPr>
                   <pic:blipFill>
-                    <a:blip r:embed="rId46"/>
+                    <a:blip r:embed="rId49"/>
                     <a:stretch>
                       <a:fillRect/>
                     </a:stretch>
@@ -27514,8 +27743,8 @@
         <w:t xml:space="preserve"> Formula-first CMO–LQI–PIDF workflow. Solid arrows: evaluation inside the search; dashed arrow: acceptance replay after the freeze. The switched screen is the only switched information used during the search.</w:t>
       </w:r>
     </w:p>
-    <w:bookmarkEnd w:id="49"/>
-    <w:bookmarkStart w:id="50" w:name="scenarios-and-objective"/>
+    <w:bookmarkEnd w:id="52"/>
+    <w:bookmarkStart w:id="53" w:name="scenarios-and-objective"/>
     <w:p>
       <w:pPr>
         <w:pStyle w:val="Heading2"/>
@@ -28588,8 +28817,8 @@
         </w:tc>
       </w:tr>
     </w:tbl>
-    <w:bookmarkEnd w:id="50"/>
-    <w:bookmarkStart w:id="51" w:name="X5e9bf34558314be16944a6d762b767a3050bd54"/>
+    <w:bookmarkEnd w:id="53"/>
+    <w:bookmarkStart w:id="54" w:name="X5e9bf34558314be16944a6d762b767a3050bd54"/>
     <w:p>
       <w:pPr>
         <w:pStyle w:val="Heading2"/>
@@ -31320,8 +31549,8 @@
         <w:t xml:space="preserve">46 V step.</w:t>
       </w:r>
     </w:p>
-    <w:bookmarkEnd w:id="51"/>
-    <w:bookmarkStart w:id="52" w:name="sec:algos"/>
+    <w:bookmarkEnd w:id="54"/>
+    <w:bookmarkStart w:id="55" w:name="sec:algos"/>
     <w:p>
       <w:pPr>
         <w:pStyle w:val="Heading2"/>
@@ -33233,8 +33462,8 @@
         <w:t xml:space="preserve">energy or performance quantity.</w:t>
       </w:r>
     </w:p>
-    <w:bookmarkEnd w:id="52"/>
-    <w:bookmarkStart w:id="54" w:name="sec:families"/>
+    <w:bookmarkEnd w:id="55"/>
+    <w:bookmarkStart w:id="57" w:name="sec:families"/>
     <w:p>
       <w:pPr>
         <w:pStyle w:val="Heading2"/>
@@ -34074,8 +34303,8 @@
       <w:r>
         <w:t xml:space="preserve"> </w:t>
       </w:r>
-      <w:bookmarkStart w:id="53" w:name="sec:comparators"/>
-      <w:bookmarkEnd w:id="53"/>
+      <w:bookmarkStart w:id="56" w:name="sec:comparators"/>
+      <w:bookmarkEnd w:id="56"/>
       <w:r>
         <w:t xml:space="preserve"> </w:t>
       </w:r>
@@ -34744,8 +34973,8 @@
         <w:t xml:space="preserve">represent what the standard rules deliver on this plant.</w:t>
       </w:r>
     </w:p>
-    <w:bookmarkEnd w:id="54"/>
-    <w:bookmarkStart w:id="55" w:name="statistics-and-validation"/>
+    <w:bookmarkEnd w:id="57"/>
+    <w:bookmarkStart w:id="58" w:name="statistics-and-validation"/>
     <w:p>
       <w:pPr>
         <w:pStyle w:val="Heading2"/>
@@ -34928,9 +35157,9 @@
         <w:t xml:space="preserve">.</w:t>
       </w:r>
     </w:p>
-    <w:bookmarkEnd w:id="55"/>
-    <w:bookmarkEnd w:id="56"/>
-    <w:bookmarkStart w:id="72" w:name="sec:results"/>
+    <w:bookmarkEnd w:id="58"/>
+    <w:bookmarkEnd w:id="59"/>
+    <w:bookmarkStart w:id="75" w:name="sec:results"/>
     <w:p>
       <w:pPr>
         <w:pStyle w:val="Heading1"/>
@@ -34948,7 +35177,7 @@
         <w:t xml:space="preserve">Results and discussion</w:t>
       </w:r>
     </w:p>
-    <w:bookmarkStart w:id="57" w:name="sec:res:ff"/>
+    <w:bookmarkStart w:id="60" w:name="sec:res:ff"/>
     <w:p>
       <w:pPr>
         <w:pStyle w:val="Heading2"/>
@@ -35258,8 +35487,8 @@
         <w:t xml:space="preserve">.</w:t>
       </w:r>
     </w:p>
-    <w:bookmarkEnd w:id="57"/>
-    <w:bookmarkStart w:id="61" w:name="sec:res:equiv"/>
+    <w:bookmarkEnd w:id="60"/>
+    <w:bookmarkStart w:id="64" w:name="sec:res:equiv"/>
     <w:p>
       <w:pPr>
         <w:pStyle w:val="Heading2"/>
@@ -36537,18 +36766,18 @@
           <wp:inline>
             <wp:extent cx="3073484" cy="2770723"/>
             <wp:effectExtent b="0" l="0" r="0" t="0"/>
-            <wp:docPr descr="" title="" id="59" name="Picture"/>
+            <wp:docPr descr="" title="" id="62" name="Picture"/>
             <a:graphic>
               <a:graphicData uri="http://schemas.openxmlformats.org/drawingml/2006/picture">
                 <pic:pic>
                   <pic:nvPicPr>
-                    <pic:cNvPr descr="/home/user/work/docs/isa/word/png/fig_equivalence.png" id="60" name="Picture"/>
+                    <pic:cNvPr descr="/home/user/work/docs/isa/word/png/fig_equivalence.png" id="63" name="Picture"/>
                     <pic:cNvPicPr>
                       <a:picLocks noChangeArrowheads="1" noChangeAspect="1"/>
                     </pic:cNvPicPr>
                   </pic:nvPicPr>
                   <pic:blipFill>
-                    <a:blip r:embed="rId58"/>
+                    <a:blip r:embed="rId61"/>
                     <a:stretch>
                       <a:fillRect/>
                     </a:stretch>
@@ -36703,8 +36932,8 @@
         <w:t xml:space="preserve">on the reference mission (continuous time, averaged nonlinear plant, saturation active). Bottom: absolute output difference; the nominal and inductor-branch-mismatch curves lie at the floating-point floor, the load-pulse and load-mismatch curves show the predicted departures.</w:t>
       </w:r>
     </w:p>
-    <w:bookmarkEnd w:id="61"/>
-    <w:bookmarkStart w:id="65" w:name="sec:res:algos"/>
+    <w:bookmarkEnd w:id="64"/>
+    <w:bookmarkStart w:id="68" w:name="sec:res:algos"/>
     <w:p>
       <w:pPr>
         <w:pStyle w:val="Heading2"/>
@@ -37825,18 +38054,18 @@
           <wp:inline>
             <wp:extent cx="5334000" cy="1965828"/>
             <wp:effectExtent b="0" l="0" r="0" t="0"/>
-            <wp:docPr descr="" title="" id="63" name="Picture"/>
+            <wp:docPr descr="" title="" id="66" name="Picture"/>
             <a:graphic>
               <a:graphicData uri="http://schemas.openxmlformats.org/drawingml/2006/picture">
                 <pic:pic>
                   <pic:nvPicPr>
-                    <pic:cNvPr descr="/home/user/work/docs/isa/word/png/fig_campaign.png" id="64" name="Picture"/>
+                    <pic:cNvPr descr="/home/user/work/docs/isa/word/png/fig_campaign.png" id="67" name="Picture"/>
                     <pic:cNvPicPr>
                       <a:picLocks noChangeArrowheads="1" noChangeAspect="1"/>
                     </pic:cNvPicPr>
                   </pic:nvPicPr>
                   <pic:blipFill>
-                    <a:blip r:embed="rId62"/>
+                    <a:blip r:embed="rId65"/>
                     <a:stretch>
                       <a:fillRect/>
                     </a:stretch>
@@ -38732,8 +38961,8 @@
         <w:t xml:space="preserve">available for a gain vector found by direct search.</w:t>
       </w:r>
     </w:p>
-    <w:bookmarkEnd w:id="65"/>
-    <w:bookmarkStart w:id="66" w:name="sec:res:families"/>
+    <w:bookmarkEnd w:id="68"/>
+    <w:bookmarkStart w:id="69" w:name="sec:res:families"/>
     <w:p>
       <w:pPr>
         <w:pStyle w:val="Heading2"/>
@@ -40872,8 +41101,8 @@
         </w:tc>
       </w:tr>
     </w:tbl>
-    <w:bookmarkEnd w:id="66"/>
-    <w:bookmarkStart w:id="70" w:name="sec:res:switched"/>
+    <w:bookmarkEnd w:id="69"/>
+    <w:bookmarkStart w:id="73" w:name="sec:res:switched"/>
     <w:p>
       <w:pPr>
         <w:pStyle w:val="Heading2"/>
@@ -44211,18 +44440,18 @@
           <wp:inline>
             <wp:extent cx="5334000" cy="3392259"/>
             <wp:effectExtent b="0" l="0" r="0" t="0"/>
-            <wp:docPr descr="" title="" id="68" name="Picture"/>
+            <wp:docPr descr="" title="" id="71" name="Picture"/>
             <a:graphic>
               <a:graphicData uri="http://schemas.openxmlformats.org/drawingml/2006/picture">
                 <pic:pic>
                   <pic:nvPicPr>
-                    <pic:cNvPr descr="/home/user/work/docs/isa/word/png/fig_switched.png" id="69" name="Picture"/>
+                    <pic:cNvPr descr="/home/user/work/docs/isa/word/png/fig_switched.png" id="72" name="Picture"/>
                     <pic:cNvPicPr>
                       <a:picLocks noChangeArrowheads="1" noChangeAspect="1"/>
                     </pic:cNvPicPr>
                   </pic:nvPicPr>
                   <pic:blipFill>
-                    <a:blip r:embed="rId67"/>
+                    <a:blip r:embed="rId70"/>
                     <a:stretch>
                       <a:fillRect/>
                     </a:stretch>
@@ -44991,8 +45220,8 @@
         <w:t xml:space="preserve">overshoots and current peaks cost 0.01–0.18 percentage point.</w:t>
       </w:r>
     </w:p>
-    <w:bookmarkEnd w:id="70"/>
-    <w:bookmarkStart w:id="71" w:name="limitations"/>
+    <w:bookmarkEnd w:id="73"/>
+    <w:bookmarkStart w:id="74" w:name="limitations"/>
     <w:p>
       <w:pPr>
         <w:pStyle w:val="Heading2"/>
@@ -45162,9 +45391,9 @@
         <w:t xml:space="preserve">was not used for selection.</w:t>
       </w:r>
     </w:p>
-    <w:bookmarkEnd w:id="71"/>
-    <w:bookmarkEnd w:id="72"/>
-    <w:bookmarkStart w:id="73" w:name="sec:concl"/>
+    <w:bookmarkEnd w:id="74"/>
+    <w:bookmarkEnd w:id="75"/>
+    <w:bookmarkStart w:id="76" w:name="sec:concl"/>
     <w:p>
       <w:pPr>
         <w:pStyle w:val="Heading1"/>
@@ -45458,8 +45687,8 @@
         <w:t xml:space="preserve">regulation are the next evidence levels.</w:t>
       </w:r>
     </w:p>
-    <w:bookmarkEnd w:id="73"/>
-    <w:bookmarkStart w:id="74" w:name="app:repro"/>
+    <w:bookmarkEnd w:id="76"/>
+    <w:bookmarkStart w:id="77" w:name="app:repro"/>
     <w:p>
       <w:pPr>
         <w:pStyle w:val="Heading1"/>
@@ -45910,8 +46139,8 @@
         <w:t xml:space="preserve">inequalities, the global-stage record and the best-so-far curve.</w:t>
       </w:r>
     </w:p>
-    <w:bookmarkEnd w:id="74"/>
-    <w:bookmarkStart w:id="75" w:name="app:changes"/>
+    <w:bookmarkEnd w:id="77"/>
+    <w:bookmarkStart w:id="78" w:name="app:changes"/>
     <w:p>
       <w:pPr>
         <w:pStyle w:val="Heading1"/>
@@ -46364,8 +46593,8 @@
         </w:tc>
       </w:tr>
     </w:tbl>
-    <w:bookmarkEnd w:id="75"/>
-    <w:bookmarkStart w:id="76" w:name="data-availability"/>
+    <w:bookmarkEnd w:id="78"/>
+    <w:bookmarkStart w:id="79" w:name="data-availability"/>
     <w:p>
       <w:pPr>
         <w:pStyle w:val="Heading1"/>
@@ -46400,8 +46629,8 @@
         <w:t xml:space="preserve">repository; a public DOI will be assigned at acceptance.</w:t>
       </w:r>
     </w:p>
-    <w:bookmarkEnd w:id="76"/>
-    <w:bookmarkStart w:id="77" w:name="declaration-of-competing-interest"/>
+    <w:bookmarkEnd w:id="79"/>
+    <w:bookmarkStart w:id="80" w:name="declaration-of-competing-interest"/>
     <w:p>
       <w:pPr>
         <w:pStyle w:val="Heading1"/>
@@ -46430,8 +46659,8 @@
         <w:t xml:space="preserve">in this paper.</w:t>
       </w:r>
     </w:p>
-    <w:bookmarkEnd w:id="77"/>
-    <w:bookmarkStart w:id="203" w:name="bibliography"/>
+    <w:bookmarkEnd w:id="80"/>
+    <w:bookmarkStart w:id="206" w:name="bibliography"/>
     <w:p>
       <w:pPr>
         <w:pStyle w:val="Heading1"/>
@@ -46440,8 +46669,8 @@
         <w:t xml:space="preserve">References</w:t>
       </w:r>
     </w:p>
-    <w:bookmarkStart w:id="202" w:name="refs"/>
-    <w:bookmarkStart w:id="79" w:name="ref-Abdelmalek2020"/>
+    <w:bookmarkStart w:id="205" w:name="refs"/>
+    <w:bookmarkStart w:id="82" w:name="ref-Abdelmalek2020"/>
     <w:p>
       <w:pPr>
         <w:pStyle w:val="Bibliography"/>
@@ -46464,7 +46693,7 @@
       <w:r>
         <w:t xml:space="preserve"> </w:t>
       </w:r>
-      <w:hyperlink r:id="rId78">
+      <w:hyperlink r:id="rId81">
         <w:r>
           <w:rPr>
             <w:rStyle w:val="Hyperlink"/>
@@ -46473,8 +46702,8 @@
         </w:r>
       </w:hyperlink>
     </w:p>
-    <w:bookmarkEnd w:id="79"/>
-    <w:bookmarkStart w:id="81" w:name="ref-Alsamia2024"/>
+    <w:bookmarkEnd w:id="82"/>
+    <w:bookmarkStart w:id="84" w:name="ref-Alsamia2024"/>
     <w:p>
       <w:pPr>
         <w:pStyle w:val="Bibliography"/>
@@ -46485,7 +46714,7 @@
       <w:r>
         <w:t xml:space="preserve"> </w:t>
       </w:r>
-      <w:hyperlink r:id="rId80">
+      <w:hyperlink r:id="rId83">
         <w:r>
           <w:rPr>
             <w:rStyle w:val="Hyperlink"/>
@@ -46494,8 +46723,8 @@
         </w:r>
       </w:hyperlink>
     </w:p>
-    <w:bookmarkEnd w:id="81"/>
-    <w:bookmarkStart w:id="82" w:name="ref-Anderson1990"/>
+    <w:bookmarkEnd w:id="84"/>
+    <w:bookmarkStart w:id="85" w:name="ref-Anderson1990"/>
     <w:p>
       <w:pPr>
         <w:pStyle w:val="Bibliography"/>
@@ -46504,8 +46733,8 @@
         <w:t xml:space="preserve">Anderson, B.D.O., Moore, J.B., 1990. Optimal control: Linear quadratic methods. Prentice Hall, Englewood Cliffs, NJ.</w:t>
       </w:r>
     </w:p>
-    <w:bookmarkEnd w:id="82"/>
-    <w:bookmarkStart w:id="84" w:name="ref-Ang2005"/>
+    <w:bookmarkEnd w:id="85"/>
+    <w:bookmarkStart w:id="87" w:name="ref-Ang2005"/>
     <w:p>
       <w:pPr>
         <w:pStyle w:val="Bibliography"/>
@@ -46528,7 +46757,7 @@
       <w:r>
         <w:t xml:space="preserve"> </w:t>
       </w:r>
-      <w:hyperlink r:id="rId83">
+      <w:hyperlink r:id="rId86">
         <w:r>
           <w:rPr>
             <w:rStyle w:val="Hyperlink"/>
@@ -46537,8 +46766,8 @@
         </w:r>
       </w:hyperlink>
     </w:p>
-    <w:bookmarkEnd w:id="84"/>
-    <w:bookmarkStart w:id="85" w:name="ref-Astrom2006"/>
+    <w:bookmarkEnd w:id="87"/>
+    <w:bookmarkStart w:id="88" w:name="ref-Astrom2006"/>
     <w:p>
       <w:pPr>
         <w:pStyle w:val="Bibliography"/>
@@ -46568,8 +46797,8 @@
         <w:t xml:space="preserve">, Research Triangle Park, NC.</w:t>
       </w:r>
     </w:p>
-    <w:bookmarkEnd w:id="85"/>
-    <w:bookmarkStart w:id="87" w:name="ref-Astrom2001"/>
+    <w:bookmarkEnd w:id="88"/>
+    <w:bookmarkStart w:id="90" w:name="ref-Astrom2001"/>
     <w:p>
       <w:pPr>
         <w:pStyle w:val="Bibliography"/>
@@ -46592,7 +46821,7 @@
       <w:r>
         <w:t xml:space="preserve"> </w:t>
       </w:r>
-      <w:hyperlink r:id="rId86">
+      <w:hyperlink r:id="rId89">
         <w:r>
           <w:rPr>
             <w:rStyle w:val="Hyperlink"/>
@@ -46601,8 +46830,8 @@
         </w:r>
       </w:hyperlink>
     </w:p>
-    <w:bookmarkEnd w:id="87"/>
-    <w:bookmarkStart w:id="89" w:name="ref-Astrom1989"/>
+    <w:bookmarkEnd w:id="90"/>
+    <w:bookmarkStart w:id="92" w:name="ref-Astrom1989"/>
     <w:p>
       <w:pPr>
         <w:pStyle w:val="Bibliography"/>
@@ -46613,7 +46842,7 @@
       <w:r>
         <w:t xml:space="preserve"> </w:t>
       </w:r>
-      <w:hyperlink r:id="rId88">
+      <w:hyperlink r:id="rId91">
         <w:r>
           <w:rPr>
             <w:rStyle w:val="Hyperlink"/>
@@ -46622,8 +46851,8 @@
         </w:r>
       </w:hyperlink>
     </w:p>
-    <w:bookmarkEnd w:id="89"/>
-    <w:bookmarkStart w:id="91" w:name="ref-Athans1971"/>
+    <w:bookmarkEnd w:id="92"/>
+    <w:bookmarkStart w:id="94" w:name="ref-Athans1971"/>
     <w:p>
       <w:pPr>
         <w:pStyle w:val="Bibliography"/>
@@ -46643,7 +46872,7 @@
       <w:r>
         <w:t xml:space="preserve"> </w:t>
       </w:r>
-      <w:hyperlink r:id="rId90">
+      <w:hyperlink r:id="rId93">
         <w:r>
           <w:rPr>
             <w:rStyle w:val="Hyperlink"/>
@@ -46652,8 +46881,8 @@
         </w:r>
       </w:hyperlink>
     </w:p>
-    <w:bookmarkEnd w:id="91"/>
-    <w:bookmarkStart w:id="93" w:name="ref-Bianchi2008"/>
+    <w:bookmarkEnd w:id="94"/>
+    <w:bookmarkStart w:id="96" w:name="ref-Bianchi2008"/>
     <w:p>
       <w:pPr>
         <w:pStyle w:val="Bibliography"/>
@@ -46688,7 +46917,7 @@
       <w:r>
         <w:t xml:space="preserve"> </w:t>
       </w:r>
-      <w:hyperlink r:id="rId92">
+      <w:hyperlink r:id="rId95">
         <w:r>
           <w:rPr>
             <w:rStyle w:val="Hyperlink"/>
@@ -46697,8 +46926,8 @@
         </w:r>
       </w:hyperlink>
     </w:p>
-    <w:bookmarkEnd w:id="93"/>
-    <w:bookmarkStart w:id="95" w:name="ref-Bouchama2020"/>
+    <w:bookmarkEnd w:id="96"/>
+    <w:bookmarkStart w:id="98" w:name="ref-Bouchama2020"/>
     <w:p>
       <w:pPr>
         <w:pStyle w:val="Bibliography"/>
@@ -46721,7 +46950,7 @@
       <w:r>
         <w:t xml:space="preserve"> </w:t>
       </w:r>
-      <w:hyperlink r:id="rId94">
+      <w:hyperlink r:id="rId97">
         <w:r>
           <w:rPr>
             <w:rStyle w:val="Hyperlink"/>
@@ -46730,8 +46959,8 @@
         </w:r>
       </w:hyperlink>
     </w:p>
-    <w:bookmarkEnd w:id="95"/>
-    <w:bookmarkStart w:id="96" w:name="ref-Bryson1975"/>
+    <w:bookmarkEnd w:id="98"/>
+    <w:bookmarkStart w:id="99" w:name="ref-Bryson1975"/>
     <w:p>
       <w:pPr>
         <w:pStyle w:val="Bibliography"/>
@@ -46740,8 +46969,8 @@
         <w:t xml:space="preserve">Bryson, A.E., Ho, Y.-C., 1975. Applied optimal control: Optimization, estimation, and control. Hemisphere, Washington, DC.</w:t>
       </w:r>
     </w:p>
-    <w:bookmarkEnd w:id="96"/>
-    <w:bookmarkStart w:id="97" w:name="ref-Buso2015"/>
+    <w:bookmarkEnd w:id="99"/>
+    <w:bookmarkStart w:id="100" w:name="ref-Buso2015"/>
     <w:p>
       <w:pPr>
         <w:pStyle w:val="Bibliography"/>
@@ -46750,8 +46979,8 @@
         <w:t xml:space="preserve">Buso, S., Mattavelli, P., 2015. Digital control in power electronics, 2nd ed. Morgan &amp; Claypool, San Rafael, CA.</w:t>
       </w:r>
     </w:p>
-    <w:bookmarkEnd w:id="97"/>
-    <w:bookmarkStart w:id="99" w:name="ref-Chilali1996"/>
+    <w:bookmarkEnd w:id="100"/>
+    <w:bookmarkStart w:id="102" w:name="ref-Chilali1996"/>
     <w:p>
       <w:pPr>
         <w:pStyle w:val="Bibliography"/>
@@ -46800,7 +47029,7 @@
       <w:r>
         <w:t xml:space="preserve"> </w:t>
       </w:r>
-      <w:hyperlink r:id="rId98">
+      <w:hyperlink r:id="rId101">
         <w:r>
           <w:rPr>
             <w:rStyle w:val="Hyperlink"/>
@@ -46809,8 +47038,8 @@
         </w:r>
       </w:hyperlink>
     </w:p>
-    <w:bookmarkEnd w:id="99"/>
-    <w:bookmarkStart w:id="101" w:name="ref-Coutinho2023"/>
+    <w:bookmarkEnd w:id="102"/>
+    <w:bookmarkStart w:id="104" w:name="ref-Coutinho2023"/>
     <w:p>
       <w:pPr>
         <w:pStyle w:val="Bibliography"/>
@@ -46833,7 +47062,7 @@
       <w:r>
         <w:t xml:space="preserve"> </w:t>
       </w:r>
-      <w:hyperlink r:id="rId100">
+      <w:hyperlink r:id="rId103">
         <w:r>
           <w:rPr>
             <w:rStyle w:val="Hyperlink"/>
@@ -46842,8 +47071,8 @@
         </w:r>
       </w:hyperlink>
     </w:p>
-    <w:bookmarkEnd w:id="101"/>
-    <w:bookmarkStart w:id="102" w:name="ref-Davison1976"/>
+    <w:bookmarkEnd w:id="104"/>
+    <w:bookmarkStart w:id="105" w:name="ref-Davison1976"/>
     <w:p>
       <w:pPr>
         <w:pStyle w:val="Bibliography"/>
@@ -46852,8 +47081,8 @@
         <w:t xml:space="preserve">Davison, E.J., 1976. The robust control of a servomechanism problem for linear time-invariant multivariable systems. IEEE Transactions on Automatic Control 21, 25–34.</w:t>
       </w:r>
     </w:p>
-    <w:bookmarkEnd w:id="102"/>
-    <w:bookmarkStart w:id="104" w:name="ref-Deb2000"/>
+    <w:bookmarkEnd w:id="105"/>
+    <w:bookmarkStart w:id="107" w:name="ref-Deb2000"/>
     <w:p>
       <w:pPr>
         <w:pStyle w:val="Bibliography"/>
@@ -46864,7 +47093,7 @@
       <w:r>
         <w:t xml:space="preserve"> </w:t>
       </w:r>
-      <w:hyperlink r:id="rId103">
+      <w:hyperlink r:id="rId106">
         <w:r>
           <w:rPr>
             <w:rStyle w:val="Hyperlink"/>
@@ -46873,8 +47102,8 @@
         </w:r>
       </w:hyperlink>
     </w:p>
-    <w:bookmarkEnd w:id="104"/>
-    <w:bookmarkStart w:id="106" w:name="ref-Demsar2006"/>
+    <w:bookmarkEnd w:id="107"/>
+    <w:bookmarkStart w:id="109" w:name="ref-Demsar2006"/>
     <w:p>
       <w:pPr>
         <w:pStyle w:val="Bibliography"/>
@@ -46885,7 +47114,7 @@
       <w:r>
         <w:t xml:space="preserve"> </w:t>
       </w:r>
-      <w:hyperlink r:id="rId105">
+      <w:hyperlink r:id="rId108">
         <w:r>
           <w:rPr>
             <w:rStyle w:val="Hyperlink"/>
@@ -46897,8 +47126,8 @@
         <w:t xml:space="preserve">. Journal of Machine Learning Research 7, 1–30.</w:t>
       </w:r>
     </w:p>
-    <w:bookmarkEnd w:id="106"/>
-    <w:bookmarkStart w:id="108" w:name="ref-Derrac2011"/>
+    <w:bookmarkEnd w:id="109"/>
+    <w:bookmarkStart w:id="111" w:name="ref-Derrac2011"/>
     <w:p>
       <w:pPr>
         <w:pStyle w:val="Bibliography"/>
@@ -46909,7 +47138,7 @@
       <w:r>
         <w:t xml:space="preserve"> </w:t>
       </w:r>
-      <w:hyperlink r:id="rId107">
+      <w:hyperlink r:id="rId110">
         <w:r>
           <w:rPr>
             <w:rStyle w:val="Hyperlink"/>
@@ -46918,8 +47147,8 @@
         </w:r>
       </w:hyperlink>
     </w:p>
-    <w:bookmarkEnd w:id="108"/>
-    <w:bookmarkStart w:id="110" w:name="ref-Doyle1978"/>
+    <w:bookmarkEnd w:id="111"/>
+    <w:bookmarkStart w:id="113" w:name="ref-Doyle1978"/>
     <w:p>
       <w:pPr>
         <w:pStyle w:val="Bibliography"/>
@@ -46942,7 +47171,7 @@
       <w:r>
         <w:t xml:space="preserve"> </w:t>
       </w:r>
-      <w:hyperlink r:id="rId109">
+      <w:hyperlink r:id="rId112">
         <w:r>
           <w:rPr>
             <w:rStyle w:val="Hyperlink"/>
@@ -46951,8 +47180,8 @@
         </w:r>
       </w:hyperlink>
     </w:p>
-    <w:bookmarkEnd w:id="110"/>
-    <w:bookmarkStart w:id="112" w:name="ref-Doyle1979"/>
+    <w:bookmarkEnd w:id="113"/>
+    <w:bookmarkStart w:id="115" w:name="ref-Doyle1979"/>
     <w:p>
       <w:pPr>
         <w:pStyle w:val="Bibliography"/>
@@ -46963,7 +47192,7 @@
       <w:r>
         <w:t xml:space="preserve"> </w:t>
       </w:r>
-      <w:hyperlink r:id="rId111">
+      <w:hyperlink r:id="rId114">
         <w:r>
           <w:rPr>
             <w:rStyle w:val="Hyperlink"/>
@@ -46972,8 +47201,8 @@
         </w:r>
       </w:hyperlink>
     </w:p>
-    <w:bookmarkEnd w:id="112"/>
-    <w:bookmarkStart w:id="114" w:name="ref-Erickson2020"/>
+    <w:bookmarkEnd w:id="115"/>
+    <w:bookmarkStart w:id="117" w:name="ref-Erickson2020"/>
     <w:p>
       <w:pPr>
         <w:pStyle w:val="Bibliography"/>
@@ -46984,7 +47213,7 @@
       <w:r>
         <w:t xml:space="preserve"> </w:t>
       </w:r>
-      <w:hyperlink r:id="rId113">
+      <w:hyperlink r:id="rId116">
         <w:r>
           <w:rPr>
             <w:rStyle w:val="Hyperlink"/>
@@ -46993,8 +47222,8 @@
         </w:r>
       </w:hyperlink>
     </w:p>
-    <w:bookmarkEnd w:id="114"/>
-    <w:bookmarkStart w:id="115" w:name="ref-Eriksson2019"/>
+    <w:bookmarkEnd w:id="117"/>
+    <w:bookmarkStart w:id="118" w:name="ref-Eriksson2019"/>
     <w:p>
       <w:pPr>
         <w:pStyle w:val="Bibliography"/>
@@ -47015,8 +47244,8 @@
         <w:t xml:space="preserve">optimization, in: Advances in Neural Information Processing Systems. pp. 5496–5507.</w:t>
       </w:r>
     </w:p>
-    <w:bookmarkEnd w:id="115"/>
-    <w:bookmarkStart w:id="117" w:name="ref-Francis1976"/>
+    <w:bookmarkEnd w:id="118"/>
+    <w:bookmarkStart w:id="120" w:name="ref-Francis1976"/>
     <w:p>
       <w:pPr>
         <w:pStyle w:val="Bibliography"/>
@@ -47027,7 +47256,7 @@
       <w:r>
         <w:t xml:space="preserve"> </w:t>
       </w:r>
-      <w:hyperlink r:id="rId116">
+      <w:hyperlink r:id="rId119">
         <w:r>
           <w:rPr>
             <w:rStyle w:val="Hyperlink"/>
@@ -47036,8 +47265,8 @@
         </w:r>
       </w:hyperlink>
     </w:p>
-    <w:bookmarkEnd w:id="117"/>
-    <w:bookmarkStart w:id="119" w:name="ref-Gardner2014"/>
+    <w:bookmarkEnd w:id="120"/>
+    <w:bookmarkStart w:id="122" w:name="ref-Gardner2014"/>
     <w:p>
       <w:pPr>
         <w:pStyle w:val="Bibliography"/>
@@ -47048,7 +47277,7 @@
       <w:r>
         <w:t xml:space="preserve"> </w:t>
       </w:r>
-      <w:hyperlink r:id="rId118">
+      <w:hyperlink r:id="rId121">
         <w:r>
           <w:rPr>
             <w:rStyle w:val="Hyperlink"/>
@@ -47072,8 +47301,8 @@
         <w:t xml:space="preserve">, in: Proceedings of the 31st International Conference on Machine Learning, PMLR. pp. 937–945.</w:t>
       </w:r>
     </w:p>
-    <w:bookmarkEnd w:id="119"/>
-    <w:bookmarkStart w:id="120" w:name="ref-Geyer2008"/>
+    <w:bookmarkEnd w:id="122"/>
+    <w:bookmarkStart w:id="123" w:name="ref-Geyer2008"/>
     <w:p>
       <w:pPr>
         <w:pStyle w:val="Bibliography"/>
@@ -47094,8 +47323,8 @@
         <w:t xml:space="preserve">converter. IEEE Transactions on Control Systems Technology 16, 1112–1124.</w:t>
       </w:r>
     </w:p>
-    <w:bookmarkEnd w:id="120"/>
-    <w:bookmarkStart w:id="121" w:name="ref-Holland1975"/>
+    <w:bookmarkEnd w:id="123"/>
+    <w:bookmarkStart w:id="124" w:name="ref-Holland1975"/>
     <w:p>
       <w:pPr>
         <w:pStyle w:val="Bibliography"/>
@@ -47104,8 +47333,8 @@
         <w:t xml:space="preserve">Holland, J.H., 1975. Adaptation in natural and artificial systems. University of Michigan Press, Ann Arbor, MI.</w:t>
       </w:r>
     </w:p>
-    <w:bookmarkEnd w:id="121"/>
-    <w:bookmarkStart w:id="122" w:name="ref-Horowitz1963"/>
+    <w:bookmarkEnd w:id="124"/>
+    <w:bookmarkStart w:id="125" w:name="ref-Horowitz1963"/>
     <w:p>
       <w:pPr>
         <w:pStyle w:val="Bibliography"/>
@@ -47114,8 +47343,8 @@
         <w:t xml:space="preserve">Horowitz, I.M., 1963. Synthesis of feedback systems. Academic Press, New York.</w:t>
       </w:r>
     </w:p>
-    <w:bookmarkEnd w:id="122"/>
-    <w:bookmarkStart w:id="124" w:name="ref-Hou2022"/>
+    <w:bookmarkEnd w:id="125"/>
+    <w:bookmarkStart w:id="127" w:name="ref-Hou2022"/>
     <w:p>
       <w:pPr>
         <w:pStyle w:val="Bibliography"/>
@@ -47126,7 +47355,7 @@
       <w:r>
         <w:t xml:space="preserve"> </w:t>
       </w:r>
-      <w:hyperlink r:id="rId123">
+      <w:hyperlink r:id="rId126">
         <w:r>
           <w:rPr>
             <w:rStyle w:val="Hyperlink"/>
@@ -47135,8 +47364,8 @@
         </w:r>
       </w:hyperlink>
     </w:p>
-    <w:bookmarkEnd w:id="124"/>
-    <w:bookmarkStart w:id="126" w:name="ref-Infineon2026"/>
+    <w:bookmarkEnd w:id="127"/>
+    <w:bookmarkStart w:id="129" w:name="ref-Infineon2026"/>
     <w:p>
       <w:pPr>
         <w:pStyle w:val="Bibliography"/>
@@ -47147,7 +47376,7 @@
       <w:r>
         <w:t xml:space="preserve"> </w:t>
       </w:r>
-      <w:hyperlink r:id="rId125">
+      <w:hyperlink r:id="rId128">
         <w:r>
           <w:rPr>
             <w:rStyle w:val="Hyperlink"/>
@@ -47171,8 +47400,8 @@
         <w:t xml:space="preserve">.</w:t>
       </w:r>
     </w:p>
-    <w:bookmarkEnd w:id="126"/>
-    <w:bookmarkStart w:id="128" w:name="ref-Izci2022"/>
+    <w:bookmarkEnd w:id="129"/>
+    <w:bookmarkStart w:id="131" w:name="ref-Izci2022"/>
     <w:p>
       <w:pPr>
         <w:pStyle w:val="Bibliography"/>
@@ -47207,7 +47436,7 @@
       <w:r>
         <w:t xml:space="preserve"> </w:t>
       </w:r>
-      <w:hyperlink r:id="rId127">
+      <w:hyperlink r:id="rId130">
         <w:r>
           <w:rPr>
             <w:rStyle w:val="Hyperlink"/>
@@ -47216,8 +47445,8 @@
         </w:r>
       </w:hyperlink>
     </w:p>
-    <w:bookmarkEnd w:id="128"/>
-    <w:bookmarkStart w:id="130" w:name="ref-Jones1998"/>
+    <w:bookmarkEnd w:id="131"/>
+    <w:bookmarkStart w:id="133" w:name="ref-Jones1998"/>
     <w:p>
       <w:pPr>
         <w:pStyle w:val="Bibliography"/>
@@ -47228,7 +47457,7 @@
       <w:r>
         <w:t xml:space="preserve"> </w:t>
       </w:r>
-      <w:hyperlink r:id="rId129">
+      <w:hyperlink r:id="rId132">
         <w:r>
           <w:rPr>
             <w:rStyle w:val="Hyperlink"/>
@@ -47237,8 +47466,8 @@
         </w:r>
       </w:hyperlink>
     </w:p>
-    <w:bookmarkEnd w:id="130"/>
-    <w:bookmarkStart w:id="132" w:name="ref-Kalman1964"/>
+    <w:bookmarkEnd w:id="133"/>
+    <w:bookmarkStart w:id="135" w:name="ref-Kalman1964"/>
     <w:p>
       <w:pPr>
         <w:pStyle w:val="Bibliography"/>
@@ -47249,7 +47478,7 @@
       <w:r>
         <w:t xml:space="preserve"> </w:t>
       </w:r>
-      <w:hyperlink r:id="rId131">
+      <w:hyperlink r:id="rId134">
         <w:r>
           <w:rPr>
             <w:rStyle w:val="Hyperlink"/>
@@ -47258,8 +47487,8 @@
         </w:r>
       </w:hyperlink>
     </w:p>
-    <w:bookmarkEnd w:id="132"/>
-    <w:bookmarkStart w:id="133" w:name="ref-Kalman1960"/>
+    <w:bookmarkEnd w:id="135"/>
+    <w:bookmarkStart w:id="136" w:name="ref-Kalman1960"/>
     <w:p>
       <w:pPr>
         <w:pStyle w:val="Bibliography"/>
@@ -47280,8 +47509,8 @@
         <w:t xml:space="preserve">tica Mexicana 5, 102–119.</w:t>
       </w:r>
     </w:p>
-    <w:bookmarkEnd w:id="133"/>
-    <w:bookmarkStart w:id="135" w:name="ref-Karaboga2008"/>
+    <w:bookmarkEnd w:id="136"/>
+    <w:bookmarkStart w:id="138" w:name="ref-Karaboga2008"/>
     <w:p>
       <w:pPr>
         <w:pStyle w:val="Bibliography"/>
@@ -47298,7 +47527,7 @@
       <w:r>
         <w:t xml:space="preserve"> </w:t>
       </w:r>
-      <w:hyperlink r:id="rId134">
+      <w:hyperlink r:id="rId137">
         <w:r>
           <w:rPr>
             <w:rStyle w:val="Hyperlink"/>
@@ -47307,8 +47536,8 @@
         </w:r>
       </w:hyperlink>
     </w:p>
-    <w:bookmarkEnd w:id="135"/>
-    <w:bookmarkStart w:id="137" w:name="ref-Karaboga2007"/>
+    <w:bookmarkEnd w:id="138"/>
+    <w:bookmarkStart w:id="140" w:name="ref-Karaboga2007"/>
     <w:p>
       <w:pPr>
         <w:pStyle w:val="Bibliography"/>
@@ -47325,7 +47554,7 @@
       <w:r>
         <w:t xml:space="preserve"> </w:t>
       </w:r>
-      <w:hyperlink r:id="rId136">
+      <w:hyperlink r:id="rId139">
         <w:r>
           <w:rPr>
             <w:rStyle w:val="Hyperlink"/>
@@ -47334,8 +47563,8 @@
         </w:r>
       </w:hyperlink>
     </w:p>
-    <w:bookmarkEnd w:id="137"/>
-    <w:bookmarkStart w:id="139" w:name="ref-Kazimierczuk2015"/>
+    <w:bookmarkEnd w:id="140"/>
+    <w:bookmarkStart w:id="142" w:name="ref-Kazimierczuk2015"/>
     <w:p>
       <w:pPr>
         <w:pStyle w:val="Bibliography"/>
@@ -47358,7 +47587,7 @@
       <w:r>
         <w:t xml:space="preserve"> </w:t>
       </w:r>
-      <w:hyperlink r:id="rId138">
+      <w:hyperlink r:id="rId141">
         <w:r>
           <w:rPr>
             <w:rStyle w:val="Hyperlink"/>
@@ -47367,8 +47596,8 @@
         </w:r>
       </w:hyperlink>
     </w:p>
-    <w:bookmarkEnd w:id="139"/>
-    <w:bookmarkStart w:id="141" w:name="ref-Kennedy1995"/>
+    <w:bookmarkEnd w:id="142"/>
+    <w:bookmarkStart w:id="144" w:name="ref-Kennedy1995"/>
     <w:p>
       <w:pPr>
         <w:pStyle w:val="Bibliography"/>
@@ -47379,7 +47608,7 @@
       <w:r>
         <w:t xml:space="preserve"> </w:t>
       </w:r>
-      <w:hyperlink r:id="rId140">
+      <w:hyperlink r:id="rId143">
         <w:r>
           <w:rPr>
             <w:rStyle w:val="Hyperlink"/>
@@ -47388,8 +47617,8 @@
         </w:r>
       </w:hyperlink>
     </w:p>
-    <w:bookmarkEnd w:id="141"/>
-    <w:bookmarkStart w:id="143" w:name="ref-Kothare1994"/>
+    <w:bookmarkEnd w:id="144"/>
+    <w:bookmarkStart w:id="146" w:name="ref-Kothare1994"/>
     <w:p>
       <w:pPr>
         <w:pStyle w:val="Bibliography"/>
@@ -47400,7 +47629,7 @@
       <w:r>
         <w:t xml:space="preserve"> </w:t>
       </w:r>
-      <w:hyperlink r:id="rId142">
+      <w:hyperlink r:id="rId145">
         <w:r>
           <w:rPr>
             <w:rStyle w:val="Hyperlink"/>
@@ -47409,8 +47638,8 @@
         </w:r>
       </w:hyperlink>
     </w:p>
-    <w:bookmarkEnd w:id="143"/>
-    <w:bookmarkStart w:id="144" w:name="ref-Krein1990"/>
+    <w:bookmarkEnd w:id="146"/>
+    <w:bookmarkStart w:id="147" w:name="ref-Krein1990"/>
     <w:p>
       <w:pPr>
         <w:pStyle w:val="Bibliography"/>
@@ -47419,8 +47648,8 @@
         <w:t xml:space="preserve">Krein, P.T., Bentsman, J., Bass, R.M., Lesieutre, B.L., 1990. On the use of averaging for the analysis of power electronic systems. IEEE Transactions on Power Electronics 5, 182–190.</w:t>
       </w:r>
     </w:p>
-    <w:bookmarkEnd w:id="144"/>
-    <w:bookmarkStart w:id="145" w:name="ref-Leung1991"/>
+    <w:bookmarkEnd w:id="147"/>
+    <w:bookmarkStart w:id="148" w:name="ref-Leung1991"/>
     <w:p>
       <w:pPr>
         <w:pStyle w:val="Bibliography"/>
@@ -47453,8 +47682,8 @@
         <w:t xml:space="preserve">problem. IEEE Transactions on Industrial Electronics 38, 65–71.</w:t>
       </w:r>
     </w:p>
-    <w:bookmarkEnd w:id="145"/>
-    <w:bookmarkStart w:id="147" w:name="ref-Liu2018"/>
+    <w:bookmarkEnd w:id="148"/>
+    <w:bookmarkStart w:id="150" w:name="ref-Liu2018"/>
     <w:p>
       <w:pPr>
         <w:pStyle w:val="Bibliography"/>
@@ -47486,7 +47715,7 @@
       <w:r>
         <w:t xml:space="preserve"> </w:t>
       </w:r>
-      <w:hyperlink r:id="rId146">
+      <w:hyperlink r:id="rId149">
         <w:r>
           <w:rPr>
             <w:rStyle w:val="Hyperlink"/>
@@ -47495,8 +47724,8 @@
         </w:r>
       </w:hyperlink>
     </w:p>
-    <w:bookmarkEnd w:id="147"/>
-    <w:bookmarkStart w:id="148" w:name="ref-Maksimovic2001"/>
+    <w:bookmarkEnd w:id="150"/>
+    <w:bookmarkStart w:id="151" w:name="ref-Maksimovic2001"/>
     <w:p>
       <w:pPr>
         <w:pStyle w:val="Bibliography"/>
@@ -47505,8 +47734,8 @@
         <w:t xml:space="preserve">Maksimović, D., Stanković, A.M., Thottuvelil, V.J., Verghese, G.C., 2001. Modeling and simulation of power electronic converters. Proceedings of the IEEE 89, 898–912.</w:t>
       </w:r>
     </w:p>
-    <w:bookmarkEnd w:id="148"/>
-    <w:bookmarkStart w:id="150" w:name="ref-MezuraMontes2011"/>
+    <w:bookmarkEnd w:id="151"/>
+    <w:bookmarkStart w:id="153" w:name="ref-MezuraMontes2011"/>
     <w:p>
       <w:pPr>
         <w:pStyle w:val="Bibliography"/>
@@ -47517,7 +47746,7 @@
       <w:r>
         <w:t xml:space="preserve"> </w:t>
       </w:r>
-      <w:hyperlink r:id="rId149">
+      <w:hyperlink r:id="rId152">
         <w:r>
           <w:rPr>
             <w:rStyle w:val="Hyperlink"/>
@@ -47526,8 +47755,8 @@
         </w:r>
       </w:hyperlink>
     </w:p>
-    <w:bookmarkEnd w:id="150"/>
-    <w:bookmarkStart w:id="152" w:name="ref-Middlebrook1976"/>
+    <w:bookmarkEnd w:id="153"/>
+    <w:bookmarkStart w:id="155" w:name="ref-Middlebrook1976"/>
     <w:p>
       <w:pPr>
         <w:pStyle w:val="Bibliography"/>
@@ -47538,7 +47767,7 @@
       <w:r>
         <w:t xml:space="preserve"> </w:t>
       </w:r>
-      <w:hyperlink r:id="rId151">
+      <w:hyperlink r:id="rId154">
         <w:r>
           <w:rPr>
             <w:rStyle w:val="Hyperlink"/>
@@ -47547,8 +47776,8 @@
         </w:r>
       </w:hyperlink>
     </w:p>
-    <w:bookmarkEnd w:id="152"/>
-    <w:bookmarkStart w:id="154" w:name="ref-Minorsky1922"/>
+    <w:bookmarkEnd w:id="155"/>
+    <w:bookmarkStart w:id="157" w:name="ref-Minorsky1922"/>
     <w:p>
       <w:pPr>
         <w:pStyle w:val="Bibliography"/>
@@ -47559,7 +47788,7 @@
       <w:r>
         <w:t xml:space="preserve"> </w:t>
       </w:r>
-      <w:hyperlink r:id="rId153">
+      <w:hyperlink r:id="rId156">
         <w:r>
           <w:rPr>
             <w:rStyle w:val="Hyperlink"/>
@@ -47568,8 +47797,8 @@
         </w:r>
       </w:hyperlink>
     </w:p>
-    <w:bookmarkEnd w:id="154"/>
-    <w:bookmarkStart w:id="156" w:name="ref-Mirjalili2014"/>
+    <w:bookmarkEnd w:id="157"/>
+    <w:bookmarkStart w:id="159" w:name="ref-Mirjalili2014"/>
     <w:p>
       <w:pPr>
         <w:pStyle w:val="Bibliography"/>
@@ -47580,7 +47809,7 @@
       <w:r>
         <w:t xml:space="preserve"> </w:t>
       </w:r>
-      <w:hyperlink r:id="rId155">
+      <w:hyperlink r:id="rId158">
         <w:r>
           <w:rPr>
             <w:rStyle w:val="Hyperlink"/>
@@ -47589,8 +47818,8 @@
         </w:r>
       </w:hyperlink>
     </w:p>
-    <w:bookmarkEnd w:id="156"/>
-    <w:bookmarkStart w:id="158" w:name="ref-NadimiShahraki2021"/>
+    <w:bookmarkEnd w:id="159"/>
+    <w:bookmarkStart w:id="161" w:name="ref-NadimiShahraki2021"/>
     <w:p>
       <w:pPr>
         <w:pStyle w:val="Bibliography"/>
@@ -47601,7 +47830,7 @@
       <w:r>
         <w:t xml:space="preserve"> </w:t>
       </w:r>
-      <w:hyperlink r:id="rId157">
+      <w:hyperlink r:id="rId160">
         <w:r>
           <w:rPr>
             <w:rStyle w:val="Hyperlink"/>
@@ -47610,8 +47839,8 @@
         </w:r>
       </w:hyperlink>
     </w:p>
-    <w:bookmarkEnd w:id="158"/>
-    <w:bookmarkStart w:id="160" w:name="ref-Nanyan2024"/>
+    <w:bookmarkEnd w:id="161"/>
+    <w:bookmarkStart w:id="163" w:name="ref-Nanyan2024"/>
     <w:p>
       <w:pPr>
         <w:pStyle w:val="Bibliography"/>
@@ -47646,7 +47875,7 @@
       <w:r>
         <w:t xml:space="preserve"> </w:t>
       </w:r>
-      <w:hyperlink r:id="rId159">
+      <w:hyperlink r:id="rId162">
         <w:r>
           <w:rPr>
             <w:rStyle w:val="Hyperlink"/>
@@ -47655,8 +47884,8 @@
         </w:r>
       </w:hyperlink>
     </w:p>
-    <w:bookmarkEnd w:id="160"/>
-    <w:bookmarkStart w:id="162" w:name="ref-Neri2012"/>
+    <w:bookmarkEnd w:id="163"/>
+    <w:bookmarkStart w:id="165" w:name="ref-Neri2012"/>
     <w:p>
       <w:pPr>
         <w:pStyle w:val="Bibliography"/>
@@ -47667,7 +47896,7 @@
       <w:r>
         <w:t xml:space="preserve"> </w:t>
       </w:r>
-      <w:hyperlink r:id="rId161">
+      <w:hyperlink r:id="rId164">
         <w:r>
           <w:rPr>
             <w:rStyle w:val="Hyperlink"/>
@@ -47676,8 +47905,8 @@
         </w:r>
       </w:hyperlink>
     </w:p>
-    <w:bookmarkEnd w:id="162"/>
-    <w:bookmarkStart w:id="164" w:name="ref-NeumannBrosig2020"/>
+    <w:bookmarkEnd w:id="165"/>
+    <w:bookmarkStart w:id="167" w:name="ref-NeumannBrosig2020"/>
     <w:p>
       <w:pPr>
         <w:pStyle w:val="Bibliography"/>
@@ -47700,7 +47929,7 @@
       <w:r>
         <w:t xml:space="preserve"> </w:t>
       </w:r>
-      <w:hyperlink r:id="rId163">
+      <w:hyperlink r:id="rId166">
         <w:r>
           <w:rPr>
             <w:rStyle w:val="Hyperlink"/>
@@ -47709,8 +47938,8 @@
         </w:r>
       </w:hyperlink>
     </w:p>
-    <w:bookmarkEnd w:id="164"/>
-    <w:bookmarkStart w:id="166" w:name="ref-Olalla2009"/>
+    <w:bookmarkEnd w:id="167"/>
+    <w:bookmarkStart w:id="169" w:name="ref-Olalla2009"/>
     <w:p>
       <w:pPr>
         <w:pStyle w:val="Bibliography"/>
@@ -47757,7 +47986,7 @@
       <w:r>
         <w:t xml:space="preserve"> </w:t>
       </w:r>
-      <w:hyperlink r:id="rId165">
+      <w:hyperlink r:id="rId168">
         <w:r>
           <w:rPr>
             <w:rStyle w:val="Hyperlink"/>
@@ -47766,8 +47995,8 @@
         </w:r>
       </w:hyperlink>
     </w:p>
-    <w:bookmarkEnd w:id="166"/>
-    <w:bookmarkStart w:id="167" w:name="ref-Peng2007"/>
+    <w:bookmarkEnd w:id="169"/>
+    <w:bookmarkStart w:id="170" w:name="ref-Peng2007"/>
     <w:p>
       <w:pPr>
         <w:pStyle w:val="Bibliography"/>
@@ -47788,8 +48017,8 @@
         <w:t xml:space="preserve">converters. IEEE Transactions on Power Electronics 22, 208–215.</w:t>
       </w:r>
     </w:p>
-    <w:bookmarkEnd w:id="167"/>
-    <w:bookmarkStart w:id="169" w:name="ref-Peterchev2003"/>
+    <w:bookmarkEnd w:id="170"/>
+    <w:bookmarkStart w:id="172" w:name="ref-Peterchev2003"/>
     <w:p>
       <w:pPr>
         <w:pStyle w:val="Bibliography"/>
@@ -47812,7 +48041,7 @@
       <w:r>
         <w:t xml:space="preserve"> </w:t>
       </w:r>
-      <w:hyperlink r:id="rId168">
+      <w:hyperlink r:id="rId171">
         <w:r>
           <w:rPr>
             <w:rStyle w:val="Hyperlink"/>
@@ -47821,8 +48050,8 @@
         </w:r>
       </w:hyperlink>
     </w:p>
-    <w:bookmarkEnd w:id="169"/>
-    <w:bookmarkStart w:id="171" w:name="ref-Poli2007"/>
+    <w:bookmarkEnd w:id="172"/>
+    <w:bookmarkStart w:id="174" w:name="ref-Poli2007"/>
     <w:p>
       <w:pPr>
         <w:pStyle w:val="Bibliography"/>
@@ -47833,7 +48062,7 @@
       <w:r>
         <w:t xml:space="preserve"> </w:t>
       </w:r>
-      <w:hyperlink r:id="rId170">
+      <w:hyperlink r:id="rId173">
         <w:r>
           <w:rPr>
             <w:rStyle w:val="Hyperlink"/>
@@ -47842,8 +48071,8 @@
         </w:r>
       </w:hyperlink>
     </w:p>
-    <w:bookmarkEnd w:id="171"/>
-    <w:bookmarkStart w:id="172" w:name="ref-Rasmussen2006"/>
+    <w:bookmarkEnd w:id="174"/>
+    <w:bookmarkStart w:id="175" w:name="ref-Rasmussen2006"/>
     <w:p>
       <w:pPr>
         <w:pStyle w:val="Bibliography"/>
@@ -47852,8 +48081,8 @@
         <w:t xml:space="preserve">Rasmussen, C.E., Williams, C.K.I., 2006. Gaussian processes for machine learning. MIT Press, Cambridge, MA.</w:t>
       </w:r>
     </w:p>
-    <w:bookmarkEnd w:id="172"/>
-    <w:bookmarkStart w:id="174" w:name="ref-RodriguezMolina2020"/>
+    <w:bookmarkEnd w:id="175"/>
+    <w:bookmarkStart w:id="177" w:name="ref-RodriguezMolina2020"/>
     <w:p>
       <w:pPr>
         <w:pStyle w:val="Bibliography"/>
@@ -47864,7 +48093,7 @@
       <w:r>
         <w:t xml:space="preserve"> </w:t>
       </w:r>
-      <w:hyperlink r:id="rId173">
+      <w:hyperlink r:id="rId176">
         <w:r>
           <w:rPr>
             <w:rStyle w:val="Hyperlink"/>
@@ -47873,8 +48102,8 @@
         </w:r>
       </w:hyperlink>
     </w:p>
-    <w:bookmarkEnd w:id="174"/>
-    <w:bookmarkStart w:id="176" w:name="ref-Safonov1977"/>
+    <w:bookmarkEnd w:id="177"/>
+    <w:bookmarkStart w:id="179" w:name="ref-Safonov1977"/>
     <w:p>
       <w:pPr>
         <w:pStyle w:val="Bibliography"/>
@@ -47897,7 +48126,7 @@
       <w:r>
         <w:t xml:space="preserve"> </w:t>
       </w:r>
-      <w:hyperlink r:id="rId175">
+      <w:hyperlink r:id="rId178">
         <w:r>
           <w:rPr>
             <w:rStyle w:val="Hyperlink"/>
@@ -47906,8 +48135,8 @@
         </w:r>
       </w:hyperlink>
     </w:p>
-    <w:bookmarkEnd w:id="176"/>
-    <w:bookmarkStart w:id="178" w:name="ref-Shahriari2016"/>
+    <w:bookmarkEnd w:id="179"/>
+    <w:bookmarkStart w:id="181" w:name="ref-Shahriari2016"/>
     <w:p>
       <w:pPr>
         <w:pStyle w:val="Bibliography"/>
@@ -47930,7 +48159,7 @@
       <w:r>
         <w:t xml:space="preserve"> </w:t>
       </w:r>
-      <w:hyperlink r:id="rId177">
+      <w:hyperlink r:id="rId180">
         <w:r>
           <w:rPr>
             <w:rStyle w:val="Hyperlink"/>
@@ -47939,8 +48168,8 @@
         </w:r>
       </w:hyperlink>
     </w:p>
-    <w:bookmarkEnd w:id="178"/>
-    <w:bookmarkStart w:id="180" w:name="ref-Siano2014"/>
+    <w:bookmarkEnd w:id="181"/>
+    <w:bookmarkStart w:id="183" w:name="ref-Siano2014"/>
     <w:p>
       <w:pPr>
         <w:pStyle w:val="Bibliography"/>
@@ -47963,7 +48192,7 @@
       <w:r>
         <w:t xml:space="preserve"> </w:t>
       </w:r>
-      <w:hyperlink r:id="rId179">
+      <w:hyperlink r:id="rId182">
         <w:r>
           <w:rPr>
             <w:rStyle w:val="Hyperlink"/>
@@ -47972,8 +48201,8 @@
         </w:r>
       </w:hyperlink>
     </w:p>
-    <w:bookmarkEnd w:id="180"/>
-    <w:bookmarkStart w:id="182" w:name="ref-Siddhartha2018"/>
+    <w:bookmarkEnd w:id="183"/>
+    <w:bookmarkStart w:id="185" w:name="ref-Siddhartha2018"/>
     <w:p>
       <w:pPr>
         <w:pStyle w:val="Bibliography"/>
@@ -48026,7 +48255,7 @@
       <w:r>
         <w:t xml:space="preserve"> </w:t>
       </w:r>
-      <w:hyperlink r:id="rId181">
+      <w:hyperlink r:id="rId184">
         <w:r>
           <w:rPr>
             <w:rStyle w:val="Hyperlink"/>
@@ -48035,8 +48264,8 @@
         </w:r>
       </w:hyperlink>
     </w:p>
-    <w:bookmarkEnd w:id="182"/>
-    <w:bookmarkStart w:id="184" w:name="ref-Sitbon2020"/>
+    <w:bookmarkEnd w:id="185"/>
+    <w:bookmarkStart w:id="187" w:name="ref-Sitbon2020"/>
     <w:p>
       <w:pPr>
         <w:pStyle w:val="Bibliography"/>
@@ -48047,7 +48276,7 @@
       <w:r>
         <w:t xml:space="preserve"> </w:t>
       </w:r>
-      <w:hyperlink r:id="rId183">
+      <w:hyperlink r:id="rId186">
         <w:r>
           <w:rPr>
             <w:rStyle w:val="Hyperlink"/>
@@ -48056,8 +48285,8 @@
         </w:r>
       </w:hyperlink>
     </w:p>
-    <w:bookmarkEnd w:id="184"/>
-    <w:bookmarkStart w:id="186" w:name="ref-Snoek2012"/>
+    <w:bookmarkEnd w:id="187"/>
+    <w:bookmarkStart w:id="189" w:name="ref-Snoek2012"/>
     <w:p>
       <w:pPr>
         <w:pStyle w:val="Bibliography"/>
@@ -48068,7 +48297,7 @@
       <w:r>
         <w:t xml:space="preserve"> </w:t>
       </w:r>
-      <w:hyperlink r:id="rId185">
+      <w:hyperlink r:id="rId188">
         <w:r>
           <w:rPr>
             <w:rStyle w:val="Hyperlink"/>
@@ -48104,8 +48333,8 @@
         <w:t xml:space="preserve">, in: Advances in Neural Information Processing Systems.</w:t>
       </w:r>
     </w:p>
-    <w:bookmarkEnd w:id="186"/>
-    <w:bookmarkStart w:id="188" w:name="ref-Sorensen2015"/>
+    <w:bookmarkEnd w:id="189"/>
+    <w:bookmarkStart w:id="191" w:name="ref-Sorensen2015"/>
     <w:p>
       <w:pPr>
         <w:pStyle w:val="Bibliography"/>
@@ -48116,7 +48345,7 @@
       <w:r>
         <w:t xml:space="preserve"> </w:t>
       </w:r>
-      <w:hyperlink r:id="rId187">
+      <w:hyperlink r:id="rId190">
         <w:r>
           <w:rPr>
             <w:rStyle w:val="Hyperlink"/>
@@ -48125,8 +48354,8 @@
         </w:r>
       </w:hyperlink>
     </w:p>
-    <w:bookmarkEnd w:id="188"/>
-    <w:bookmarkStart w:id="190" w:name="ref-ST2023"/>
+    <w:bookmarkEnd w:id="191"/>
+    <w:bookmarkStart w:id="193" w:name="ref-ST2023"/>
     <w:p>
       <w:pPr>
         <w:pStyle w:val="Bibliography"/>
@@ -48137,7 +48366,7 @@
       <w:r>
         <w:t xml:space="preserve"> </w:t>
       </w:r>
-      <w:hyperlink r:id="rId189">
+      <w:hyperlink r:id="rId192">
         <w:r>
           <w:rPr>
             <w:rStyle w:val="Hyperlink"/>
@@ -48221,8 +48450,8 @@
         <w:t xml:space="preserve">.</w:t>
       </w:r>
     </w:p>
-    <w:bookmarkEnd w:id="190"/>
-    <w:bookmarkStart w:id="192" w:name="ref-Sun2001"/>
+    <w:bookmarkEnd w:id="193"/>
+    <w:bookmarkStart w:id="195" w:name="ref-Sun2001"/>
     <w:p>
       <w:pPr>
         <w:pStyle w:val="Bibliography"/>
@@ -48245,7 +48474,7 @@
       <w:r>
         <w:t xml:space="preserve"> </w:t>
       </w:r>
-      <w:hyperlink r:id="rId191">
+      <w:hyperlink r:id="rId194">
         <w:r>
           <w:rPr>
             <w:rStyle w:val="Hyperlink"/>
@@ -48254,8 +48483,8 @@
         </w:r>
       </w:hyperlink>
     </w:p>
-    <w:bookmarkEnd w:id="192"/>
-    <w:bookmarkStart w:id="193" w:name="ref-Tan2008"/>
+    <w:bookmarkEnd w:id="195"/>
+    <w:bookmarkStart w:id="196" w:name="ref-Tan2008"/>
     <w:p>
       <w:pPr>
         <w:pStyle w:val="Bibliography"/>
@@ -48276,8 +48505,8 @@
         <w:t xml:space="preserve">converters. IEEE Transactions on Industrial Electronics 55, 1160–1174.</w:t>
       </w:r>
     </w:p>
-    <w:bookmarkEnd w:id="193"/>
-    <w:bookmarkStart w:id="195" w:name="ref-ValenciaRivera2024"/>
+    <w:bookmarkEnd w:id="196"/>
+    <w:bookmarkStart w:id="198" w:name="ref-ValenciaRivera2024"/>
     <w:p>
       <w:pPr>
         <w:pStyle w:val="Bibliography"/>
@@ -48288,7 +48517,7 @@
       <w:r>
         <w:t xml:space="preserve"> </w:t>
       </w:r>
-      <w:hyperlink r:id="rId194">
+      <w:hyperlink r:id="rId197">
         <w:r>
           <w:rPr>
             <w:rStyle w:val="Hyperlink"/>
@@ -48297,8 +48526,8 @@
         </w:r>
       </w:hyperlink>
     </w:p>
-    <w:bookmarkEnd w:id="195"/>
-    <w:bookmarkStart w:id="197" w:name="ref-Wolpert1997"/>
+    <w:bookmarkEnd w:id="198"/>
+    <w:bookmarkStart w:id="200" w:name="ref-Wolpert1997"/>
     <w:p>
       <w:pPr>
         <w:pStyle w:val="Bibliography"/>
@@ -48309,7 +48538,7 @@
       <w:r>
         <w:t xml:space="preserve"> </w:t>
       </w:r>
-      <w:hyperlink r:id="rId196">
+      <w:hyperlink r:id="rId199">
         <w:r>
           <w:rPr>
             <w:rStyle w:val="Hyperlink"/>
@@ -48318,8 +48547,8 @@
         </w:r>
       </w:hyperlink>
     </w:p>
-    <w:bookmarkEnd w:id="197"/>
-    <w:bookmarkStart w:id="199" w:name="ref-Young1972"/>
+    <w:bookmarkEnd w:id="200"/>
+    <w:bookmarkStart w:id="202" w:name="ref-Young1972"/>
     <w:p>
       <w:pPr>
         <w:pStyle w:val="Bibliography"/>
@@ -48330,7 +48559,7 @@
       <w:r>
         <w:t xml:space="preserve"> </w:t>
       </w:r>
-      <w:hyperlink r:id="rId198">
+      <w:hyperlink r:id="rId201">
         <w:r>
           <w:rPr>
             <w:rStyle w:val="Hyperlink"/>
@@ -48339,8 +48568,8 @@
         </w:r>
       </w:hyperlink>
     </w:p>
-    <w:bookmarkEnd w:id="199"/>
-    <w:bookmarkStart w:id="201" w:name="ref-Ziegler1942"/>
+    <w:bookmarkEnd w:id="202"/>
+    <w:bookmarkStart w:id="204" w:name="ref-Ziegler1942"/>
     <w:p>
       <w:pPr>
         <w:pStyle w:val="Bibliography"/>
@@ -48351,7 +48580,7 @@
       <w:r>
         <w:t xml:space="preserve"> </w:t>
       </w:r>
-      <w:hyperlink r:id="rId200">
+      <w:hyperlink r:id="rId203">
         <w:r>
           <w:rPr>
             <w:rStyle w:val="Hyperlink"/>
@@ -48360,9 +48589,9 @@
         </w:r>
       </w:hyperlink>
     </w:p>
-    <w:bookmarkEnd w:id="201"/>
-    <w:bookmarkEnd w:id="202"/>
-    <w:bookmarkEnd w:id="203"/>
+    <w:bookmarkEnd w:id="204"/>
+    <w:bookmarkEnd w:id="205"/>
+    <w:bookmarkEnd w:id="206"/>
     <w:sectPr>
       <w:footerReference w:type="default" r:id="rIdFooter1"/>
       <w:footnotePr>
